--- a/docs/Custom_Modules_Feature_List_UserGuide_TestScenarios.docx
+++ b/docs/Custom_Modules_Feature_List_UserGuide_TestScenarios.docx
@@ -102,7 +102,7 @@
                 <w:b w:val="0"/>
                 <w:sz w:val="20"/>
               </w:rPr>
-              <w:t>11 modul companion + integrasi modul standar Odoo 19</w:t>
+              <w:t>12 modul companion + integrasi modul standar Odoo 19</w:t>
             </w:r>
           </w:p>
         </w:tc>
@@ -814,6 +814,53 @@
                 <w:sz w:val="17"/>
               </w:rPr>
               <w:t>documents</w:t>
+            </w:r>
+          </w:p>
+        </w:tc>
+      </w:tr>
+      <w:tr>
+        <w:tc>
+          <w:tcPr>
+            <w:tcW w:type="dxa" w:w="3312"/>
+          </w:tcPr>
+          <w:p>
+            <w:r/>
+            <w:r>
+              <w:rPr>
+                <w:b/>
+                <w:sz w:val="17"/>
+              </w:rPr>
+              <w:t>rental_management_asset</w:t>
+            </w:r>
+          </w:p>
+        </w:tc>
+        <w:tc>
+          <w:tcPr>
+            <w:tcW w:type="dxa" w:w="4320"/>
+          </w:tcPr>
+          <w:p>
+            <w:r/>
+            <w:r>
+              <w:rPr>
+                <w:b w:val="0"/>
+                <w:sz w:val="17"/>
+              </w:rPr>
+              <w:t>Fixed Asset: penyusutan (linear/declining) + revaluation + sync CORETAX L9</w:t>
+            </w:r>
+          </w:p>
+        </w:tc>
+        <w:tc>
+          <w:tcPr>
+            <w:tcW w:type="dxa" w:w="2016"/>
+          </w:tcPr>
+          <w:p>
+            <w:r/>
+            <w:r>
+              <w:rPr>
+                <w:b w:val="0"/>
+                <w:sz w:val="17"/>
+              </w:rPr>
+              <w:t>account</w:t>
             </w:r>
           </w:p>
         </w:tc>
@@ -7285,7 +7332,774 @@
           <w:color w:val="1F3964"/>
           <w:sz w:val="30"/>
         </w:rPr>
-        <w:t>13. Skenario Test End-to-End (Alur Lengkap)</w:t>
+        <w:t>13. Modul: Fixed Assets, Depreciation &amp; Revaluation</w:t>
+      </w:r>
+    </w:p>
+    <w:p>
+      <w:pPr>
+        <w:spacing w:after="120"/>
+      </w:pPr>
+      <w:r>
+        <w:rPr>
+          <w:b w:val="0"/>
+          <w:i/>
+          <w:color w:val="555555"/>
+          <w:sz w:val="21"/>
+        </w:rPr>
+        <w:t>Nama teknis: rental_management_asset — Menu: Properties → Fixed Assets.</w:t>
+      </w:r>
+    </w:p>
+    <w:p>
+      <w:pPr>
+        <w:pStyle w:val="Heading2"/>
+      </w:pPr>
+      <w:r>
+        <w:rPr>
+          <w:color w:val="006A4E"/>
+          <w:sz w:val="25"/>
+        </w:rPr>
+        <w:t>13.1 Daftar Fitur</w:t>
+      </w:r>
+    </w:p>
+    <w:tbl>
+      <w:tblPr>
+        <w:tblStyle w:val="TableGrid"/>
+        <w:tblW w:type="auto" w:w="0"/>
+        <w:tblLook w:firstColumn="1" w:firstRow="1" w:lastColumn="0" w:lastRow="0" w:noHBand="0" w:noVBand="1" w:val="04A0"/>
+      </w:tblPr>
+      <w:tblGrid>
+        <w:gridCol w:w="4320"/>
+        <w:gridCol w:w="4320"/>
+      </w:tblGrid>
+      <w:tr>
+        <w:tc>
+          <w:tcPr>
+            <w:tcW w:type="dxa" w:w="4320"/>
+            <w:shd w:val="clear" w:color="auto" w:fill="006A4E"/>
+          </w:tcPr>
+          <w:p>
+            <w:r/>
+            <w:r>
+              <w:rPr>
+                <w:b/>
+                <w:color w:val="FFFFFF"/>
+                <w:sz w:val="18"/>
+              </w:rPr>
+              <w:t>Fitur</w:t>
+            </w:r>
+          </w:p>
+        </w:tc>
+        <w:tc>
+          <w:tcPr>
+            <w:tcW w:type="dxa" w:w="4320"/>
+            <w:shd w:val="clear" w:color="auto" w:fill="006A4E"/>
+          </w:tcPr>
+          <w:p>
+            <w:r/>
+            <w:r>
+              <w:rPr>
+                <w:b/>
+                <w:color w:val="FFFFFF"/>
+                <w:sz w:val="18"/>
+              </w:rPr>
+              <w:t>Deskripsi</w:t>
+            </w:r>
+          </w:p>
+        </w:tc>
+      </w:tr>
+      <w:tr>
+        <w:tc>
+          <w:tcPr>
+            <w:tcW w:type="dxa" w:w="3024"/>
+          </w:tcPr>
+          <w:p>
+            <w:r/>
+            <w:r>
+              <w:rPr>
+                <w:b/>
+                <w:sz w:val="18"/>
+              </w:rPr>
+              <w:t>Asset Register</w:t>
+            </w:r>
+          </w:p>
+        </w:tc>
+        <w:tc>
+          <w:tcPr>
+            <w:tcW w:type="dxa" w:w="6624"/>
+          </w:tcPr>
+          <w:p>
+            <w:r/>
+            <w:r>
+              <w:rPr>
+                <w:b w:val="0"/>
+                <w:sz w:val="18"/>
+              </w:rPr>
+              <w:t>Aset terhubung properti: nilai perolehan, salvage, metode, jumlah &amp; periode penyusutan, akun &amp; jurnal.</w:t>
+            </w:r>
+          </w:p>
+        </w:tc>
+      </w:tr>
+      <w:tr>
+        <w:tc>
+          <w:tcPr>
+            <w:tcW w:type="dxa" w:w="3024"/>
+          </w:tcPr>
+          <w:p>
+            <w:r/>
+            <w:r>
+              <w:rPr>
+                <w:b/>
+                <w:sz w:val="18"/>
+              </w:rPr>
+              <w:t>Depreciation Board</w:t>
+            </w:r>
+          </w:p>
+        </w:tc>
+        <w:tc>
+          <w:tcPr>
+            <w:tcW w:type="dxa" w:w="6624"/>
+          </w:tcPr>
+          <w:p>
+            <w:r/>
+            <w:r>
+              <w:rPr>
+                <w:b w:val="0"/>
+                <w:sz w:val="18"/>
+              </w:rPr>
+              <w:t>Jadwal penyusutan Garis Lurus / Saldo Menurun; posting jurnal Dr Beban / Cr Akumulasi, ber-tag properti.</w:t>
+            </w:r>
+          </w:p>
+        </w:tc>
+      </w:tr>
+      <w:tr>
+        <w:tc>
+          <w:tcPr>
+            <w:tcW w:type="dxa" w:w="3024"/>
+          </w:tcPr>
+          <w:p>
+            <w:r/>
+            <w:r>
+              <w:rPr>
+                <w:b/>
+                <w:sz w:val="18"/>
+              </w:rPr>
+              <w:t>Auto-post (Cron)</w:t>
+            </w:r>
+          </w:p>
+        </w:tc>
+        <w:tc>
+          <w:tcPr>
+            <w:tcW w:type="dxa" w:w="6624"/>
+          </w:tcPr>
+          <w:p>
+            <w:r/>
+            <w:r>
+              <w:rPr>
+                <w:b w:val="0"/>
+                <w:sz w:val="18"/>
+              </w:rPr>
+              <w:t>Cron harian memposting baris penyusutan yang jatuh tempo.</w:t>
+            </w:r>
+          </w:p>
+        </w:tc>
+      </w:tr>
+      <w:tr>
+        <w:tc>
+          <w:tcPr>
+            <w:tcW w:type="dxa" w:w="3024"/>
+          </w:tcPr>
+          <w:p>
+            <w:r/>
+            <w:r>
+              <w:rPr>
+                <w:b/>
+                <w:sz w:val="18"/>
+              </w:rPr>
+              <w:t>Revaluation</w:t>
+            </w:r>
+          </w:p>
+        </w:tc>
+        <w:tc>
+          <w:tcPr>
+            <w:tcW w:type="dxa" w:w="6624"/>
+          </w:tcPr>
+          <w:p>
+            <w:r/>
+            <w:r>
+              <w:rPr>
+                <w:b w:val="0"/>
+                <w:sz w:val="18"/>
+              </w:rPr>
+              <w:t>Revaluasi naik/turun: posting ke Revaluation Reserve + recompute prospektif sisa board.</w:t>
+            </w:r>
+          </w:p>
+        </w:tc>
+      </w:tr>
+      <w:tr>
+        <w:tc>
+          <w:tcPr>
+            <w:tcW w:type="dxa" w:w="3024"/>
+          </w:tcPr>
+          <w:p>
+            <w:r/>
+            <w:r>
+              <w:rPr>
+                <w:b/>
+                <w:sz w:val="18"/>
+              </w:rPr>
+              <w:t>Sync CORETAX L9</w:t>
+            </w:r>
+          </w:p>
+        </w:tc>
+        <w:tc>
+          <w:tcPr>
+            <w:tcW w:type="dxa" w:w="6624"/>
+          </w:tcPr>
+          <w:p>
+            <w:r/>
+            <w:r>
+              <w:rPr>
+                <w:b w:val="0"/>
+                <w:sz w:val="18"/>
+              </w:rPr>
+              <w:t>Buat entri register penyusutan CORETAX L9 dari aset (bila modul coretax terpasang).</w:t>
+            </w:r>
+          </w:p>
+        </w:tc>
+      </w:tr>
+    </w:tbl>
+    <w:p/>
+    <w:p>
+      <w:pPr>
+        <w:pStyle w:val="Heading2"/>
+      </w:pPr>
+      <w:r>
+        <w:rPr>
+          <w:color w:val="006A4E"/>
+          <w:sz w:val="25"/>
+        </w:rPr>
+        <w:t>13.2 User Guide</w:t>
+      </w:r>
+    </w:p>
+    <w:p>
+      <w:pPr>
+        <w:pStyle w:val="ListNumber"/>
+      </w:pPr>
+      <w:r>
+        <w:t>Properties → Fixed Assets → New: isi properti, tanggal &amp; nilai perolehan, salvage, metode, jumlah/periode, akun &amp; jurnal.</w:t>
+      </w:r>
+    </w:p>
+    <w:p>
+      <w:pPr>
+        <w:pStyle w:val="ListNumber"/>
+      </w:pPr>
+      <w:r>
+        <w:t>Klik Compute Depreciation → tinjau board → Confirm (state Running).</w:t>
+      </w:r>
+    </w:p>
+    <w:p>
+      <w:pPr>
+        <w:pStyle w:val="ListNumber"/>
+      </w:pPr>
+      <w:r>
+        <w:t>Klik Post Due Depreciation (atau biarkan cron harian).</w:t>
+      </w:r>
+    </w:p>
+    <w:p>
+      <w:pPr>
+        <w:pStyle w:val="ListNumber"/>
+      </w:pPr>
+      <w:r>
+        <w:t>Untuk revaluasi: tambah baris Revaluation (+/-) → Post Revaluations (board sisa dihitung ulang atas nilai buku baru).</w:t>
+      </w:r>
+    </w:p>
+    <w:p>
+      <w:pPr>
+        <w:pStyle w:val="ListNumber"/>
+      </w:pPr>
+      <w:r>
+        <w:t>Klik Sync CORETAX L9 untuk mendorong aset ke register penyusutan tahunan.</w:t>
+      </w:r>
+    </w:p>
+    <w:p>
+      <w:pPr>
+        <w:pStyle w:val="Heading2"/>
+      </w:pPr>
+      <w:r>
+        <w:rPr>
+          <w:color w:val="006A4E"/>
+          <w:sz w:val="25"/>
+        </w:rPr>
+        <w:t>13.3 Skenario Test</w:t>
+      </w:r>
+    </w:p>
+    <w:tbl>
+      <w:tblPr>
+        <w:tblStyle w:val="TableGrid"/>
+        <w:tblW w:type="auto" w:w="0"/>
+        <w:jc w:val="center"/>
+        <w:tblLook w:firstColumn="1" w:firstRow="1" w:lastColumn="0" w:lastRow="0" w:noHBand="0" w:noVBand="1" w:val="04A0"/>
+      </w:tblPr>
+      <w:tblGrid>
+        <w:gridCol w:w="2160"/>
+        <w:gridCol w:w="2160"/>
+        <w:gridCol w:w="2160"/>
+        <w:gridCol w:w="2160"/>
+      </w:tblGrid>
+      <w:tr>
+        <w:tc>
+          <w:tcPr>
+            <w:tcW w:type="dxa" w:w="2160"/>
+            <w:shd w:val="clear" w:color="auto" w:fill="1F3964"/>
+          </w:tcPr>
+          <w:p>
+            <w:r/>
+            <w:r>
+              <w:rPr>
+                <w:b/>
+                <w:color w:val="FFFFFF"/>
+                <w:sz w:val="18"/>
+              </w:rPr>
+              <w:t>ID</w:t>
+            </w:r>
+          </w:p>
+        </w:tc>
+        <w:tc>
+          <w:tcPr>
+            <w:tcW w:type="dxa" w:w="2160"/>
+            <w:shd w:val="clear" w:color="auto" w:fill="1F3964"/>
+          </w:tcPr>
+          <w:p>
+            <w:r/>
+            <w:r>
+              <w:rPr>
+                <w:b/>
+                <w:color w:val="FFFFFF"/>
+                <w:sz w:val="18"/>
+              </w:rPr>
+              <w:t>Skenario</w:t>
+            </w:r>
+          </w:p>
+        </w:tc>
+        <w:tc>
+          <w:tcPr>
+            <w:tcW w:type="dxa" w:w="2160"/>
+            <w:shd w:val="clear" w:color="auto" w:fill="1F3964"/>
+          </w:tcPr>
+          <w:p>
+            <w:r/>
+            <w:r>
+              <w:rPr>
+                <w:b/>
+                <w:color w:val="FFFFFF"/>
+                <w:sz w:val="18"/>
+              </w:rPr>
+              <w:t>Langkah</w:t>
+            </w:r>
+          </w:p>
+        </w:tc>
+        <w:tc>
+          <w:tcPr>
+            <w:tcW w:type="dxa" w:w="2160"/>
+            <w:shd w:val="clear" w:color="auto" w:fill="1F3964"/>
+          </w:tcPr>
+          <w:p>
+            <w:r/>
+            <w:r>
+              <w:rPr>
+                <w:b/>
+                <w:color w:val="FFFFFF"/>
+                <w:sz w:val="18"/>
+              </w:rPr>
+              <w:t>Hasil yang Diharapkan</w:t>
+            </w:r>
+          </w:p>
+        </w:tc>
+      </w:tr>
+      <w:tr>
+        <w:tc>
+          <w:tcPr>
+            <w:tcW w:type="dxa" w:w="720"/>
+          </w:tcPr>
+          <w:p>
+            <w:r/>
+            <w:r>
+              <w:rPr>
+                <w:b/>
+                <w:sz w:val="17"/>
+              </w:rPr>
+              <w:t>AS-01</w:t>
+            </w:r>
+          </w:p>
+        </w:tc>
+        <w:tc>
+          <w:tcPr>
+            <w:tcW w:type="dxa" w:w="2160"/>
+          </w:tcPr>
+          <w:p>
+            <w:r/>
+            <w:r>
+              <w:rPr>
+                <w:b w:val="0"/>
+                <w:sz w:val="17"/>
+              </w:rPr>
+              <w:t>Board garis lurus</w:t>
+            </w:r>
+          </w:p>
+        </w:tc>
+        <w:tc>
+          <w:tcPr>
+            <w:tcW w:type="dxa" w:w="3744"/>
+          </w:tcPr>
+          <w:p>
+            <w:r/>
+            <w:r>
+              <w:rPr>
+                <w:b w:val="0"/>
+                <w:sz w:val="17"/>
+              </w:rPr>
+              <w:t>Aset 10jt, salvage 0, linear, jumlah=5, periode=12. Compute Depreciation.</w:t>
+            </w:r>
+          </w:p>
+        </w:tc>
+        <w:tc>
+          <w:tcPr>
+            <w:tcW w:type="dxa" w:w="3024"/>
+          </w:tcPr>
+          <w:p>
+            <w:r/>
+            <w:r>
+              <w:rPr>
+                <w:b w:val="0"/>
+                <w:sz w:val="17"/>
+              </w:rPr>
+              <w:t>5 baris @ 2jt; akumulasi akhir = 10jt; remaining akhir = 0.</w:t>
+            </w:r>
+          </w:p>
+        </w:tc>
+      </w:tr>
+      <w:tr>
+        <w:tc>
+          <w:tcPr>
+            <w:tcW w:type="dxa" w:w="720"/>
+          </w:tcPr>
+          <w:p>
+            <w:r/>
+            <w:r>
+              <w:rPr>
+                <w:b/>
+                <w:sz w:val="17"/>
+              </w:rPr>
+              <w:t>AS-02</w:t>
+            </w:r>
+          </w:p>
+        </w:tc>
+        <w:tc>
+          <w:tcPr>
+            <w:tcW w:type="dxa" w:w="2160"/>
+          </w:tcPr>
+          <w:p>
+            <w:r/>
+            <w:r>
+              <w:rPr>
+                <w:b w:val="0"/>
+                <w:sz w:val="17"/>
+              </w:rPr>
+              <w:t>Posting penyusutan</w:t>
+            </w:r>
+          </w:p>
+        </w:tc>
+        <w:tc>
+          <w:tcPr>
+            <w:tcW w:type="dxa" w:w="3744"/>
+          </w:tcPr>
+          <w:p>
+            <w:r/>
+            <w:r>
+              <w:rPr>
+                <w:b w:val="0"/>
+                <w:sz w:val="17"/>
+              </w:rPr>
+              <w:t>Confirm; set tanggal baris ≤ hari ini; Post Due Depreciation.</w:t>
+            </w:r>
+          </w:p>
+        </w:tc>
+        <w:tc>
+          <w:tcPr>
+            <w:tcW w:type="dxa" w:w="3024"/>
+          </w:tcPr>
+          <w:p>
+            <w:r/>
+            <w:r>
+              <w:rPr>
+                <w:b w:val="0"/>
+                <w:sz w:val="17"/>
+              </w:rPr>
+              <w:t>Jurnal Dr Beban/Cr Akumulasi terbuat &amp; posted; ber-tag properti (analytic).</w:t>
+            </w:r>
+          </w:p>
+        </w:tc>
+      </w:tr>
+      <w:tr>
+        <w:tc>
+          <w:tcPr>
+            <w:tcW w:type="dxa" w:w="720"/>
+          </w:tcPr>
+          <w:p>
+            <w:r/>
+            <w:r>
+              <w:rPr>
+                <w:b/>
+                <w:sz w:val="17"/>
+              </w:rPr>
+              <w:t>AS-03</w:t>
+            </w:r>
+          </w:p>
+        </w:tc>
+        <w:tc>
+          <w:tcPr>
+            <w:tcW w:type="dxa" w:w="2160"/>
+          </w:tcPr>
+          <w:p>
+            <w:r/>
+            <w:r>
+              <w:rPr>
+                <w:b w:val="0"/>
+                <w:sz w:val="17"/>
+              </w:rPr>
+              <w:t>Saldo menurun</w:t>
+            </w:r>
+          </w:p>
+        </w:tc>
+        <w:tc>
+          <w:tcPr>
+            <w:tcW w:type="dxa" w:w="3744"/>
+          </w:tcPr>
+          <w:p>
+            <w:r/>
+            <w:r>
+              <w:rPr>
+                <w:b w:val="0"/>
+                <w:sz w:val="17"/>
+              </w:rPr>
+              <w:t>Aset declining, factor=2, jumlah=5. Compute.</w:t>
+            </w:r>
+          </w:p>
+        </w:tc>
+        <w:tc>
+          <w:tcPr>
+            <w:tcW w:type="dxa" w:w="3024"/>
+          </w:tcPr>
+          <w:p>
+            <w:r/>
+            <w:r>
+              <w:rPr>
+                <w:b w:val="0"/>
+                <w:sz w:val="17"/>
+              </w:rPr>
+              <w:t>Nominal menurun tiap periode; baris terakhir menutup ke salvage.</w:t>
+            </w:r>
+          </w:p>
+        </w:tc>
+      </w:tr>
+      <w:tr>
+        <w:tc>
+          <w:tcPr>
+            <w:tcW w:type="dxa" w:w="720"/>
+          </w:tcPr>
+          <w:p>
+            <w:r/>
+            <w:r>
+              <w:rPr>
+                <w:b/>
+                <w:sz w:val="17"/>
+              </w:rPr>
+              <w:t>AS-04</w:t>
+            </w:r>
+          </w:p>
+        </w:tc>
+        <w:tc>
+          <w:tcPr>
+            <w:tcW w:type="dxa" w:w="2160"/>
+          </w:tcPr>
+          <w:p>
+            <w:r/>
+            <w:r>
+              <w:rPr>
+                <w:b w:val="0"/>
+                <w:sz w:val="17"/>
+              </w:rPr>
+              <w:t>Revaluation naik</w:t>
+            </w:r>
+          </w:p>
+        </w:tc>
+        <w:tc>
+          <w:tcPr>
+            <w:tcW w:type="dxa" w:w="3744"/>
+          </w:tcPr>
+          <w:p>
+            <w:r/>
+            <w:r>
+              <w:rPr>
+                <w:b w:val="0"/>
+                <w:sz w:val="17"/>
+              </w:rPr>
+              <w:t>Tambah revaluation +5jt → Post Revaluations.</w:t>
+            </w:r>
+          </w:p>
+        </w:tc>
+        <w:tc>
+          <w:tcPr>
+            <w:tcW w:type="dxa" w:w="3024"/>
+          </w:tcPr>
+          <w:p>
+            <w:r/>
+            <w:r>
+              <w:rPr>
+                <w:b w:val="0"/>
+                <w:sz w:val="17"/>
+              </w:rPr>
+              <w:t>Jurnal Dr Aset/Cr Reserve 5jt; gross_value naik; sisa board dihitung ulang atas nilai buku baru.</w:t>
+            </w:r>
+          </w:p>
+        </w:tc>
+      </w:tr>
+      <w:tr>
+        <w:tc>
+          <w:tcPr>
+            <w:tcW w:type="dxa" w:w="720"/>
+          </w:tcPr>
+          <w:p>
+            <w:r/>
+            <w:r>
+              <w:rPr>
+                <w:b/>
+                <w:sz w:val="17"/>
+              </w:rPr>
+              <w:t>AS-05</w:t>
+            </w:r>
+          </w:p>
+        </w:tc>
+        <w:tc>
+          <w:tcPr>
+            <w:tcW w:type="dxa" w:w="2160"/>
+          </w:tcPr>
+          <w:p>
+            <w:r/>
+            <w:r>
+              <w:rPr>
+                <w:b w:val="0"/>
+                <w:sz w:val="17"/>
+              </w:rPr>
+              <w:t>Revaluation turun</w:t>
+            </w:r>
+          </w:p>
+        </w:tc>
+        <w:tc>
+          <w:tcPr>
+            <w:tcW w:type="dxa" w:w="3744"/>
+          </w:tcPr>
+          <w:p>
+            <w:r/>
+            <w:r>
+              <w:rPr>
+                <w:b w:val="0"/>
+                <w:sz w:val="17"/>
+              </w:rPr>
+              <w:t>Tambah revaluation −2jt → Post Revaluations.</w:t>
+            </w:r>
+          </w:p>
+        </w:tc>
+        <w:tc>
+          <w:tcPr>
+            <w:tcW w:type="dxa" w:w="3024"/>
+          </w:tcPr>
+          <w:p>
+            <w:r/>
+            <w:r>
+              <w:rPr>
+                <w:b w:val="0"/>
+                <w:sz w:val="17"/>
+              </w:rPr>
+              <w:t>Jurnal Dr Reserve/Cr Aset 2jt; gross_value turun; board ter-recompute.</w:t>
+            </w:r>
+          </w:p>
+        </w:tc>
+      </w:tr>
+      <w:tr>
+        <w:tc>
+          <w:tcPr>
+            <w:tcW w:type="dxa" w:w="720"/>
+          </w:tcPr>
+          <w:p>
+            <w:r/>
+            <w:r>
+              <w:rPr>
+                <w:b/>
+                <w:sz w:val="17"/>
+              </w:rPr>
+              <w:t>AS-06</w:t>
+            </w:r>
+          </w:p>
+        </w:tc>
+        <w:tc>
+          <w:tcPr>
+            <w:tcW w:type="dxa" w:w="2160"/>
+          </w:tcPr>
+          <w:p>
+            <w:r/>
+            <w:r>
+              <w:rPr>
+                <w:b w:val="0"/>
+                <w:sz w:val="17"/>
+              </w:rPr>
+              <w:t>Sync CORETAX L9</w:t>
+            </w:r>
+          </w:p>
+        </w:tc>
+        <w:tc>
+          <w:tcPr>
+            <w:tcW w:type="dxa" w:w="3744"/>
+          </w:tcPr>
+          <w:p>
+            <w:r/>
+            <w:r>
+              <w:rPr>
+                <w:b w:val="0"/>
+                <w:sz w:val="17"/>
+              </w:rPr>
+              <w:t>Klik Sync CORETAX L9 (modul coretax terpasang).</w:t>
+            </w:r>
+          </w:p>
+        </w:tc>
+        <w:tc>
+          <w:tcPr>
+            <w:tcW w:type="dxa" w:w="3024"/>
+          </w:tcPr>
+          <w:p>
+            <w:r/>
+            <w:r>
+              <w:rPr>
+                <w:b w:val="0"/>
+                <w:sz w:val="17"/>
+              </w:rPr>
+              <w:t>Entri coretax.asset.depreciation terbuat dengan nilai perolehan, remaining, penyusutan tahun berjalan.</w:t>
+            </w:r>
+          </w:p>
+        </w:tc>
+      </w:tr>
+    </w:tbl>
+    <w:p/>
+    <w:p>
+      <w:pPr>
+        <w:pStyle w:val="Heading1"/>
+      </w:pPr>
+      <w:r>
+        <w:rPr>
+          <w:color w:val="1F3964"/>
+          <w:sz w:val="30"/>
+        </w:rPr>
+        <w:t>14. Skenario Test End-to-End (Alur Lengkap)</w:t>
       </w:r>
     </w:p>
     <w:p>

--- a/docs/Custom_Modules_Feature_List_UserGuide_TestScenarios.docx
+++ b/docs/Custom_Modules_Feature_List_UserGuide_TestScenarios.docx
@@ -102,7 +102,7 @@
                 <w:b w:val="0"/>
                 <w:sz w:val="20"/>
               </w:rPr>
-              <w:t>12 modul companion + integrasi modul standar Odoo 19</w:t>
+              <w:t>26 modul companion + integrasi modul standar Odoo 19</w:t>
             </w:r>
           </w:p>
         </w:tc>
@@ -861,6 +861,664 @@
                 <w:sz w:val="17"/>
               </w:rPr>
               <w:t>account</w:t>
+            </w:r>
+          </w:p>
+        </w:tc>
+      </w:tr>
+      <w:tr>
+        <w:tc>
+          <w:tcPr>
+            <w:tcW w:type="dxa" w:w="3312"/>
+          </w:tcPr>
+          <w:p>
+            <w:r/>
+            <w:r>
+              <w:rPr>
+                <w:b/>
+                <w:sz w:val="17"/>
+              </w:rPr>
+              <w:t>rental_management_document_ce</w:t>
+            </w:r>
+          </w:p>
+        </w:tc>
+        <w:tc>
+          <w:tcPr>
+            <w:tcW w:type="dxa" w:w="4320"/>
+          </w:tcPr>
+          <w:p>
+            <w:r/>
+            <w:r>
+              <w:rPr>
+                <w:b w:val="0"/>
+                <w:sz w:val="17"/>
+              </w:rPr>
+              <w:t>Register lampiran per properti (fallback Community untuk Documents)</w:t>
+            </w:r>
+          </w:p>
+        </w:tc>
+        <w:tc>
+          <w:tcPr>
+            <w:tcW w:type="dxa" w:w="2016"/>
+          </w:tcPr>
+          <w:p>
+            <w:r/>
+            <w:r>
+              <w:rPr>
+                <w:b w:val="0"/>
+                <w:sz w:val="17"/>
+              </w:rPr>
+              <w:t>rental_management</w:t>
+            </w:r>
+          </w:p>
+        </w:tc>
+      </w:tr>
+      <w:tr>
+        <w:tc>
+          <w:tcPr>
+            <w:tcW w:type="dxa" w:w="3312"/>
+          </w:tcPr>
+          <w:p>
+            <w:r/>
+            <w:r>
+              <w:rPr>
+                <w:b/>
+                <w:sz w:val="17"/>
+              </w:rPr>
+              <w:t>rental_management_owner_portal</w:t>
+            </w:r>
+          </w:p>
+        </w:tc>
+        <w:tc>
+          <w:tcPr>
+            <w:tcW w:type="dxa" w:w="4320"/>
+          </w:tcPr>
+          <w:p>
+            <w:r/>
+            <w:r>
+              <w:rPr>
+                <w:b w:val="0"/>
+                <w:sz w:val="17"/>
+              </w:rPr>
+              <w:t>Portal mandiri pemilik (/my/properties + remittance)</w:t>
+            </w:r>
+          </w:p>
+        </w:tc>
+        <w:tc>
+          <w:tcPr>
+            <w:tcW w:type="dxa" w:w="2016"/>
+          </w:tcPr>
+          <w:p>
+            <w:r/>
+            <w:r>
+              <w:rPr>
+                <w:b w:val="0"/>
+                <w:sz w:val="17"/>
+              </w:rPr>
+              <w:t>portal</w:t>
+            </w:r>
+          </w:p>
+        </w:tc>
+      </w:tr>
+      <w:tr>
+        <w:tc>
+          <w:tcPr>
+            <w:tcW w:type="dxa" w:w="3312"/>
+          </w:tcPr>
+          <w:p>
+            <w:r/>
+            <w:r>
+              <w:rPr>
+                <w:b/>
+                <w:sz w:val="17"/>
+              </w:rPr>
+              <w:t>rental_management_cam</w:t>
+            </w:r>
+          </w:p>
+        </w:tc>
+        <w:tc>
+          <w:tcPr>
+            <w:tcW w:type="dxa" w:w="4320"/>
+          </w:tcPr>
+          <w:p>
+            <w:r/>
+            <w:r>
+              <w:rPr>
+                <w:b w:val="0"/>
+                <w:sz w:val="17"/>
+              </w:rPr>
+              <w:t>CAM / Service Charge: pool biaya, apportion per area, tagih</w:t>
+            </w:r>
+          </w:p>
+        </w:tc>
+        <w:tc>
+          <w:tcPr>
+            <w:tcW w:type="dxa" w:w="2016"/>
+          </w:tcPr>
+          <w:p>
+            <w:r/>
+            <w:r>
+              <w:rPr>
+                <w:b w:val="0"/>
+                <w:sz w:val="17"/>
+              </w:rPr>
+              <w:t>account</w:t>
+            </w:r>
+          </w:p>
+        </w:tc>
+      </w:tr>
+      <w:tr>
+        <w:tc>
+          <w:tcPr>
+            <w:tcW w:type="dxa" w:w="3312"/>
+          </w:tcPr>
+          <w:p>
+            <w:r/>
+            <w:r>
+              <w:rPr>
+                <w:b/>
+                <w:sz w:val="17"/>
+              </w:rPr>
+              <w:t>rental_management_rent_escalation</w:t>
+            </w:r>
+          </w:p>
+        </w:tc>
+        <w:tc>
+          <w:tcPr>
+            <w:tcW w:type="dxa" w:w="4320"/>
+          </w:tcPr>
+          <w:p>
+            <w:r/>
+            <w:r>
+              <w:rPr>
+                <w:b w:val="0"/>
+                <w:sz w:val="17"/>
+              </w:rPr>
+              <w:t>Eskalasi sewa berkala (fixed %/amount) + log</w:t>
+            </w:r>
+          </w:p>
+        </w:tc>
+        <w:tc>
+          <w:tcPr>
+            <w:tcW w:type="dxa" w:w="2016"/>
+          </w:tcPr>
+          <w:p>
+            <w:r/>
+            <w:r>
+              <w:rPr>
+                <w:b w:val="0"/>
+                <w:sz w:val="17"/>
+              </w:rPr>
+              <w:t>rental_management</w:t>
+            </w:r>
+          </w:p>
+        </w:tc>
+      </w:tr>
+      <w:tr>
+        <w:tc>
+          <w:tcPr>
+            <w:tcW w:type="dxa" w:w="3312"/>
+          </w:tcPr>
+          <w:p>
+            <w:r/>
+            <w:r>
+              <w:rPr>
+                <w:b/>
+                <w:sz w:val="17"/>
+              </w:rPr>
+              <w:t>rental_management_dashboard</w:t>
+            </w:r>
+          </w:p>
+        </w:tc>
+        <w:tc>
+          <w:tcPr>
+            <w:tcW w:type="dxa" w:w="4320"/>
+          </w:tcPr>
+          <w:p>
+            <w:r/>
+            <w:r>
+              <w:rPr>
+                <w:b w:val="0"/>
+                <w:sz w:val="17"/>
+              </w:rPr>
+              <w:t>Dashboard KPI manajemen (NOI, arrears, collection, expiry)</w:t>
+            </w:r>
+          </w:p>
+        </w:tc>
+        <w:tc>
+          <w:tcPr>
+            <w:tcW w:type="dxa" w:w="2016"/>
+          </w:tcPr>
+          <w:p>
+            <w:r/>
+            <w:r>
+              <w:rPr>
+                <w:b w:val="0"/>
+                <w:sz w:val="17"/>
+              </w:rPr>
+              <w:t>account</w:t>
+            </w:r>
+          </w:p>
+        </w:tc>
+      </w:tr>
+      <w:tr>
+        <w:tc>
+          <w:tcPr>
+            <w:tcW w:type="dxa" w:w="3312"/>
+          </w:tcPr>
+          <w:p>
+            <w:r/>
+            <w:r>
+              <w:rPr>
+                <w:b/>
+                <w:sz w:val="17"/>
+              </w:rPr>
+              <w:t>rental_management_dunning</w:t>
+            </w:r>
+          </w:p>
+        </w:tc>
+        <w:tc>
+          <w:tcPr>
+            <w:tcW w:type="dxa" w:w="4320"/>
+          </w:tcPr>
+          <w:p>
+            <w:r/>
+            <w:r>
+              <w:rPr>
+                <w:b w:val="0"/>
+                <w:sz w:val="17"/>
+              </w:rPr>
+              <w:t>Dunning ladder otomatis (reminder email + late fee)</w:t>
+            </w:r>
+          </w:p>
+        </w:tc>
+        <w:tc>
+          <w:tcPr>
+            <w:tcW w:type="dxa" w:w="2016"/>
+          </w:tcPr>
+          <w:p>
+            <w:r/>
+            <w:r>
+              <w:rPr>
+                <w:b w:val="0"/>
+                <w:sz w:val="17"/>
+              </w:rPr>
+              <w:t>account, mail</w:t>
+            </w:r>
+          </w:p>
+        </w:tc>
+      </w:tr>
+      <w:tr>
+        <w:tc>
+          <w:tcPr>
+            <w:tcW w:type="dxa" w:w="3312"/>
+          </w:tcPr>
+          <w:p>
+            <w:r/>
+            <w:r>
+              <w:rPr>
+                <w:b/>
+                <w:sz w:val="17"/>
+              </w:rPr>
+              <w:t>rental_management_insurance</w:t>
+            </w:r>
+          </w:p>
+        </w:tc>
+        <w:tc>
+          <w:tcPr>
+            <w:tcW w:type="dxa" w:w="4320"/>
+          </w:tcPr>
+          <w:p>
+            <w:r/>
+            <w:r>
+              <w:rPr>
+                <w:b w:val="0"/>
+                <w:sz w:val="17"/>
+              </w:rPr>
+              <w:t>Register polis asuransi properti + alert kedaluwarsa</w:t>
+            </w:r>
+          </w:p>
+        </w:tc>
+        <w:tc>
+          <w:tcPr>
+            <w:tcW w:type="dxa" w:w="2016"/>
+          </w:tcPr>
+          <w:p>
+            <w:r/>
+            <w:r>
+              <w:rPr>
+                <w:b w:val="0"/>
+                <w:sz w:val="17"/>
+              </w:rPr>
+              <w:t>mail</w:t>
+            </w:r>
+          </w:p>
+        </w:tc>
+      </w:tr>
+      <w:tr>
+        <w:tc>
+          <w:tcPr>
+            <w:tcW w:type="dxa" w:w="3312"/>
+          </w:tcPr>
+          <w:p>
+            <w:r/>
+            <w:r>
+              <w:rPr>
+                <w:b/>
+                <w:sz w:val="17"/>
+              </w:rPr>
+              <w:t>rental_management_lease_expiry</w:t>
+            </w:r>
+          </w:p>
+        </w:tc>
+        <w:tc>
+          <w:tcPr>
+            <w:tcW w:type="dxa" w:w="4320"/>
+          </w:tcPr>
+          <w:p>
+            <w:r/>
+            <w:r>
+              <w:rPr>
+                <w:b w:val="0"/>
+                <w:sz w:val="17"/>
+              </w:rPr>
+              <w:t>Daftar lease expiry (30/90 hari) + reminder renewal</w:t>
+            </w:r>
+          </w:p>
+        </w:tc>
+        <w:tc>
+          <w:tcPr>
+            <w:tcW w:type="dxa" w:w="2016"/>
+          </w:tcPr>
+          <w:p>
+            <w:r/>
+            <w:r>
+              <w:rPr>
+                <w:b w:val="0"/>
+                <w:sz w:val="17"/>
+              </w:rPr>
+              <w:t>rental_management, mail</w:t>
+            </w:r>
+          </w:p>
+        </w:tc>
+      </w:tr>
+      <w:tr>
+        <w:tc>
+          <w:tcPr>
+            <w:tcW w:type="dxa" w:w="3312"/>
+          </w:tcPr>
+          <w:p>
+            <w:r/>
+            <w:r>
+              <w:rPr>
+                <w:b/>
+                <w:sz w:val="17"/>
+              </w:rPr>
+              <w:t>rental_management_vacancy</w:t>
+            </w:r>
+          </w:p>
+        </w:tc>
+        <w:tc>
+          <w:tcPr>
+            <w:tcW w:type="dxa" w:w="4320"/>
+          </w:tcPr>
+          <w:p>
+            <w:r/>
+            <w:r>
+              <w:rPr>
+                <w:b w:val="0"/>
+                <w:sz w:val="17"/>
+              </w:rPr>
+              <w:t>Board vacancy/availability per status</w:t>
+            </w:r>
+          </w:p>
+        </w:tc>
+        <w:tc>
+          <w:tcPr>
+            <w:tcW w:type="dxa" w:w="2016"/>
+          </w:tcPr>
+          <w:p>
+            <w:r/>
+            <w:r>
+              <w:rPr>
+                <w:b w:val="0"/>
+                <w:sz w:val="17"/>
+              </w:rPr>
+              <w:t>rental_management</w:t>
+            </w:r>
+          </w:p>
+        </w:tc>
+      </w:tr>
+      <w:tr>
+        <w:tc>
+          <w:tcPr>
+            <w:tcW w:type="dxa" w:w="3312"/>
+          </w:tcPr>
+          <w:p>
+            <w:r/>
+            <w:r>
+              <w:rPr>
+                <w:b/>
+                <w:sz w:val="17"/>
+              </w:rPr>
+              <w:t>rental_management_ppm</w:t>
+            </w:r>
+          </w:p>
+        </w:tc>
+        <w:tc>
+          <w:tcPr>
+            <w:tcW w:type="dxa" w:w="4320"/>
+          </w:tcPr>
+          <w:p>
+            <w:r/>
+            <w:r>
+              <w:rPr>
+                <w:b w:val="0"/>
+                <w:sz w:val="17"/>
+              </w:rPr>
+              <w:t>Preventive maintenance plan auto-generate maintenance.request</w:t>
+            </w:r>
+          </w:p>
+        </w:tc>
+        <w:tc>
+          <w:tcPr>
+            <w:tcW w:type="dxa" w:w="2016"/>
+          </w:tcPr>
+          <w:p>
+            <w:r/>
+            <w:r>
+              <w:rPr>
+                <w:b w:val="0"/>
+                <w:sz w:val="17"/>
+              </w:rPr>
+              <w:t>rental_management</w:t>
+            </w:r>
+          </w:p>
+        </w:tc>
+      </w:tr>
+      <w:tr>
+        <w:tc>
+          <w:tcPr>
+            <w:tcW w:type="dxa" w:w="3312"/>
+          </w:tcPr>
+          <w:p>
+            <w:r/>
+            <w:r>
+              <w:rPr>
+                <w:b/>
+                <w:sz w:val="17"/>
+              </w:rPr>
+              <w:t>rental_management_parking</w:t>
+            </w:r>
+          </w:p>
+        </w:tc>
+        <w:tc>
+          <w:tcPr>
+            <w:tcW w:type="dxa" w:w="4320"/>
+          </w:tcPr>
+          <w:p>
+            <w:r/>
+            <w:r>
+              <w:rPr>
+                <w:b w:val="0"/>
+                <w:sz w:val="17"/>
+              </w:rPr>
+              <w:t>Register car-park bay, alokasi tenant, invoice parkir</w:t>
+            </w:r>
+          </w:p>
+        </w:tc>
+        <w:tc>
+          <w:tcPr>
+            <w:tcW w:type="dxa" w:w="2016"/>
+          </w:tcPr>
+          <w:p>
+            <w:r/>
+            <w:r>
+              <w:rPr>
+                <w:b w:val="0"/>
+                <w:sz w:val="17"/>
+              </w:rPr>
+              <w:t>account</w:t>
+            </w:r>
+          </w:p>
+        </w:tc>
+      </w:tr>
+      <w:tr>
+        <w:tc>
+          <w:tcPr>
+            <w:tcW w:type="dxa" w:w="3312"/>
+          </w:tcPr>
+          <w:p>
+            <w:r/>
+            <w:r>
+              <w:rPr>
+                <w:b/>
+                <w:sz w:val="17"/>
+              </w:rPr>
+              <w:t>rental_management_valuation</w:t>
+            </w:r>
+          </w:p>
+        </w:tc>
+        <w:tc>
+          <w:tcPr>
+            <w:tcW w:type="dxa" w:w="4320"/>
+          </w:tcPr>
+          <w:p>
+            <w:r/>
+            <w:r>
+              <w:rPr>
+                <w:b w:val="0"/>
+                <w:sz w:val="17"/>
+              </w:rPr>
+              <w:t>Register valuasi pasar berkala per properti</w:t>
+            </w:r>
+          </w:p>
+        </w:tc>
+        <w:tc>
+          <w:tcPr>
+            <w:tcW w:type="dxa" w:w="2016"/>
+          </w:tcPr>
+          <w:p>
+            <w:r/>
+            <w:r>
+              <w:rPr>
+                <w:b w:val="0"/>
+                <w:sz w:val="17"/>
+              </w:rPr>
+              <w:t>rental_management</w:t>
+            </w:r>
+          </w:p>
+        </w:tc>
+      </w:tr>
+      <w:tr>
+        <w:tc>
+          <w:tcPr>
+            <w:tcW w:type="dxa" w:w="3312"/>
+          </w:tcPr>
+          <w:p>
+            <w:r/>
+            <w:r>
+              <w:rPr>
+                <w:b/>
+                <w:sz w:val="17"/>
+              </w:rPr>
+              <w:t>rental_management_access</w:t>
+            </w:r>
+          </w:p>
+        </w:tc>
+        <w:tc>
+          <w:tcPr>
+            <w:tcW w:type="dxa" w:w="4320"/>
+          </w:tcPr>
+          <w:p>
+            <w:r/>
+            <w:r>
+              <w:rPr>
+                <w:b w:val="0"/>
+                <w:sz w:val="17"/>
+              </w:rPr>
+              <w:t>Register kartu akses/parkir + log kunjungan tamu</w:t>
+            </w:r>
+          </w:p>
+        </w:tc>
+        <w:tc>
+          <w:tcPr>
+            <w:tcW w:type="dxa" w:w="2016"/>
+          </w:tcPr>
+          <w:p>
+            <w:r/>
+            <w:r>
+              <w:rPr>
+                <w:b w:val="0"/>
+                <w:sz w:val="17"/>
+              </w:rPr>
+              <w:t>rental_management</w:t>
+            </w:r>
+          </w:p>
+        </w:tc>
+      </w:tr>
+      <w:tr>
+        <w:tc>
+          <w:tcPr>
+            <w:tcW w:type="dxa" w:w="3312"/>
+          </w:tcPr>
+          <w:p>
+            <w:r/>
+            <w:r>
+              <w:rPr>
+                <w:b/>
+                <w:sz w:val="17"/>
+              </w:rPr>
+              <w:t>rental_management_esign</w:t>
+            </w:r>
+          </w:p>
+        </w:tc>
+        <w:tc>
+          <w:tcPr>
+            <w:tcW w:type="dxa" w:w="4320"/>
+          </w:tcPr>
+          <w:p>
+            <w:r/>
+            <w:r>
+              <w:rPr>
+                <w:b w:val="0"/>
+                <w:sz w:val="17"/>
+              </w:rPr>
+              <w:t>Tracking permintaan tanda tangan kontrak (non-Enterprise)</w:t>
+            </w:r>
+          </w:p>
+        </w:tc>
+        <w:tc>
+          <w:tcPr>
+            <w:tcW w:type="dxa" w:w="2016"/>
+          </w:tcPr>
+          <w:p>
+            <w:r/>
+            <w:r>
+              <w:rPr>
+                <w:b w:val="0"/>
+                <w:sz w:val="17"/>
+              </w:rPr>
+              <w:t>rental_management, mail</w:t>
             </w:r>
           </w:p>
         </w:tc>
@@ -1306,6 +1964,70 @@
           </w:p>
         </w:tc>
       </w:tr>
+      <w:tr>
+        <w:tc>
+          <w:tcPr>
+            <w:tcW w:type="dxa" w:w="3024"/>
+          </w:tcPr>
+          <w:p>
+            <w:r/>
+            <w:r>
+              <w:rPr>
+                <w:b/>
+                <w:sz w:val="18"/>
+              </w:rPr>
+              <w:t>Budget Approval Workflow</w:t>
+            </w:r>
+          </w:p>
+        </w:tc>
+        <w:tc>
+          <w:tcPr>
+            <w:tcW w:type="dxa" w:w="6624"/>
+          </w:tcPr>
+          <w:p>
+            <w:r/>
+            <w:r>
+              <w:rPr>
+                <w:b w:val="0"/>
+                <w:sz w:val="18"/>
+              </w:rPr>
+              <w:t>Property Budget: Draft → To Approve → Approved (approver + tanggal); Approve dibatasi grup Accounting Manager.</w:t>
+            </w:r>
+          </w:p>
+        </w:tc>
+      </w:tr>
+      <w:tr>
+        <w:tc>
+          <w:tcPr>
+            <w:tcW w:type="dxa" w:w="3024"/>
+          </w:tcPr>
+          <w:p>
+            <w:r/>
+            <w:r>
+              <w:rPr>
+                <w:b/>
+                <w:sz w:val="18"/>
+              </w:rPr>
+              <w:t>Multi-currency Remittance</w:t>
+            </w:r>
+          </w:p>
+        </w:tc>
+        <w:tc>
+          <w:tcPr>
+            <w:tcW w:type="dxa" w:w="6624"/>
+          </w:tcPr>
+          <w:p>
+            <w:r/>
+            <w:r>
+              <w:rPr>
+                <w:b w:val="0"/>
+                <w:sz w:val="18"/>
+              </w:rPr>
+              <w:t>Owner Remittance dapat memilih mata uang; posting dikonversi ke mata uang perusahaan pada kurs tanggal remittance (amount_currency).</w:t>
+            </w:r>
+          </w:p>
+        </w:tc>
+      </w:tr>
     </w:tbl>
     <w:p/>
     <w:p>
@@ -8099,7 +8821,5981 @@
           <w:color w:val="1F3964"/>
           <w:sz w:val="30"/>
         </w:rPr>
-        <w:t>14. Skenario Test End-to-End (Alur Lengkap)</w:t>
+        <w:t>14. Modul: Property Documents (Community)</w:t>
+      </w:r>
+    </w:p>
+    <w:p>
+      <w:pPr>
+        <w:spacing w:after="120"/>
+      </w:pPr>
+      <w:r>
+        <w:rPr>
+          <w:b w:val="0"/>
+          <w:i/>
+          <w:color w:val="555555"/>
+          <w:sz w:val="21"/>
+        </w:rPr>
+        <w:t>Nama teknis: rental_management_document_ce — pada form Properti (tab Documents).</w:t>
+      </w:r>
+    </w:p>
+    <w:p>
+      <w:pPr>
+        <w:pStyle w:val="Heading2"/>
+      </w:pPr>
+      <w:r>
+        <w:rPr>
+          <w:color w:val="006A4E"/>
+          <w:sz w:val="25"/>
+        </w:rPr>
+        <w:t>14.1 Daftar Fitur</w:t>
+      </w:r>
+    </w:p>
+    <w:tbl>
+      <w:tblPr>
+        <w:tblStyle w:val="TableGrid"/>
+        <w:tblW w:type="auto" w:w="0"/>
+        <w:tblLook w:firstColumn="1" w:firstRow="1" w:lastColumn="0" w:lastRow="0" w:noHBand="0" w:noVBand="1" w:val="04A0"/>
+      </w:tblPr>
+      <w:tblGrid>
+        <w:gridCol w:w="4320"/>
+        <w:gridCol w:w="4320"/>
+      </w:tblGrid>
+      <w:tr>
+        <w:tc>
+          <w:tcPr>
+            <w:tcW w:type="dxa" w:w="4320"/>
+            <w:shd w:val="clear" w:color="auto" w:fill="006A4E"/>
+          </w:tcPr>
+          <w:p>
+            <w:r/>
+            <w:r>
+              <w:rPr>
+                <w:b/>
+                <w:color w:val="FFFFFF"/>
+                <w:sz w:val="18"/>
+              </w:rPr>
+              <w:t>Fitur</w:t>
+            </w:r>
+          </w:p>
+        </w:tc>
+        <w:tc>
+          <w:tcPr>
+            <w:tcW w:type="dxa" w:w="4320"/>
+            <w:shd w:val="clear" w:color="auto" w:fill="006A4E"/>
+          </w:tcPr>
+          <w:p>
+            <w:r/>
+            <w:r>
+              <w:rPr>
+                <w:b/>
+                <w:color w:val="FFFFFF"/>
+                <w:sz w:val="18"/>
+              </w:rPr>
+              <w:t>Deskripsi</w:t>
+            </w:r>
+          </w:p>
+        </w:tc>
+      </w:tr>
+      <w:tr>
+        <w:tc>
+          <w:tcPr>
+            <w:tcW w:type="dxa" w:w="3024"/>
+          </w:tcPr>
+          <w:p>
+            <w:r/>
+            <w:r>
+              <w:rPr>
+                <w:b/>
+                <w:sz w:val="18"/>
+              </w:rPr>
+              <w:t>Register Lampiran</w:t>
+            </w:r>
+          </w:p>
+        </w:tc>
+        <w:tc>
+          <w:tcPr>
+            <w:tcW w:type="dxa" w:w="6624"/>
+          </w:tcPr>
+          <w:p>
+            <w:r/>
+            <w:r>
+              <w:rPr>
+                <w:b w:val="0"/>
+                <w:sz w:val="18"/>
+              </w:rPr>
+              <w:t>Daftar ir.attachment per properti (fallback Community jika app Documents Enterprise tidak tersedia).</w:t>
+            </w:r>
+          </w:p>
+        </w:tc>
+      </w:tr>
+      <w:tr>
+        <w:tc>
+          <w:tcPr>
+            <w:tcW w:type="dxa" w:w="3024"/>
+          </w:tcPr>
+          <w:p>
+            <w:r/>
+            <w:r>
+              <w:rPr>
+                <w:b/>
+                <w:sz w:val="18"/>
+              </w:rPr>
+              <w:t>Kategori &amp; Hitung</w:t>
+            </w:r>
+          </w:p>
+        </w:tc>
+        <w:tc>
+          <w:tcPr>
+            <w:tcW w:type="dxa" w:w="6624"/>
+          </w:tcPr>
+          <w:p>
+            <w:r/>
+            <w:r>
+              <w:rPr>
+                <w:b w:val="0"/>
+                <w:sz w:val="18"/>
+              </w:rPr>
+              <w:t>Kategori dokumen + smart button jumlah lampiran.</w:t>
+            </w:r>
+          </w:p>
+        </w:tc>
+      </w:tr>
+    </w:tbl>
+    <w:p/>
+    <w:p>
+      <w:pPr>
+        <w:pStyle w:val="Heading2"/>
+      </w:pPr>
+      <w:r>
+        <w:rPr>
+          <w:color w:val="006A4E"/>
+          <w:sz w:val="25"/>
+        </w:rPr>
+        <w:t>14.2 User Guide</w:t>
+      </w:r>
+    </w:p>
+    <w:p>
+      <w:pPr>
+        <w:pStyle w:val="ListNumber"/>
+      </w:pPr>
+      <w:r>
+        <w:t>Buka properti → tab "Documents" → unggah/lampirkan dokumen (kontrak, sertifikat, IMB).</w:t>
+      </w:r>
+    </w:p>
+    <w:p>
+      <w:pPr>
+        <w:pStyle w:val="ListNumber"/>
+      </w:pPr>
+      <w:r>
+        <w:t>Pakai kategori untuk mengelompokkan; jumlah tampil pada smart button.</w:t>
+      </w:r>
+    </w:p>
+    <w:p>
+      <w:pPr>
+        <w:pStyle w:val="Heading2"/>
+      </w:pPr>
+      <w:r>
+        <w:rPr>
+          <w:color w:val="006A4E"/>
+          <w:sz w:val="25"/>
+        </w:rPr>
+        <w:t>14.3 Skenario Test</w:t>
+      </w:r>
+    </w:p>
+    <w:tbl>
+      <w:tblPr>
+        <w:tblStyle w:val="TableGrid"/>
+        <w:tblW w:type="auto" w:w="0"/>
+        <w:jc w:val="center"/>
+        <w:tblLook w:firstColumn="1" w:firstRow="1" w:lastColumn="0" w:lastRow="0" w:noHBand="0" w:noVBand="1" w:val="04A0"/>
+      </w:tblPr>
+      <w:tblGrid>
+        <w:gridCol w:w="2160"/>
+        <w:gridCol w:w="2160"/>
+        <w:gridCol w:w="2160"/>
+        <w:gridCol w:w="2160"/>
+      </w:tblGrid>
+      <w:tr>
+        <w:tc>
+          <w:tcPr>
+            <w:tcW w:type="dxa" w:w="2160"/>
+            <w:shd w:val="clear" w:color="auto" w:fill="1F3964"/>
+          </w:tcPr>
+          <w:p>
+            <w:r/>
+            <w:r>
+              <w:rPr>
+                <w:b/>
+                <w:color w:val="FFFFFF"/>
+                <w:sz w:val="18"/>
+              </w:rPr>
+              <w:t>ID</w:t>
+            </w:r>
+          </w:p>
+        </w:tc>
+        <w:tc>
+          <w:tcPr>
+            <w:tcW w:type="dxa" w:w="2160"/>
+            <w:shd w:val="clear" w:color="auto" w:fill="1F3964"/>
+          </w:tcPr>
+          <w:p>
+            <w:r/>
+            <w:r>
+              <w:rPr>
+                <w:b/>
+                <w:color w:val="FFFFFF"/>
+                <w:sz w:val="18"/>
+              </w:rPr>
+              <w:t>Skenario</w:t>
+            </w:r>
+          </w:p>
+        </w:tc>
+        <w:tc>
+          <w:tcPr>
+            <w:tcW w:type="dxa" w:w="2160"/>
+            <w:shd w:val="clear" w:color="auto" w:fill="1F3964"/>
+          </w:tcPr>
+          <w:p>
+            <w:r/>
+            <w:r>
+              <w:rPr>
+                <w:b/>
+                <w:color w:val="FFFFFF"/>
+                <w:sz w:val="18"/>
+              </w:rPr>
+              <w:t>Langkah</w:t>
+            </w:r>
+          </w:p>
+        </w:tc>
+        <w:tc>
+          <w:tcPr>
+            <w:tcW w:type="dxa" w:w="2160"/>
+            <w:shd w:val="clear" w:color="auto" w:fill="1F3964"/>
+          </w:tcPr>
+          <w:p>
+            <w:r/>
+            <w:r>
+              <w:rPr>
+                <w:b/>
+                <w:color w:val="FFFFFF"/>
+                <w:sz w:val="18"/>
+              </w:rPr>
+              <w:t>Hasil yang Diharapkan</w:t>
+            </w:r>
+          </w:p>
+        </w:tc>
+      </w:tr>
+      <w:tr>
+        <w:tc>
+          <w:tcPr>
+            <w:tcW w:type="dxa" w:w="720"/>
+          </w:tcPr>
+          <w:p>
+            <w:r/>
+            <w:r>
+              <w:rPr>
+                <w:b/>
+                <w:sz w:val="17"/>
+              </w:rPr>
+              <w:t>DC-01</w:t>
+            </w:r>
+          </w:p>
+        </w:tc>
+        <w:tc>
+          <w:tcPr>
+            <w:tcW w:type="dxa" w:w="2160"/>
+          </w:tcPr>
+          <w:p>
+            <w:r/>
+            <w:r>
+              <w:rPr>
+                <w:b w:val="0"/>
+                <w:sz w:val="17"/>
+              </w:rPr>
+              <w:t>Unggah lampiran</w:t>
+            </w:r>
+          </w:p>
+        </w:tc>
+        <w:tc>
+          <w:tcPr>
+            <w:tcW w:type="dxa" w:w="3744"/>
+          </w:tcPr>
+          <w:p>
+            <w:r/>
+            <w:r>
+              <w:rPr>
+                <w:b w:val="0"/>
+                <w:sz w:val="17"/>
+              </w:rPr>
+              <w:t>Lampirkan 2 dokumen pada properti via tab Documents.</w:t>
+            </w:r>
+          </w:p>
+        </w:tc>
+        <w:tc>
+          <w:tcPr>
+            <w:tcW w:type="dxa" w:w="3024"/>
+          </w:tcPr>
+          <w:p>
+            <w:r/>
+            <w:r>
+              <w:rPr>
+                <w:b w:val="0"/>
+                <w:sz w:val="17"/>
+              </w:rPr>
+              <w:t>documents_count=2; dokumen tersimpan sebagai ir.attachment milik properti.</w:t>
+            </w:r>
+          </w:p>
+        </w:tc>
+      </w:tr>
+    </w:tbl>
+    <w:p/>
+    <w:p>
+      <w:pPr>
+        <w:pStyle w:val="Heading1"/>
+      </w:pPr>
+      <w:r>
+        <w:rPr>
+          <w:color w:val="1F3964"/>
+          <w:sz w:val="30"/>
+        </w:rPr>
+        <w:t>15. Modul: Owner Portal</w:t>
+      </w:r>
+    </w:p>
+    <w:p>
+      <w:pPr>
+        <w:spacing w:after="120"/>
+      </w:pPr>
+      <w:r>
+        <w:rPr>
+          <w:b w:val="0"/>
+          <w:i/>
+          <w:color w:val="555555"/>
+          <w:sz w:val="21"/>
+        </w:rPr>
+        <w:t>Nama teknis: rental_management_owner_portal — URL: /my/properties (portal pemilik).</w:t>
+      </w:r>
+    </w:p>
+    <w:p>
+      <w:pPr>
+        <w:pStyle w:val="Heading2"/>
+      </w:pPr>
+      <w:r>
+        <w:rPr>
+          <w:color w:val="006A4E"/>
+          <w:sz w:val="25"/>
+        </w:rPr>
+        <w:t>15.1 Daftar Fitur</w:t>
+      </w:r>
+    </w:p>
+    <w:tbl>
+      <w:tblPr>
+        <w:tblStyle w:val="TableGrid"/>
+        <w:tblW w:type="auto" w:w="0"/>
+        <w:tblLook w:firstColumn="1" w:firstRow="1" w:lastColumn="0" w:lastRow="0" w:noHBand="0" w:noVBand="1" w:val="04A0"/>
+      </w:tblPr>
+      <w:tblGrid>
+        <w:gridCol w:w="4320"/>
+        <w:gridCol w:w="4320"/>
+      </w:tblGrid>
+      <w:tr>
+        <w:tc>
+          <w:tcPr>
+            <w:tcW w:type="dxa" w:w="4320"/>
+            <w:shd w:val="clear" w:color="auto" w:fill="006A4E"/>
+          </w:tcPr>
+          <w:p>
+            <w:r/>
+            <w:r>
+              <w:rPr>
+                <w:b/>
+                <w:color w:val="FFFFFF"/>
+                <w:sz w:val="18"/>
+              </w:rPr>
+              <w:t>Fitur</w:t>
+            </w:r>
+          </w:p>
+        </w:tc>
+        <w:tc>
+          <w:tcPr>
+            <w:tcW w:type="dxa" w:w="4320"/>
+            <w:shd w:val="clear" w:color="auto" w:fill="006A4E"/>
+          </w:tcPr>
+          <w:p>
+            <w:r/>
+            <w:r>
+              <w:rPr>
+                <w:b/>
+                <w:color w:val="FFFFFF"/>
+                <w:sz w:val="18"/>
+              </w:rPr>
+              <w:t>Deskripsi</w:t>
+            </w:r>
+          </w:p>
+        </w:tc>
+      </w:tr>
+      <w:tr>
+        <w:tc>
+          <w:tcPr>
+            <w:tcW w:type="dxa" w:w="3024"/>
+          </w:tcPr>
+          <w:p>
+            <w:r/>
+            <w:r>
+              <w:rPr>
+                <w:b/>
+                <w:sz w:val="18"/>
+              </w:rPr>
+              <w:t>/my/properties</w:t>
+            </w:r>
+          </w:p>
+        </w:tc>
+        <w:tc>
+          <w:tcPr>
+            <w:tcW w:type="dxa" w:w="6624"/>
+          </w:tcPr>
+          <w:p>
+            <w:r/>
+            <w:r>
+              <w:rPr>
+                <w:b w:val="0"/>
+                <w:sz w:val="18"/>
+              </w:rPr>
+              <w:t>Daftar properti milik pemilik yang login.</w:t>
+            </w:r>
+          </w:p>
+        </w:tc>
+      </w:tr>
+      <w:tr>
+        <w:tc>
+          <w:tcPr>
+            <w:tcW w:type="dxa" w:w="3024"/>
+          </w:tcPr>
+          <w:p>
+            <w:r/>
+            <w:r>
+              <w:rPr>
+                <w:b/>
+                <w:sz w:val="18"/>
+              </w:rPr>
+              <w:t>Detail Properti</w:t>
+            </w:r>
+          </w:p>
+        </w:tc>
+        <w:tc>
+          <w:tcPr>
+            <w:tcW w:type="dxa" w:w="6624"/>
+          </w:tcPr>
+          <w:p>
+            <w:r/>
+            <w:r>
+              <w:rPr>
+                <w:b w:val="0"/>
+                <w:sz w:val="18"/>
+              </w:rPr>
+              <w:t>Ringkasan properti + daftar owner remittance terkait.</w:t>
+            </w:r>
+          </w:p>
+        </w:tc>
+      </w:tr>
+      <w:tr>
+        <w:tc>
+          <w:tcPr>
+            <w:tcW w:type="dxa" w:w="3024"/>
+          </w:tcPr>
+          <w:p>
+            <w:r/>
+            <w:r>
+              <w:rPr>
+                <w:b/>
+                <w:sz w:val="18"/>
+              </w:rPr>
+              <w:t>Keamanan</w:t>
+            </w:r>
+          </w:p>
+        </w:tc>
+        <w:tc>
+          <w:tcPr>
+            <w:tcW w:type="dxa" w:w="6624"/>
+          </w:tcPr>
+          <w:p>
+            <w:r/>
+            <w:r>
+              <w:rPr>
+                <w:b w:val="0"/>
+                <w:sz w:val="18"/>
+              </w:rPr>
+              <w:t>Record rule membatasi tampilan hanya properti yang dimiliki user portal.</w:t>
+            </w:r>
+          </w:p>
+        </w:tc>
+      </w:tr>
+    </w:tbl>
+    <w:p/>
+    <w:p>
+      <w:pPr>
+        <w:pStyle w:val="Heading2"/>
+      </w:pPr>
+      <w:r>
+        <w:rPr>
+          <w:color w:val="006A4E"/>
+          <w:sz w:val="25"/>
+        </w:rPr>
+        <w:t>15.2 User Guide</w:t>
+      </w:r>
+    </w:p>
+    <w:p>
+      <w:pPr>
+        <w:pStyle w:val="ListNumber"/>
+      </w:pPr>
+      <w:r>
+        <w:t>Pastikan kontak pemilik tercantum sebagai owner pada properti dan diberi akses portal.</w:t>
+      </w:r>
+    </w:p>
+    <w:p>
+      <w:pPr>
+        <w:pStyle w:val="ListNumber"/>
+      </w:pPr>
+      <w:r>
+        <w:t>Pemilik login → /my → kartu Properties → lihat daftar &amp; detail properti.</w:t>
+      </w:r>
+    </w:p>
+    <w:p>
+      <w:pPr>
+        <w:pStyle w:val="ListNumber"/>
+      </w:pPr>
+      <w:r>
+        <w:t>Buka detail untuk melihat remittance yang sudah diposting.</w:t>
+      </w:r>
+    </w:p>
+    <w:p>
+      <w:pPr>
+        <w:pStyle w:val="Heading2"/>
+      </w:pPr>
+      <w:r>
+        <w:rPr>
+          <w:color w:val="006A4E"/>
+          <w:sz w:val="25"/>
+        </w:rPr>
+        <w:t>15.3 Skenario Test</w:t>
+      </w:r>
+    </w:p>
+    <w:tbl>
+      <w:tblPr>
+        <w:tblStyle w:val="TableGrid"/>
+        <w:tblW w:type="auto" w:w="0"/>
+        <w:jc w:val="center"/>
+        <w:tblLook w:firstColumn="1" w:firstRow="1" w:lastColumn="0" w:lastRow="0" w:noHBand="0" w:noVBand="1" w:val="04A0"/>
+      </w:tblPr>
+      <w:tblGrid>
+        <w:gridCol w:w="2160"/>
+        <w:gridCol w:w="2160"/>
+        <w:gridCol w:w="2160"/>
+        <w:gridCol w:w="2160"/>
+      </w:tblGrid>
+      <w:tr>
+        <w:tc>
+          <w:tcPr>
+            <w:tcW w:type="dxa" w:w="2160"/>
+            <w:shd w:val="clear" w:color="auto" w:fill="1F3964"/>
+          </w:tcPr>
+          <w:p>
+            <w:r/>
+            <w:r>
+              <w:rPr>
+                <w:b/>
+                <w:color w:val="FFFFFF"/>
+                <w:sz w:val="18"/>
+              </w:rPr>
+              <w:t>ID</w:t>
+            </w:r>
+          </w:p>
+        </w:tc>
+        <w:tc>
+          <w:tcPr>
+            <w:tcW w:type="dxa" w:w="2160"/>
+            <w:shd w:val="clear" w:color="auto" w:fill="1F3964"/>
+          </w:tcPr>
+          <w:p>
+            <w:r/>
+            <w:r>
+              <w:rPr>
+                <w:b/>
+                <w:color w:val="FFFFFF"/>
+                <w:sz w:val="18"/>
+              </w:rPr>
+              <w:t>Skenario</w:t>
+            </w:r>
+          </w:p>
+        </w:tc>
+        <w:tc>
+          <w:tcPr>
+            <w:tcW w:type="dxa" w:w="2160"/>
+            <w:shd w:val="clear" w:color="auto" w:fill="1F3964"/>
+          </w:tcPr>
+          <w:p>
+            <w:r/>
+            <w:r>
+              <w:rPr>
+                <w:b/>
+                <w:color w:val="FFFFFF"/>
+                <w:sz w:val="18"/>
+              </w:rPr>
+              <w:t>Langkah</w:t>
+            </w:r>
+          </w:p>
+        </w:tc>
+        <w:tc>
+          <w:tcPr>
+            <w:tcW w:type="dxa" w:w="2160"/>
+            <w:shd w:val="clear" w:color="auto" w:fill="1F3964"/>
+          </w:tcPr>
+          <w:p>
+            <w:r/>
+            <w:r>
+              <w:rPr>
+                <w:b/>
+                <w:color w:val="FFFFFF"/>
+                <w:sz w:val="18"/>
+              </w:rPr>
+              <w:t>Hasil yang Diharapkan</w:t>
+            </w:r>
+          </w:p>
+        </w:tc>
+      </w:tr>
+      <w:tr>
+        <w:tc>
+          <w:tcPr>
+            <w:tcW w:type="dxa" w:w="720"/>
+          </w:tcPr>
+          <w:p>
+            <w:r/>
+            <w:r>
+              <w:rPr>
+                <w:b/>
+                <w:sz w:val="17"/>
+              </w:rPr>
+              <w:t>OP-01</w:t>
+            </w:r>
+          </w:p>
+        </w:tc>
+        <w:tc>
+          <w:tcPr>
+            <w:tcW w:type="dxa" w:w="2160"/>
+          </w:tcPr>
+          <w:p>
+            <w:r/>
+            <w:r>
+              <w:rPr>
+                <w:b w:val="0"/>
+                <w:sz w:val="17"/>
+              </w:rPr>
+              <w:t>Akses pemilik</w:t>
+            </w:r>
+          </w:p>
+        </w:tc>
+        <w:tc>
+          <w:tcPr>
+            <w:tcW w:type="dxa" w:w="3744"/>
+          </w:tcPr>
+          <w:p>
+            <w:r/>
+            <w:r>
+              <w:rPr>
+                <w:b w:val="0"/>
+                <w:sz w:val="17"/>
+              </w:rPr>
+              <w:t>Login sebagai owner portal yang memiliki properti.</w:t>
+            </w:r>
+          </w:p>
+        </w:tc>
+        <w:tc>
+          <w:tcPr>
+            <w:tcW w:type="dxa" w:w="3024"/>
+          </w:tcPr>
+          <w:p>
+            <w:r/>
+            <w:r>
+              <w:rPr>
+                <w:b w:val="0"/>
+                <w:sz w:val="17"/>
+              </w:rPr>
+              <w:t>Kartu/daftar Properties menampilkan hanya properti miliknya.</w:t>
+            </w:r>
+          </w:p>
+        </w:tc>
+      </w:tr>
+      <w:tr>
+        <w:tc>
+          <w:tcPr>
+            <w:tcW w:type="dxa" w:w="720"/>
+          </w:tcPr>
+          <w:p>
+            <w:r/>
+            <w:r>
+              <w:rPr>
+                <w:b/>
+                <w:sz w:val="17"/>
+              </w:rPr>
+              <w:t>OP-02</w:t>
+            </w:r>
+          </w:p>
+        </w:tc>
+        <w:tc>
+          <w:tcPr>
+            <w:tcW w:type="dxa" w:w="2160"/>
+          </w:tcPr>
+          <w:p>
+            <w:r/>
+            <w:r>
+              <w:rPr>
+                <w:b w:val="0"/>
+                <w:sz w:val="17"/>
+              </w:rPr>
+              <w:t>Isolasi data</w:t>
+            </w:r>
+          </w:p>
+        </w:tc>
+        <w:tc>
+          <w:tcPr>
+            <w:tcW w:type="dxa" w:w="3744"/>
+          </w:tcPr>
+          <w:p>
+            <w:r/>
+            <w:r>
+              <w:rPr>
+                <w:b w:val="0"/>
+                <w:sz w:val="17"/>
+              </w:rPr>
+              <w:t>Owner A coba akses properti owner B via id URL.</w:t>
+            </w:r>
+          </w:p>
+        </w:tc>
+        <w:tc>
+          <w:tcPr>
+            <w:tcW w:type="dxa" w:w="3024"/>
+          </w:tcPr>
+          <w:p>
+            <w:r/>
+            <w:r>
+              <w:rPr>
+                <w:b w:val="0"/>
+                <w:sz w:val="17"/>
+              </w:rPr>
+              <w:t>Akses ditolak / diarahkan ke /my.</w:t>
+            </w:r>
+          </w:p>
+        </w:tc>
+      </w:tr>
+      <w:tr>
+        <w:tc>
+          <w:tcPr>
+            <w:tcW w:type="dxa" w:w="720"/>
+          </w:tcPr>
+          <w:p>
+            <w:r/>
+            <w:r>
+              <w:rPr>
+                <w:b/>
+                <w:sz w:val="17"/>
+              </w:rPr>
+              <w:t>OP-03</w:t>
+            </w:r>
+          </w:p>
+        </w:tc>
+        <w:tc>
+          <w:tcPr>
+            <w:tcW w:type="dxa" w:w="2160"/>
+          </w:tcPr>
+          <w:p>
+            <w:r/>
+            <w:r>
+              <w:rPr>
+                <w:b w:val="0"/>
+                <w:sz w:val="17"/>
+              </w:rPr>
+              <w:t>Lihat remittance</w:t>
+            </w:r>
+          </w:p>
+        </w:tc>
+        <w:tc>
+          <w:tcPr>
+            <w:tcW w:type="dxa" w:w="3744"/>
+          </w:tcPr>
+          <w:p>
+            <w:r/>
+            <w:r>
+              <w:rPr>
+                <w:b w:val="0"/>
+                <w:sz w:val="17"/>
+              </w:rPr>
+              <w:t>Buka detail properti dengan remittance posted.</w:t>
+            </w:r>
+          </w:p>
+        </w:tc>
+        <w:tc>
+          <w:tcPr>
+            <w:tcW w:type="dxa" w:w="3024"/>
+          </w:tcPr>
+          <w:p>
+            <w:r/>
+            <w:r>
+              <w:rPr>
+                <w:b w:val="0"/>
+                <w:sz w:val="17"/>
+              </w:rPr>
+              <w:t>Daftar remittance tampil dengan jumlah benar.</w:t>
+            </w:r>
+          </w:p>
+        </w:tc>
+      </w:tr>
+    </w:tbl>
+    <w:p/>
+    <w:p>
+      <w:pPr>
+        <w:pStyle w:val="Heading1"/>
+      </w:pPr>
+      <w:r>
+        <w:rPr>
+          <w:color w:val="1F3964"/>
+          <w:sz w:val="30"/>
+        </w:rPr>
+        <w:t>16. Modul: CAM / Service Charge</w:t>
+      </w:r>
+    </w:p>
+    <w:p>
+      <w:pPr>
+        <w:spacing w:after="120"/>
+      </w:pPr>
+      <w:r>
+        <w:rPr>
+          <w:b w:val="0"/>
+          <w:i/>
+          <w:color w:val="555555"/>
+          <w:sz w:val="21"/>
+        </w:rPr>
+        <w:t>Nama teknis: rental_management_cam — Menu: Properties → CAM / Service Charge.</w:t>
+      </w:r>
+    </w:p>
+    <w:p>
+      <w:pPr>
+        <w:pStyle w:val="Heading2"/>
+      </w:pPr>
+      <w:r>
+        <w:rPr>
+          <w:color w:val="006A4E"/>
+          <w:sz w:val="25"/>
+        </w:rPr>
+        <w:t>16.1 Daftar Fitur</w:t>
+      </w:r>
+    </w:p>
+    <w:tbl>
+      <w:tblPr>
+        <w:tblStyle w:val="TableGrid"/>
+        <w:tblW w:type="auto" w:w="0"/>
+        <w:tblLook w:firstColumn="1" w:firstRow="1" w:lastColumn="0" w:lastRow="0" w:noHBand="0" w:noVBand="1" w:val="04A0"/>
+      </w:tblPr>
+      <w:tblGrid>
+        <w:gridCol w:w="4320"/>
+        <w:gridCol w:w="4320"/>
+      </w:tblGrid>
+      <w:tr>
+        <w:tc>
+          <w:tcPr>
+            <w:tcW w:type="dxa" w:w="4320"/>
+            <w:shd w:val="clear" w:color="auto" w:fill="006A4E"/>
+          </w:tcPr>
+          <w:p>
+            <w:r/>
+            <w:r>
+              <w:rPr>
+                <w:b/>
+                <w:color w:val="FFFFFF"/>
+                <w:sz w:val="18"/>
+              </w:rPr>
+              <w:t>Fitur</w:t>
+            </w:r>
+          </w:p>
+        </w:tc>
+        <w:tc>
+          <w:tcPr>
+            <w:tcW w:type="dxa" w:w="4320"/>
+            <w:shd w:val="clear" w:color="auto" w:fill="006A4E"/>
+          </w:tcPr>
+          <w:p>
+            <w:r/>
+            <w:r>
+              <w:rPr>
+                <w:b/>
+                <w:color w:val="FFFFFF"/>
+                <w:sz w:val="18"/>
+              </w:rPr>
+              <w:t>Deskripsi</w:t>
+            </w:r>
+          </w:p>
+        </w:tc>
+      </w:tr>
+      <w:tr>
+        <w:tc>
+          <w:tcPr>
+            <w:tcW w:type="dxa" w:w="3024"/>
+          </w:tcPr>
+          <w:p>
+            <w:r/>
+            <w:r>
+              <w:rPr>
+                <w:b/>
+                <w:sz w:val="18"/>
+              </w:rPr>
+              <w:t>Expense Pool</w:t>
+            </w:r>
+          </w:p>
+        </w:tc>
+        <w:tc>
+          <w:tcPr>
+            <w:tcW w:type="dxa" w:w="6624"/>
+          </w:tcPr>
+          <w:p>
+            <w:r/>
+            <w:r>
+              <w:rPr>
+                <w:b w:val="0"/>
+                <w:sz w:val="18"/>
+              </w:rPr>
+              <w:t>Kumpulan biaya CAM per properti/periode: budget vs actual.</w:t>
+            </w:r>
+          </w:p>
+        </w:tc>
+      </w:tr>
+      <w:tr>
+        <w:tc>
+          <w:tcPr>
+            <w:tcW w:type="dxa" w:w="3024"/>
+          </w:tcPr>
+          <w:p>
+            <w:r/>
+            <w:r>
+              <w:rPr>
+                <w:b/>
+                <w:sz w:val="18"/>
+              </w:rPr>
+              <w:t>Apportionment</w:t>
+            </w:r>
+          </w:p>
+        </w:tc>
+        <w:tc>
+          <w:tcPr>
+            <w:tcW w:type="dxa" w:w="6624"/>
+          </w:tcPr>
+          <w:p>
+            <w:r/>
+            <w:r>
+              <w:rPr>
+                <w:b w:val="0"/>
+                <w:sz w:val="18"/>
+              </w:rPr>
+              <w:t>Alokasi ke tenant berdasarkan area share (m² / persentase).</w:t>
+            </w:r>
+          </w:p>
+        </w:tc>
+      </w:tr>
+      <w:tr>
+        <w:tc>
+          <w:tcPr>
+            <w:tcW w:type="dxa" w:w="3024"/>
+          </w:tcPr>
+          <w:p>
+            <w:r/>
+            <w:r>
+              <w:rPr>
+                <w:b/>
+                <w:sz w:val="18"/>
+              </w:rPr>
+              <w:t>Invoice Service Charge</w:t>
+            </w:r>
+          </w:p>
+        </w:tc>
+        <w:tc>
+          <w:tcPr>
+            <w:tcW w:type="dxa" w:w="6624"/>
+          </w:tcPr>
+          <w:p>
+            <w:r/>
+            <w:r>
+              <w:rPr>
+                <w:b w:val="0"/>
+                <w:sz w:val="18"/>
+              </w:rPr>
+              <w:t>Tagih service charge ke tenant (ber-tag properti → laporan + analytic).</w:t>
+            </w:r>
+          </w:p>
+        </w:tc>
+      </w:tr>
+      <w:tr>
+        <w:tc>
+          <w:tcPr>
+            <w:tcW w:type="dxa" w:w="3024"/>
+          </w:tcPr>
+          <w:p>
+            <w:r/>
+            <w:r>
+              <w:rPr>
+                <w:b/>
+                <w:sz w:val="18"/>
+              </w:rPr>
+              <w:t>Reconciliation</w:t>
+            </w:r>
+          </w:p>
+        </w:tc>
+        <w:tc>
+          <w:tcPr>
+            <w:tcW w:type="dxa" w:w="6624"/>
+          </w:tcPr>
+          <w:p>
+            <w:r/>
+            <w:r>
+              <w:rPr>
+                <w:b w:val="0"/>
+                <w:sz w:val="18"/>
+              </w:rPr>
+              <w:t>Selisih budget vs actual untuk penyesuaian akhir periode.</w:t>
+            </w:r>
+          </w:p>
+        </w:tc>
+      </w:tr>
+    </w:tbl>
+    <w:p/>
+    <w:p>
+      <w:pPr>
+        <w:pStyle w:val="Heading2"/>
+      </w:pPr>
+      <w:r>
+        <w:rPr>
+          <w:color w:val="006A4E"/>
+          <w:sz w:val="25"/>
+        </w:rPr>
+        <w:t>16.2 User Guide</w:t>
+      </w:r>
+    </w:p>
+    <w:p>
+      <w:pPr>
+        <w:pStyle w:val="ListNumber"/>
+      </w:pPr>
+      <w:r>
+        <w:t>Properties → CAM → New: pilih properti &amp; periode; isi pool biaya (estimasi/budget).</w:t>
+      </w:r>
+    </w:p>
+    <w:p>
+      <w:pPr>
+        <w:pStyle w:val="ListNumber"/>
+      </w:pPr>
+      <w:r>
+        <w:t>Isi area share tiap tenant (atau ambil dari luas unit).</w:t>
+      </w:r>
+    </w:p>
+    <w:p>
+      <w:pPr>
+        <w:pStyle w:val="ListNumber"/>
+      </w:pPr>
+      <w:r>
+        <w:t>Klik Apportion → tinjau alokasi per tenant.</w:t>
+      </w:r>
+    </w:p>
+    <w:p>
+      <w:pPr>
+        <w:pStyle w:val="ListNumber"/>
+      </w:pPr>
+      <w:r>
+        <w:t>Klik Create Invoices untuk menagih service charge.</w:t>
+      </w:r>
+    </w:p>
+    <w:p>
+      <w:pPr>
+        <w:pStyle w:val="Heading2"/>
+      </w:pPr>
+      <w:r>
+        <w:rPr>
+          <w:color w:val="006A4E"/>
+          <w:sz w:val="25"/>
+        </w:rPr>
+        <w:t>16.3 Skenario Test</w:t>
+      </w:r>
+    </w:p>
+    <w:tbl>
+      <w:tblPr>
+        <w:tblStyle w:val="TableGrid"/>
+        <w:tblW w:type="auto" w:w="0"/>
+        <w:jc w:val="center"/>
+        <w:tblLook w:firstColumn="1" w:firstRow="1" w:lastColumn="0" w:lastRow="0" w:noHBand="0" w:noVBand="1" w:val="04A0"/>
+      </w:tblPr>
+      <w:tblGrid>
+        <w:gridCol w:w="2160"/>
+        <w:gridCol w:w="2160"/>
+        <w:gridCol w:w="2160"/>
+        <w:gridCol w:w="2160"/>
+      </w:tblGrid>
+      <w:tr>
+        <w:tc>
+          <w:tcPr>
+            <w:tcW w:type="dxa" w:w="2160"/>
+            <w:shd w:val="clear" w:color="auto" w:fill="1F3964"/>
+          </w:tcPr>
+          <w:p>
+            <w:r/>
+            <w:r>
+              <w:rPr>
+                <w:b/>
+                <w:color w:val="FFFFFF"/>
+                <w:sz w:val="18"/>
+              </w:rPr>
+              <w:t>ID</w:t>
+            </w:r>
+          </w:p>
+        </w:tc>
+        <w:tc>
+          <w:tcPr>
+            <w:tcW w:type="dxa" w:w="2160"/>
+            <w:shd w:val="clear" w:color="auto" w:fill="1F3964"/>
+          </w:tcPr>
+          <w:p>
+            <w:r/>
+            <w:r>
+              <w:rPr>
+                <w:b/>
+                <w:color w:val="FFFFFF"/>
+                <w:sz w:val="18"/>
+              </w:rPr>
+              <w:t>Skenario</w:t>
+            </w:r>
+          </w:p>
+        </w:tc>
+        <w:tc>
+          <w:tcPr>
+            <w:tcW w:type="dxa" w:w="2160"/>
+            <w:shd w:val="clear" w:color="auto" w:fill="1F3964"/>
+          </w:tcPr>
+          <w:p>
+            <w:r/>
+            <w:r>
+              <w:rPr>
+                <w:b/>
+                <w:color w:val="FFFFFF"/>
+                <w:sz w:val="18"/>
+              </w:rPr>
+              <w:t>Langkah</w:t>
+            </w:r>
+          </w:p>
+        </w:tc>
+        <w:tc>
+          <w:tcPr>
+            <w:tcW w:type="dxa" w:w="2160"/>
+            <w:shd w:val="clear" w:color="auto" w:fill="1F3964"/>
+          </w:tcPr>
+          <w:p>
+            <w:r/>
+            <w:r>
+              <w:rPr>
+                <w:b/>
+                <w:color w:val="FFFFFF"/>
+                <w:sz w:val="18"/>
+              </w:rPr>
+              <w:t>Hasil yang Diharapkan</w:t>
+            </w:r>
+          </w:p>
+        </w:tc>
+      </w:tr>
+      <w:tr>
+        <w:tc>
+          <w:tcPr>
+            <w:tcW w:type="dxa" w:w="720"/>
+          </w:tcPr>
+          <w:p>
+            <w:r/>
+            <w:r>
+              <w:rPr>
+                <w:b/>
+                <w:sz w:val="17"/>
+              </w:rPr>
+              <w:t>CM-01</w:t>
+            </w:r>
+          </w:p>
+        </w:tc>
+        <w:tc>
+          <w:tcPr>
+            <w:tcW w:type="dxa" w:w="2160"/>
+          </w:tcPr>
+          <w:p>
+            <w:r/>
+            <w:r>
+              <w:rPr>
+                <w:b w:val="0"/>
+                <w:sz w:val="17"/>
+              </w:rPr>
+              <w:t>Apportion per area</w:t>
+            </w:r>
+          </w:p>
+        </w:tc>
+        <w:tc>
+          <w:tcPr>
+            <w:tcW w:type="dxa" w:w="3744"/>
+          </w:tcPr>
+          <w:p>
+            <w:r/>
+            <w:r>
+              <w:rPr>
+                <w:b w:val="0"/>
+                <w:sz w:val="17"/>
+              </w:rPr>
+              <w:t>Pool=120jt; 3 tenant area 100/200/300 m². Apportion.</w:t>
+            </w:r>
+          </w:p>
+        </w:tc>
+        <w:tc>
+          <w:tcPr>
+            <w:tcW w:type="dxa" w:w="3024"/>
+          </w:tcPr>
+          <w:p>
+            <w:r/>
+            <w:r>
+              <w:rPr>
+                <w:b w:val="0"/>
+                <w:sz w:val="17"/>
+              </w:rPr>
+              <w:t>Alokasi 20/40/60 jt sesuai proporsi area.</w:t>
+            </w:r>
+          </w:p>
+        </w:tc>
+      </w:tr>
+      <w:tr>
+        <w:tc>
+          <w:tcPr>
+            <w:tcW w:type="dxa" w:w="720"/>
+          </w:tcPr>
+          <w:p>
+            <w:r/>
+            <w:r>
+              <w:rPr>
+                <w:b/>
+                <w:sz w:val="17"/>
+              </w:rPr>
+              <w:t>CM-02</w:t>
+            </w:r>
+          </w:p>
+        </w:tc>
+        <w:tc>
+          <w:tcPr>
+            <w:tcW w:type="dxa" w:w="2160"/>
+          </w:tcPr>
+          <w:p>
+            <w:r/>
+            <w:r>
+              <w:rPr>
+                <w:b w:val="0"/>
+                <w:sz w:val="17"/>
+              </w:rPr>
+              <w:t>Invoice service charge</w:t>
+            </w:r>
+          </w:p>
+        </w:tc>
+        <w:tc>
+          <w:tcPr>
+            <w:tcW w:type="dxa" w:w="3744"/>
+          </w:tcPr>
+          <w:p>
+            <w:r/>
+            <w:r>
+              <w:rPr>
+                <w:b w:val="0"/>
+                <w:sz w:val="17"/>
+              </w:rPr>
+              <w:t>Klik Create Invoices.</w:t>
+            </w:r>
+          </w:p>
+        </w:tc>
+        <w:tc>
+          <w:tcPr>
+            <w:tcW w:type="dxa" w:w="3024"/>
+          </w:tcPr>
+          <w:p>
+            <w:r/>
+            <w:r>
+              <w:rPr>
+                <w:b w:val="0"/>
+                <w:sz w:val="17"/>
+              </w:rPr>
+              <w:t>out_invoice per tenant ber-link properti; muncul di Owners Statement &amp; analytic.</w:t>
+            </w:r>
+          </w:p>
+        </w:tc>
+      </w:tr>
+      <w:tr>
+        <w:tc>
+          <w:tcPr>
+            <w:tcW w:type="dxa" w:w="720"/>
+          </w:tcPr>
+          <w:p>
+            <w:r/>
+            <w:r>
+              <w:rPr>
+                <w:b/>
+                <w:sz w:val="17"/>
+              </w:rPr>
+              <w:t>CM-03</w:t>
+            </w:r>
+          </w:p>
+        </w:tc>
+        <w:tc>
+          <w:tcPr>
+            <w:tcW w:type="dxa" w:w="2160"/>
+          </w:tcPr>
+          <w:p>
+            <w:r/>
+            <w:r>
+              <w:rPr>
+                <w:b w:val="0"/>
+                <w:sz w:val="17"/>
+              </w:rPr>
+              <w:t>Budget vs actual</w:t>
+            </w:r>
+          </w:p>
+        </w:tc>
+        <w:tc>
+          <w:tcPr>
+            <w:tcW w:type="dxa" w:w="3744"/>
+          </w:tcPr>
+          <w:p>
+            <w:r/>
+            <w:r>
+              <w:rPr>
+                <w:b w:val="0"/>
+                <w:sz w:val="17"/>
+              </w:rPr>
+              <w:t>Isi actual berbeda dari budget.</w:t>
+            </w:r>
+          </w:p>
+        </w:tc>
+        <w:tc>
+          <w:tcPr>
+            <w:tcW w:type="dxa" w:w="3024"/>
+          </w:tcPr>
+          <w:p>
+            <w:r/>
+            <w:r>
+              <w:rPr>
+                <w:b w:val="0"/>
+                <w:sz w:val="17"/>
+              </w:rPr>
+              <w:t>Selisih (variance) terhitung untuk rekonsiliasi.</w:t>
+            </w:r>
+          </w:p>
+        </w:tc>
+      </w:tr>
+    </w:tbl>
+    <w:p/>
+    <w:p>
+      <w:pPr>
+        <w:pStyle w:val="Heading1"/>
+      </w:pPr>
+      <w:r>
+        <w:rPr>
+          <w:color w:val="1F3964"/>
+          <w:sz w:val="30"/>
+        </w:rPr>
+        <w:t>17. Modul: Rent Escalation</w:t>
+      </w:r>
+    </w:p>
+    <w:p>
+      <w:pPr>
+        <w:spacing w:after="120"/>
+      </w:pPr>
+      <w:r>
+        <w:rPr>
+          <w:b w:val="0"/>
+          <w:i/>
+          <w:color w:val="555555"/>
+          <w:sz w:val="21"/>
+        </w:rPr>
+        <w:t>Nama teknis: rental_management_rent_escalation — pada kontrak + cron.</w:t>
+      </w:r>
+    </w:p>
+    <w:p>
+      <w:pPr>
+        <w:pStyle w:val="Heading2"/>
+      </w:pPr>
+      <w:r>
+        <w:rPr>
+          <w:color w:val="006A4E"/>
+          <w:sz w:val="25"/>
+        </w:rPr>
+        <w:t>17.1 Daftar Fitur</w:t>
+      </w:r>
+    </w:p>
+    <w:tbl>
+      <w:tblPr>
+        <w:tblStyle w:val="TableGrid"/>
+        <w:tblW w:type="auto" w:w="0"/>
+        <w:tblLook w:firstColumn="1" w:firstRow="1" w:lastColumn="0" w:lastRow="0" w:noHBand="0" w:noVBand="1" w:val="04A0"/>
+      </w:tblPr>
+      <w:tblGrid>
+        <w:gridCol w:w="4320"/>
+        <w:gridCol w:w="4320"/>
+      </w:tblGrid>
+      <w:tr>
+        <w:tc>
+          <w:tcPr>
+            <w:tcW w:type="dxa" w:w="4320"/>
+            <w:shd w:val="clear" w:color="auto" w:fill="006A4E"/>
+          </w:tcPr>
+          <w:p>
+            <w:r/>
+            <w:r>
+              <w:rPr>
+                <w:b/>
+                <w:color w:val="FFFFFF"/>
+                <w:sz w:val="18"/>
+              </w:rPr>
+              <w:t>Fitur</w:t>
+            </w:r>
+          </w:p>
+        </w:tc>
+        <w:tc>
+          <w:tcPr>
+            <w:tcW w:type="dxa" w:w="4320"/>
+            <w:shd w:val="clear" w:color="auto" w:fill="006A4E"/>
+          </w:tcPr>
+          <w:p>
+            <w:r/>
+            <w:r>
+              <w:rPr>
+                <w:b/>
+                <w:color w:val="FFFFFF"/>
+                <w:sz w:val="18"/>
+              </w:rPr>
+              <w:t>Deskripsi</w:t>
+            </w:r>
+          </w:p>
+        </w:tc>
+      </w:tr>
+      <w:tr>
+        <w:tc>
+          <w:tcPr>
+            <w:tcW w:type="dxa" w:w="3024"/>
+          </w:tcPr>
+          <w:p>
+            <w:r/>
+            <w:r>
+              <w:rPr>
+                <w:b/>
+                <w:sz w:val="18"/>
+              </w:rPr>
+              <w:t>Aturan Eskalasi</w:t>
+            </w:r>
+          </w:p>
+        </w:tc>
+        <w:tc>
+          <w:tcPr>
+            <w:tcW w:type="dxa" w:w="6624"/>
+          </w:tcPr>
+          <w:p>
+            <w:r/>
+            <w:r>
+              <w:rPr>
+                <w:b w:val="0"/>
+                <w:sz w:val="18"/>
+              </w:rPr>
+              <w:t>Kenaikan sewa berkala: fixed % atau fixed amount, interval (tahunan/periodik).</w:t>
+            </w:r>
+          </w:p>
+        </w:tc>
+      </w:tr>
+      <w:tr>
+        <w:tc>
+          <w:tcPr>
+            <w:tcW w:type="dxa" w:w="3024"/>
+          </w:tcPr>
+          <w:p>
+            <w:r/>
+            <w:r>
+              <w:rPr>
+                <w:b/>
+                <w:sz w:val="18"/>
+              </w:rPr>
+              <w:t>Auto-apply (Cron)</w:t>
+            </w:r>
+          </w:p>
+        </w:tc>
+        <w:tc>
+          <w:tcPr>
+            <w:tcW w:type="dxa" w:w="6624"/>
+          </w:tcPr>
+          <w:p>
+            <w:r/>
+            <w:r>
+              <w:rPr>
+                <w:b w:val="0"/>
+                <w:sz w:val="18"/>
+              </w:rPr>
+              <w:t>Cron menerapkan kenaikan pada tanggal jatuh tempo eskalasi.</w:t>
+            </w:r>
+          </w:p>
+        </w:tc>
+      </w:tr>
+      <w:tr>
+        <w:tc>
+          <w:tcPr>
+            <w:tcW w:type="dxa" w:w="3024"/>
+          </w:tcPr>
+          <w:p>
+            <w:r/>
+            <w:r>
+              <w:rPr>
+                <w:b/>
+                <w:sz w:val="18"/>
+              </w:rPr>
+              <w:t>Escalation Log</w:t>
+            </w:r>
+          </w:p>
+        </w:tc>
+        <w:tc>
+          <w:tcPr>
+            <w:tcW w:type="dxa" w:w="6624"/>
+          </w:tcPr>
+          <w:p>
+            <w:r/>
+            <w:r>
+              <w:rPr>
+                <w:b w:val="0"/>
+                <w:sz w:val="18"/>
+              </w:rPr>
+              <w:t>Riwayat kenaikan (tanggal, nilai lama → baru).</w:t>
+            </w:r>
+          </w:p>
+        </w:tc>
+      </w:tr>
+    </w:tbl>
+    <w:p/>
+    <w:p>
+      <w:pPr>
+        <w:pStyle w:val="Heading2"/>
+      </w:pPr>
+      <w:r>
+        <w:rPr>
+          <w:color w:val="006A4E"/>
+          <w:sz w:val="25"/>
+        </w:rPr>
+        <w:t>17.2 User Guide</w:t>
+      </w:r>
+    </w:p>
+    <w:p>
+      <w:pPr>
+        <w:pStyle w:val="ListNumber"/>
+      </w:pPr>
+      <w:r>
+        <w:t>Buka kontrak → bagian Rent Escalation: aktifkan, pilih tipe (%/amount), nilai &amp; interval, tanggal mulai.</w:t>
+      </w:r>
+    </w:p>
+    <w:p>
+      <w:pPr>
+        <w:pStyle w:val="ListNumber"/>
+      </w:pPr>
+      <w:r>
+        <w:t>Biarkan cron menerapkan kenaikan otomatis, atau jalankan manual untuk uji.</w:t>
+      </w:r>
+    </w:p>
+    <w:p>
+      <w:pPr>
+        <w:pStyle w:val="ListNumber"/>
+      </w:pPr>
+      <w:r>
+        <w:t>Periksa Escalation Log untuk audit kenaikan.</w:t>
+      </w:r>
+    </w:p>
+    <w:p>
+      <w:pPr>
+        <w:pStyle w:val="Heading2"/>
+      </w:pPr>
+      <w:r>
+        <w:rPr>
+          <w:color w:val="006A4E"/>
+          <w:sz w:val="25"/>
+        </w:rPr>
+        <w:t>17.3 Skenario Test</w:t>
+      </w:r>
+    </w:p>
+    <w:tbl>
+      <w:tblPr>
+        <w:tblStyle w:val="TableGrid"/>
+        <w:tblW w:type="auto" w:w="0"/>
+        <w:jc w:val="center"/>
+        <w:tblLook w:firstColumn="1" w:firstRow="1" w:lastColumn="0" w:lastRow="0" w:noHBand="0" w:noVBand="1" w:val="04A0"/>
+      </w:tblPr>
+      <w:tblGrid>
+        <w:gridCol w:w="2160"/>
+        <w:gridCol w:w="2160"/>
+        <w:gridCol w:w="2160"/>
+        <w:gridCol w:w="2160"/>
+      </w:tblGrid>
+      <w:tr>
+        <w:tc>
+          <w:tcPr>
+            <w:tcW w:type="dxa" w:w="2160"/>
+            <w:shd w:val="clear" w:color="auto" w:fill="1F3964"/>
+          </w:tcPr>
+          <w:p>
+            <w:r/>
+            <w:r>
+              <w:rPr>
+                <w:b/>
+                <w:color w:val="FFFFFF"/>
+                <w:sz w:val="18"/>
+              </w:rPr>
+              <w:t>ID</w:t>
+            </w:r>
+          </w:p>
+        </w:tc>
+        <w:tc>
+          <w:tcPr>
+            <w:tcW w:type="dxa" w:w="2160"/>
+            <w:shd w:val="clear" w:color="auto" w:fill="1F3964"/>
+          </w:tcPr>
+          <w:p>
+            <w:r/>
+            <w:r>
+              <w:rPr>
+                <w:b/>
+                <w:color w:val="FFFFFF"/>
+                <w:sz w:val="18"/>
+              </w:rPr>
+              <w:t>Skenario</w:t>
+            </w:r>
+          </w:p>
+        </w:tc>
+        <w:tc>
+          <w:tcPr>
+            <w:tcW w:type="dxa" w:w="2160"/>
+            <w:shd w:val="clear" w:color="auto" w:fill="1F3964"/>
+          </w:tcPr>
+          <w:p>
+            <w:r/>
+            <w:r>
+              <w:rPr>
+                <w:b/>
+                <w:color w:val="FFFFFF"/>
+                <w:sz w:val="18"/>
+              </w:rPr>
+              <w:t>Langkah</w:t>
+            </w:r>
+          </w:p>
+        </w:tc>
+        <w:tc>
+          <w:tcPr>
+            <w:tcW w:type="dxa" w:w="2160"/>
+            <w:shd w:val="clear" w:color="auto" w:fill="1F3964"/>
+          </w:tcPr>
+          <w:p>
+            <w:r/>
+            <w:r>
+              <w:rPr>
+                <w:b/>
+                <w:color w:val="FFFFFF"/>
+                <w:sz w:val="18"/>
+              </w:rPr>
+              <w:t>Hasil yang Diharapkan</w:t>
+            </w:r>
+          </w:p>
+        </w:tc>
+      </w:tr>
+      <w:tr>
+        <w:tc>
+          <w:tcPr>
+            <w:tcW w:type="dxa" w:w="720"/>
+          </w:tcPr>
+          <w:p>
+            <w:r/>
+            <w:r>
+              <w:rPr>
+                <w:b/>
+                <w:sz w:val="17"/>
+              </w:rPr>
+              <w:t>RE-01</w:t>
+            </w:r>
+          </w:p>
+        </w:tc>
+        <w:tc>
+          <w:tcPr>
+            <w:tcW w:type="dxa" w:w="2160"/>
+          </w:tcPr>
+          <w:p>
+            <w:r/>
+            <w:r>
+              <w:rPr>
+                <w:b w:val="0"/>
+                <w:sz w:val="17"/>
+              </w:rPr>
+              <w:t>Eskalasi %</w:t>
+            </w:r>
+          </w:p>
+        </w:tc>
+        <w:tc>
+          <w:tcPr>
+            <w:tcW w:type="dxa" w:w="3744"/>
+          </w:tcPr>
+          <w:p>
+            <w:r/>
+            <w:r>
+              <w:rPr>
+                <w:b w:val="0"/>
+                <w:sz w:val="17"/>
+              </w:rPr>
+              <w:t>Sewa 10jt, escalation 10%/tahun, tanggal due hari ini. Jalankan cron.</w:t>
+            </w:r>
+          </w:p>
+        </w:tc>
+        <w:tc>
+          <w:tcPr>
+            <w:tcW w:type="dxa" w:w="3024"/>
+          </w:tcPr>
+          <w:p>
+            <w:r/>
+            <w:r>
+              <w:rPr>
+                <w:b w:val="0"/>
+                <w:sz w:val="17"/>
+              </w:rPr>
+              <w:t>Sewa naik ke 11jt; log mencatat 10jt→11jt.</w:t>
+            </w:r>
+          </w:p>
+        </w:tc>
+      </w:tr>
+      <w:tr>
+        <w:tc>
+          <w:tcPr>
+            <w:tcW w:type="dxa" w:w="720"/>
+          </w:tcPr>
+          <w:p>
+            <w:r/>
+            <w:r>
+              <w:rPr>
+                <w:b/>
+                <w:sz w:val="17"/>
+              </w:rPr>
+              <w:t>RE-02</w:t>
+            </w:r>
+          </w:p>
+        </w:tc>
+        <w:tc>
+          <w:tcPr>
+            <w:tcW w:type="dxa" w:w="2160"/>
+          </w:tcPr>
+          <w:p>
+            <w:r/>
+            <w:r>
+              <w:rPr>
+                <w:b w:val="0"/>
+                <w:sz w:val="17"/>
+              </w:rPr>
+              <w:t>Eskalasi amount</w:t>
+            </w:r>
+          </w:p>
+        </w:tc>
+        <w:tc>
+          <w:tcPr>
+            <w:tcW w:type="dxa" w:w="3744"/>
+          </w:tcPr>
+          <w:p>
+            <w:r/>
+            <w:r>
+              <w:rPr>
+                <w:b w:val="0"/>
+                <w:sz w:val="17"/>
+              </w:rPr>
+              <w:t>Escalation +500rb. Jalankan cron.</w:t>
+            </w:r>
+          </w:p>
+        </w:tc>
+        <w:tc>
+          <w:tcPr>
+            <w:tcW w:type="dxa" w:w="3024"/>
+          </w:tcPr>
+          <w:p>
+            <w:r/>
+            <w:r>
+              <w:rPr>
+                <w:b w:val="0"/>
+                <w:sz w:val="17"/>
+              </w:rPr>
+              <w:t>Sewa naik sebesar 500rb; log tercatat.</w:t>
+            </w:r>
+          </w:p>
+        </w:tc>
+      </w:tr>
+      <w:tr>
+        <w:tc>
+          <w:tcPr>
+            <w:tcW w:type="dxa" w:w="720"/>
+          </w:tcPr>
+          <w:p>
+            <w:r/>
+            <w:r>
+              <w:rPr>
+                <w:b/>
+                <w:sz w:val="17"/>
+              </w:rPr>
+              <w:t>RE-03</w:t>
+            </w:r>
+          </w:p>
+        </w:tc>
+        <w:tc>
+          <w:tcPr>
+            <w:tcW w:type="dxa" w:w="2160"/>
+          </w:tcPr>
+          <w:p>
+            <w:r/>
+            <w:r>
+              <w:rPr>
+                <w:b w:val="0"/>
+                <w:sz w:val="17"/>
+              </w:rPr>
+              <w:t>Belum jatuh tempo</w:t>
+            </w:r>
+          </w:p>
+        </w:tc>
+        <w:tc>
+          <w:tcPr>
+            <w:tcW w:type="dxa" w:w="3744"/>
+          </w:tcPr>
+          <w:p>
+            <w:r/>
+            <w:r>
+              <w:rPr>
+                <w:b w:val="0"/>
+                <w:sz w:val="17"/>
+              </w:rPr>
+              <w:t>Tanggal due di masa depan. Jalankan cron.</w:t>
+            </w:r>
+          </w:p>
+        </w:tc>
+        <w:tc>
+          <w:tcPr>
+            <w:tcW w:type="dxa" w:w="3024"/>
+          </w:tcPr>
+          <w:p>
+            <w:r/>
+            <w:r>
+              <w:rPr>
+                <w:b w:val="0"/>
+                <w:sz w:val="17"/>
+              </w:rPr>
+              <w:t>Tidak ada perubahan sewa.</w:t>
+            </w:r>
+          </w:p>
+        </w:tc>
+      </w:tr>
+    </w:tbl>
+    <w:p/>
+    <w:p>
+      <w:pPr>
+        <w:pStyle w:val="Heading1"/>
+      </w:pPr>
+      <w:r>
+        <w:rPr>
+          <w:color w:val="1F3964"/>
+          <w:sz w:val="30"/>
+        </w:rPr>
+        <w:t>18. Modul: KPI Dashboard</w:t>
+      </w:r>
+    </w:p>
+    <w:p>
+      <w:pPr>
+        <w:spacing w:after="120"/>
+      </w:pPr>
+      <w:r>
+        <w:rPr>
+          <w:b w:val="0"/>
+          <w:i/>
+          <w:color w:val="555555"/>
+          <w:sz w:val="21"/>
+        </w:rPr>
+        <w:t>Nama teknis: rental_management_dashboard — Menu: Properties → Dashboard.</w:t>
+      </w:r>
+    </w:p>
+    <w:p>
+      <w:pPr>
+        <w:pStyle w:val="Heading2"/>
+      </w:pPr>
+      <w:r>
+        <w:rPr>
+          <w:color w:val="006A4E"/>
+          <w:sz w:val="25"/>
+        </w:rPr>
+        <w:t>18.1 Daftar Fitur</w:t>
+      </w:r>
+    </w:p>
+    <w:tbl>
+      <w:tblPr>
+        <w:tblStyle w:val="TableGrid"/>
+        <w:tblW w:type="auto" w:w="0"/>
+        <w:tblLook w:firstColumn="1" w:firstRow="1" w:lastColumn="0" w:lastRow="0" w:noHBand="0" w:noVBand="1" w:val="04A0"/>
+      </w:tblPr>
+      <w:tblGrid>
+        <w:gridCol w:w="4320"/>
+        <w:gridCol w:w="4320"/>
+      </w:tblGrid>
+      <w:tr>
+        <w:tc>
+          <w:tcPr>
+            <w:tcW w:type="dxa" w:w="4320"/>
+            <w:shd w:val="clear" w:color="auto" w:fill="006A4E"/>
+          </w:tcPr>
+          <w:p>
+            <w:r/>
+            <w:r>
+              <w:rPr>
+                <w:b/>
+                <w:color w:val="FFFFFF"/>
+                <w:sz w:val="18"/>
+              </w:rPr>
+              <w:t>Fitur</w:t>
+            </w:r>
+          </w:p>
+        </w:tc>
+        <w:tc>
+          <w:tcPr>
+            <w:tcW w:type="dxa" w:w="4320"/>
+            <w:shd w:val="clear" w:color="auto" w:fill="006A4E"/>
+          </w:tcPr>
+          <w:p>
+            <w:r/>
+            <w:r>
+              <w:rPr>
+                <w:b/>
+                <w:color w:val="FFFFFF"/>
+                <w:sz w:val="18"/>
+              </w:rPr>
+              <w:t>Deskripsi</w:t>
+            </w:r>
+          </w:p>
+        </w:tc>
+      </w:tr>
+      <w:tr>
+        <w:tc>
+          <w:tcPr>
+            <w:tcW w:type="dxa" w:w="3024"/>
+          </w:tcPr>
+          <w:p>
+            <w:r/>
+            <w:r>
+              <w:rPr>
+                <w:b/>
+                <w:sz w:val="18"/>
+              </w:rPr>
+              <w:t>KPI Manajemen</w:t>
+            </w:r>
+          </w:p>
+        </w:tc>
+        <w:tc>
+          <w:tcPr>
+            <w:tcW w:type="dxa" w:w="6624"/>
+          </w:tcPr>
+          <w:p>
+            <w:r/>
+            <w:r>
+              <w:rPr>
+                <w:b w:val="0"/>
+                <w:sz w:val="18"/>
+              </w:rPr>
+              <w:t>Jumlah properti, kontrak aktif, NOI, arrears, collection rate, lease expiring 12 bulan.</w:t>
+            </w:r>
+          </w:p>
+        </w:tc>
+      </w:tr>
+      <w:tr>
+        <w:tc>
+          <w:tcPr>
+            <w:tcW w:type="dxa" w:w="3024"/>
+          </w:tcPr>
+          <w:p>
+            <w:r/>
+            <w:r>
+              <w:rPr>
+                <w:b/>
+                <w:sz w:val="18"/>
+              </w:rPr>
+              <w:t>Filter</w:t>
+            </w:r>
+          </w:p>
+        </w:tc>
+        <w:tc>
+          <w:tcPr>
+            <w:tcW w:type="dxa" w:w="6624"/>
+          </w:tcPr>
+          <w:p>
+            <w:r/>
+            <w:r>
+              <w:rPr>
+                <w:b w:val="0"/>
+                <w:sz w:val="18"/>
+              </w:rPr>
+              <w:t>Per properti / periode.</w:t>
+            </w:r>
+          </w:p>
+        </w:tc>
+      </w:tr>
+    </w:tbl>
+    <w:p/>
+    <w:p>
+      <w:pPr>
+        <w:pStyle w:val="Heading2"/>
+      </w:pPr>
+      <w:r>
+        <w:rPr>
+          <w:color w:val="006A4E"/>
+          <w:sz w:val="25"/>
+        </w:rPr>
+        <w:t>18.2 User Guide</w:t>
+      </w:r>
+    </w:p>
+    <w:p>
+      <w:pPr>
+        <w:pStyle w:val="ListNumber"/>
+      </w:pPr>
+      <w:r>
+        <w:t>Properties → Dashboard: pilih periode (dan properti bila perlu).</w:t>
+      </w:r>
+    </w:p>
+    <w:p>
+      <w:pPr>
+        <w:pStyle w:val="ListNumber"/>
+      </w:pPr>
+      <w:r>
+        <w:t>Tinjau kartu KPI; klik untuk drill-down ke daftar terkait bila tersedia.</w:t>
+      </w:r>
+    </w:p>
+    <w:p>
+      <w:pPr>
+        <w:pStyle w:val="Heading2"/>
+      </w:pPr>
+      <w:r>
+        <w:rPr>
+          <w:color w:val="006A4E"/>
+          <w:sz w:val="25"/>
+        </w:rPr>
+        <w:t>18.3 Skenario Test</w:t>
+      </w:r>
+    </w:p>
+    <w:tbl>
+      <w:tblPr>
+        <w:tblStyle w:val="TableGrid"/>
+        <w:tblW w:type="auto" w:w="0"/>
+        <w:jc w:val="center"/>
+        <w:tblLook w:firstColumn="1" w:firstRow="1" w:lastColumn="0" w:lastRow="0" w:noHBand="0" w:noVBand="1" w:val="04A0"/>
+      </w:tblPr>
+      <w:tblGrid>
+        <w:gridCol w:w="2160"/>
+        <w:gridCol w:w="2160"/>
+        <w:gridCol w:w="2160"/>
+        <w:gridCol w:w="2160"/>
+      </w:tblGrid>
+      <w:tr>
+        <w:tc>
+          <w:tcPr>
+            <w:tcW w:type="dxa" w:w="2160"/>
+            <w:shd w:val="clear" w:color="auto" w:fill="1F3964"/>
+          </w:tcPr>
+          <w:p>
+            <w:r/>
+            <w:r>
+              <w:rPr>
+                <w:b/>
+                <w:color w:val="FFFFFF"/>
+                <w:sz w:val="18"/>
+              </w:rPr>
+              <w:t>ID</w:t>
+            </w:r>
+          </w:p>
+        </w:tc>
+        <w:tc>
+          <w:tcPr>
+            <w:tcW w:type="dxa" w:w="2160"/>
+            <w:shd w:val="clear" w:color="auto" w:fill="1F3964"/>
+          </w:tcPr>
+          <w:p>
+            <w:r/>
+            <w:r>
+              <w:rPr>
+                <w:b/>
+                <w:color w:val="FFFFFF"/>
+                <w:sz w:val="18"/>
+              </w:rPr>
+              <w:t>Skenario</w:t>
+            </w:r>
+          </w:p>
+        </w:tc>
+        <w:tc>
+          <w:tcPr>
+            <w:tcW w:type="dxa" w:w="2160"/>
+            <w:shd w:val="clear" w:color="auto" w:fill="1F3964"/>
+          </w:tcPr>
+          <w:p>
+            <w:r/>
+            <w:r>
+              <w:rPr>
+                <w:b/>
+                <w:color w:val="FFFFFF"/>
+                <w:sz w:val="18"/>
+              </w:rPr>
+              <w:t>Langkah</w:t>
+            </w:r>
+          </w:p>
+        </w:tc>
+        <w:tc>
+          <w:tcPr>
+            <w:tcW w:type="dxa" w:w="2160"/>
+            <w:shd w:val="clear" w:color="auto" w:fill="1F3964"/>
+          </w:tcPr>
+          <w:p>
+            <w:r/>
+            <w:r>
+              <w:rPr>
+                <w:b/>
+                <w:color w:val="FFFFFF"/>
+                <w:sz w:val="18"/>
+              </w:rPr>
+              <w:t>Hasil yang Diharapkan</w:t>
+            </w:r>
+          </w:p>
+        </w:tc>
+      </w:tr>
+      <w:tr>
+        <w:tc>
+          <w:tcPr>
+            <w:tcW w:type="dxa" w:w="720"/>
+          </w:tcPr>
+          <w:p>
+            <w:r/>
+            <w:r>
+              <w:rPr>
+                <w:b/>
+                <w:sz w:val="17"/>
+              </w:rPr>
+              <w:t>DB-01</w:t>
+            </w:r>
+          </w:p>
+        </w:tc>
+        <w:tc>
+          <w:tcPr>
+            <w:tcW w:type="dxa" w:w="2160"/>
+          </w:tcPr>
+          <w:p>
+            <w:r/>
+            <w:r>
+              <w:rPr>
+                <w:b w:val="0"/>
+                <w:sz w:val="17"/>
+              </w:rPr>
+              <w:t>Hitung KPI</w:t>
+            </w:r>
+          </w:p>
+        </w:tc>
+        <w:tc>
+          <w:tcPr>
+            <w:tcW w:type="dxa" w:w="3744"/>
+          </w:tcPr>
+          <w:p>
+            <w:r/>
+            <w:r>
+              <w:rPr>
+                <w:b w:val="0"/>
+                <w:sz w:val="17"/>
+              </w:rPr>
+              <w:t>Dengan kontrak &amp; invoice ada, buka Dashboard.</w:t>
+            </w:r>
+          </w:p>
+        </w:tc>
+        <w:tc>
+          <w:tcPr>
+            <w:tcW w:type="dxa" w:w="3024"/>
+          </w:tcPr>
+          <w:p>
+            <w:r/>
+            <w:r>
+              <w:rPr>
+                <w:b w:val="0"/>
+                <w:sz w:val="17"/>
+              </w:rPr>
+              <w:t>NOI = income − expense; arrears = invoice overdue; collection rate konsisten.</w:t>
+            </w:r>
+          </w:p>
+        </w:tc>
+      </w:tr>
+      <w:tr>
+        <w:tc>
+          <w:tcPr>
+            <w:tcW w:type="dxa" w:w="720"/>
+          </w:tcPr>
+          <w:p>
+            <w:r/>
+            <w:r>
+              <w:rPr>
+                <w:b/>
+                <w:sz w:val="17"/>
+              </w:rPr>
+              <w:t>DB-02</w:t>
+            </w:r>
+          </w:p>
+        </w:tc>
+        <w:tc>
+          <w:tcPr>
+            <w:tcW w:type="dxa" w:w="2160"/>
+          </w:tcPr>
+          <w:p>
+            <w:r/>
+            <w:r>
+              <w:rPr>
+                <w:b w:val="0"/>
+                <w:sz w:val="17"/>
+              </w:rPr>
+              <w:t>Lease expiring</w:t>
+            </w:r>
+          </w:p>
+        </w:tc>
+        <w:tc>
+          <w:tcPr>
+            <w:tcW w:type="dxa" w:w="3744"/>
+          </w:tcPr>
+          <w:p>
+            <w:r/>
+            <w:r>
+              <w:rPr>
+                <w:b w:val="0"/>
+                <w:sz w:val="17"/>
+              </w:rPr>
+              <w:t>Ada kontrak berakhir dalam 12 bulan.</w:t>
+            </w:r>
+          </w:p>
+        </w:tc>
+        <w:tc>
+          <w:tcPr>
+            <w:tcW w:type="dxa" w:w="3024"/>
+          </w:tcPr>
+          <w:p>
+            <w:r/>
+            <w:r>
+              <w:rPr>
+                <w:b w:val="0"/>
+                <w:sz w:val="17"/>
+              </w:rPr>
+              <w:t>Counter leases-expiring menampilkan jumlah benar.</w:t>
+            </w:r>
+          </w:p>
+        </w:tc>
+      </w:tr>
+    </w:tbl>
+    <w:p/>
+    <w:p>
+      <w:pPr>
+        <w:pStyle w:val="Heading1"/>
+      </w:pPr>
+      <w:r>
+        <w:rPr>
+          <w:color w:val="1F3964"/>
+          <w:sz w:val="30"/>
+        </w:rPr>
+        <w:t>19. Modul: Dunning (Penagihan Otomatis)</w:t>
+      </w:r>
+    </w:p>
+    <w:p>
+      <w:pPr>
+        <w:spacing w:after="120"/>
+      </w:pPr>
+      <w:r>
+        <w:rPr>
+          <w:b w:val="0"/>
+          <w:i/>
+          <w:color w:val="555555"/>
+          <w:sz w:val="21"/>
+        </w:rPr>
+        <w:t>Nama teknis: rental_management_dunning — Menu: Accounting + cron.</w:t>
+      </w:r>
+    </w:p>
+    <w:p>
+      <w:pPr>
+        <w:pStyle w:val="Heading2"/>
+      </w:pPr>
+      <w:r>
+        <w:rPr>
+          <w:color w:val="006A4E"/>
+          <w:sz w:val="25"/>
+        </w:rPr>
+        <w:t>19.1 Daftar Fitur</w:t>
+      </w:r>
+    </w:p>
+    <w:tbl>
+      <w:tblPr>
+        <w:tblStyle w:val="TableGrid"/>
+        <w:tblW w:type="auto" w:w="0"/>
+        <w:tblLook w:firstColumn="1" w:firstRow="1" w:lastColumn="0" w:lastRow="0" w:noHBand="0" w:noVBand="1" w:val="04A0"/>
+      </w:tblPr>
+      <w:tblGrid>
+        <w:gridCol w:w="4320"/>
+        <w:gridCol w:w="4320"/>
+      </w:tblGrid>
+      <w:tr>
+        <w:tc>
+          <w:tcPr>
+            <w:tcW w:type="dxa" w:w="4320"/>
+            <w:shd w:val="clear" w:color="auto" w:fill="006A4E"/>
+          </w:tcPr>
+          <w:p>
+            <w:r/>
+            <w:r>
+              <w:rPr>
+                <w:b/>
+                <w:color w:val="FFFFFF"/>
+                <w:sz w:val="18"/>
+              </w:rPr>
+              <w:t>Fitur</w:t>
+            </w:r>
+          </w:p>
+        </w:tc>
+        <w:tc>
+          <w:tcPr>
+            <w:tcW w:type="dxa" w:w="4320"/>
+            <w:shd w:val="clear" w:color="auto" w:fill="006A4E"/>
+          </w:tcPr>
+          <w:p>
+            <w:r/>
+            <w:r>
+              <w:rPr>
+                <w:b/>
+                <w:color w:val="FFFFFF"/>
+                <w:sz w:val="18"/>
+              </w:rPr>
+              <w:t>Deskripsi</w:t>
+            </w:r>
+          </w:p>
+        </w:tc>
+      </w:tr>
+      <w:tr>
+        <w:tc>
+          <w:tcPr>
+            <w:tcW w:type="dxa" w:w="3024"/>
+          </w:tcPr>
+          <w:p>
+            <w:r/>
+            <w:r>
+              <w:rPr>
+                <w:b/>
+                <w:sz w:val="18"/>
+              </w:rPr>
+              <w:t>Dunning Ladder</w:t>
+            </w:r>
+          </w:p>
+        </w:tc>
+        <w:tc>
+          <w:tcPr>
+            <w:tcW w:type="dxa" w:w="6624"/>
+          </w:tcPr>
+          <w:p>
+            <w:r/>
+            <w:r>
+              <w:rPr>
+                <w:b w:val="0"/>
+                <w:sz w:val="18"/>
+              </w:rPr>
+              <w:t>Tingkat penagihan bertahap untuk invoice jatuh tempo.</w:t>
+            </w:r>
+          </w:p>
+        </w:tc>
+      </w:tr>
+      <w:tr>
+        <w:tc>
+          <w:tcPr>
+            <w:tcW w:type="dxa" w:w="3024"/>
+          </w:tcPr>
+          <w:p>
+            <w:r/>
+            <w:r>
+              <w:rPr>
+                <w:b/>
+                <w:sz w:val="18"/>
+              </w:rPr>
+              <w:t>Reminder Email</w:t>
+            </w:r>
+          </w:p>
+        </w:tc>
+        <w:tc>
+          <w:tcPr>
+            <w:tcW w:type="dxa" w:w="6624"/>
+          </w:tcPr>
+          <w:p>
+            <w:r/>
+            <w:r>
+              <w:rPr>
+                <w:b w:val="0"/>
+                <w:sz w:val="18"/>
+              </w:rPr>
+              <w:t>Kirim email template otomatis per level.</w:t>
+            </w:r>
+          </w:p>
+        </w:tc>
+      </w:tr>
+      <w:tr>
+        <w:tc>
+          <w:tcPr>
+            <w:tcW w:type="dxa" w:w="3024"/>
+          </w:tcPr>
+          <w:p>
+            <w:r/>
+            <w:r>
+              <w:rPr>
+                <w:b/>
+                <w:sz w:val="18"/>
+              </w:rPr>
+              <w:t>Late Fee (opsional)</w:t>
+            </w:r>
+          </w:p>
+        </w:tc>
+        <w:tc>
+          <w:tcPr>
+            <w:tcW w:type="dxa" w:w="6624"/>
+          </w:tcPr>
+          <w:p>
+            <w:r/>
+            <w:r>
+              <w:rPr>
+                <w:b w:val="0"/>
+                <w:sz w:val="18"/>
+              </w:rPr>
+              <w:t>Tambah denda keterlambatan.</w:t>
+            </w:r>
+          </w:p>
+        </w:tc>
+      </w:tr>
+      <w:tr>
+        <w:tc>
+          <w:tcPr>
+            <w:tcW w:type="dxa" w:w="3024"/>
+          </w:tcPr>
+          <w:p>
+            <w:r/>
+            <w:r>
+              <w:rPr>
+                <w:b/>
+                <w:sz w:val="18"/>
+              </w:rPr>
+              <w:t>Level Tracking</w:t>
+            </w:r>
+          </w:p>
+        </w:tc>
+        <w:tc>
+          <w:tcPr>
+            <w:tcW w:type="dxa" w:w="6624"/>
+          </w:tcPr>
+          <w:p>
+            <w:r/>
+            <w:r>
+              <w:rPr>
+                <w:b w:val="0"/>
+                <w:sz w:val="18"/>
+              </w:rPr>
+              <w:t>Dunning level tercatat per invoice (account.move).</w:t>
+            </w:r>
+          </w:p>
+        </w:tc>
+      </w:tr>
+    </w:tbl>
+    <w:p/>
+    <w:p>
+      <w:pPr>
+        <w:pStyle w:val="Heading2"/>
+      </w:pPr>
+      <w:r>
+        <w:rPr>
+          <w:color w:val="006A4E"/>
+          <w:sz w:val="25"/>
+        </w:rPr>
+        <w:t>19.2 User Guide</w:t>
+      </w:r>
+    </w:p>
+    <w:p>
+      <w:pPr>
+        <w:pStyle w:val="ListNumber"/>
+      </w:pPr>
+      <w:r>
+        <w:t>Konfigurasi level dunning (hari overdue, template email, late fee).</w:t>
+      </w:r>
+    </w:p>
+    <w:p>
+      <w:pPr>
+        <w:pStyle w:val="ListNumber"/>
+      </w:pPr>
+      <w:r>
+        <w:t>Biarkan cron mengevaluasi invoice overdue &amp; naikkan level + kirim reminder.</w:t>
+      </w:r>
+    </w:p>
+    <w:p>
+      <w:pPr>
+        <w:pStyle w:val="ListNumber"/>
+      </w:pPr>
+      <w:r>
+        <w:t>Pantau dunning level pada invoice.</w:t>
+      </w:r>
+    </w:p>
+    <w:p>
+      <w:pPr>
+        <w:pStyle w:val="Heading2"/>
+      </w:pPr>
+      <w:r>
+        <w:rPr>
+          <w:color w:val="006A4E"/>
+          <w:sz w:val="25"/>
+        </w:rPr>
+        <w:t>19.3 Skenario Test</w:t>
+      </w:r>
+    </w:p>
+    <w:tbl>
+      <w:tblPr>
+        <w:tblStyle w:val="TableGrid"/>
+        <w:tblW w:type="auto" w:w="0"/>
+        <w:jc w:val="center"/>
+        <w:tblLook w:firstColumn="1" w:firstRow="1" w:lastColumn="0" w:lastRow="0" w:noHBand="0" w:noVBand="1" w:val="04A0"/>
+      </w:tblPr>
+      <w:tblGrid>
+        <w:gridCol w:w="2160"/>
+        <w:gridCol w:w="2160"/>
+        <w:gridCol w:w="2160"/>
+        <w:gridCol w:w="2160"/>
+      </w:tblGrid>
+      <w:tr>
+        <w:tc>
+          <w:tcPr>
+            <w:tcW w:type="dxa" w:w="2160"/>
+            <w:shd w:val="clear" w:color="auto" w:fill="1F3964"/>
+          </w:tcPr>
+          <w:p>
+            <w:r/>
+            <w:r>
+              <w:rPr>
+                <w:b/>
+                <w:color w:val="FFFFFF"/>
+                <w:sz w:val="18"/>
+              </w:rPr>
+              <w:t>ID</w:t>
+            </w:r>
+          </w:p>
+        </w:tc>
+        <w:tc>
+          <w:tcPr>
+            <w:tcW w:type="dxa" w:w="2160"/>
+            <w:shd w:val="clear" w:color="auto" w:fill="1F3964"/>
+          </w:tcPr>
+          <w:p>
+            <w:r/>
+            <w:r>
+              <w:rPr>
+                <w:b/>
+                <w:color w:val="FFFFFF"/>
+                <w:sz w:val="18"/>
+              </w:rPr>
+              <w:t>Skenario</w:t>
+            </w:r>
+          </w:p>
+        </w:tc>
+        <w:tc>
+          <w:tcPr>
+            <w:tcW w:type="dxa" w:w="2160"/>
+            <w:shd w:val="clear" w:color="auto" w:fill="1F3964"/>
+          </w:tcPr>
+          <w:p>
+            <w:r/>
+            <w:r>
+              <w:rPr>
+                <w:b/>
+                <w:color w:val="FFFFFF"/>
+                <w:sz w:val="18"/>
+              </w:rPr>
+              <w:t>Langkah</w:t>
+            </w:r>
+          </w:p>
+        </w:tc>
+        <w:tc>
+          <w:tcPr>
+            <w:tcW w:type="dxa" w:w="2160"/>
+            <w:shd w:val="clear" w:color="auto" w:fill="1F3964"/>
+          </w:tcPr>
+          <w:p>
+            <w:r/>
+            <w:r>
+              <w:rPr>
+                <w:b/>
+                <w:color w:val="FFFFFF"/>
+                <w:sz w:val="18"/>
+              </w:rPr>
+              <w:t>Hasil yang Diharapkan</w:t>
+            </w:r>
+          </w:p>
+        </w:tc>
+      </w:tr>
+      <w:tr>
+        <w:tc>
+          <w:tcPr>
+            <w:tcW w:type="dxa" w:w="720"/>
+          </w:tcPr>
+          <w:p>
+            <w:r/>
+            <w:r>
+              <w:rPr>
+                <w:b/>
+                <w:sz w:val="17"/>
+              </w:rPr>
+              <w:t>DN-01</w:t>
+            </w:r>
+          </w:p>
+        </w:tc>
+        <w:tc>
+          <w:tcPr>
+            <w:tcW w:type="dxa" w:w="2160"/>
+          </w:tcPr>
+          <w:p>
+            <w:r/>
+            <w:r>
+              <w:rPr>
+                <w:b w:val="0"/>
+                <w:sz w:val="17"/>
+              </w:rPr>
+              <w:t>Naik level</w:t>
+            </w:r>
+          </w:p>
+        </w:tc>
+        <w:tc>
+          <w:tcPr>
+            <w:tcW w:type="dxa" w:w="3744"/>
+          </w:tcPr>
+          <w:p>
+            <w:r/>
+            <w:r>
+              <w:rPr>
+                <w:b w:val="0"/>
+                <w:sz w:val="17"/>
+              </w:rPr>
+              <w:t>Invoice overdue melewati ambang level 1. Jalankan cron.</w:t>
+            </w:r>
+          </w:p>
+        </w:tc>
+        <w:tc>
+          <w:tcPr>
+            <w:tcW w:type="dxa" w:w="3024"/>
+          </w:tcPr>
+          <w:p>
+            <w:r/>
+            <w:r>
+              <w:rPr>
+                <w:b w:val="0"/>
+                <w:sz w:val="17"/>
+              </w:rPr>
+              <w:t>Dunning level=1; email reminder terkirim.</w:t>
+            </w:r>
+          </w:p>
+        </w:tc>
+      </w:tr>
+      <w:tr>
+        <w:tc>
+          <w:tcPr>
+            <w:tcW w:type="dxa" w:w="720"/>
+          </w:tcPr>
+          <w:p>
+            <w:r/>
+            <w:r>
+              <w:rPr>
+                <w:b/>
+                <w:sz w:val="17"/>
+              </w:rPr>
+              <w:t>DN-02</w:t>
+            </w:r>
+          </w:p>
+        </w:tc>
+        <w:tc>
+          <w:tcPr>
+            <w:tcW w:type="dxa" w:w="2160"/>
+          </w:tcPr>
+          <w:p>
+            <w:r/>
+            <w:r>
+              <w:rPr>
+                <w:b w:val="0"/>
+                <w:sz w:val="17"/>
+              </w:rPr>
+              <w:t>Late fee</w:t>
+            </w:r>
+          </w:p>
+        </w:tc>
+        <w:tc>
+          <w:tcPr>
+            <w:tcW w:type="dxa" w:w="3744"/>
+          </w:tcPr>
+          <w:p>
+            <w:r/>
+            <w:r>
+              <w:rPr>
+                <w:b w:val="0"/>
+                <w:sz w:val="17"/>
+              </w:rPr>
+              <w:t>Aktifkan late fee pada level. Jalankan cron.</w:t>
+            </w:r>
+          </w:p>
+        </w:tc>
+        <w:tc>
+          <w:tcPr>
+            <w:tcW w:type="dxa" w:w="3024"/>
+          </w:tcPr>
+          <w:p>
+            <w:r/>
+            <w:r>
+              <w:rPr>
+                <w:b w:val="0"/>
+                <w:sz w:val="17"/>
+              </w:rPr>
+              <w:t>Denda ditambahkan sesuai konfigurasi.</w:t>
+            </w:r>
+          </w:p>
+        </w:tc>
+      </w:tr>
+      <w:tr>
+        <w:tc>
+          <w:tcPr>
+            <w:tcW w:type="dxa" w:w="720"/>
+          </w:tcPr>
+          <w:p>
+            <w:r/>
+            <w:r>
+              <w:rPr>
+                <w:b/>
+                <w:sz w:val="17"/>
+              </w:rPr>
+              <w:t>DN-03</w:t>
+            </w:r>
+          </w:p>
+        </w:tc>
+        <w:tc>
+          <w:tcPr>
+            <w:tcW w:type="dxa" w:w="2160"/>
+          </w:tcPr>
+          <w:p>
+            <w:r/>
+            <w:r>
+              <w:rPr>
+                <w:b w:val="0"/>
+                <w:sz w:val="17"/>
+              </w:rPr>
+              <w:t>Lunas berhenti</w:t>
+            </w:r>
+          </w:p>
+        </w:tc>
+        <w:tc>
+          <w:tcPr>
+            <w:tcW w:type="dxa" w:w="3744"/>
+          </w:tcPr>
+          <w:p>
+            <w:r/>
+            <w:r>
+              <w:rPr>
+                <w:b w:val="0"/>
+                <w:sz w:val="17"/>
+              </w:rPr>
+              <w:t>Bayar invoice. Jalankan cron.</w:t>
+            </w:r>
+          </w:p>
+        </w:tc>
+        <w:tc>
+          <w:tcPr>
+            <w:tcW w:type="dxa" w:w="3024"/>
+          </w:tcPr>
+          <w:p>
+            <w:r/>
+            <w:r>
+              <w:rPr>
+                <w:b w:val="0"/>
+                <w:sz w:val="17"/>
+              </w:rPr>
+              <w:t>Tidak ada reminder lanjutan.</w:t>
+            </w:r>
+          </w:p>
+        </w:tc>
+      </w:tr>
+    </w:tbl>
+    <w:p/>
+    <w:p>
+      <w:pPr>
+        <w:pStyle w:val="Heading1"/>
+      </w:pPr>
+      <w:r>
+        <w:rPr>
+          <w:color w:val="1F3964"/>
+          <w:sz w:val="30"/>
+        </w:rPr>
+        <w:t>20. Modul: Insurance Register</w:t>
+      </w:r>
+    </w:p>
+    <w:p>
+      <w:pPr>
+        <w:spacing w:after="120"/>
+      </w:pPr>
+      <w:r>
+        <w:rPr>
+          <w:b w:val="0"/>
+          <w:i/>
+          <w:color w:val="555555"/>
+          <w:sz w:val="21"/>
+        </w:rPr>
+        <w:t>Nama teknis: rental_management_insurance — Menu: Properties → Insurance Policies.</w:t>
+      </w:r>
+    </w:p>
+    <w:p>
+      <w:pPr>
+        <w:pStyle w:val="Heading2"/>
+      </w:pPr>
+      <w:r>
+        <w:rPr>
+          <w:color w:val="006A4E"/>
+          <w:sz w:val="25"/>
+        </w:rPr>
+        <w:t>20.1 Daftar Fitur</w:t>
+      </w:r>
+    </w:p>
+    <w:tbl>
+      <w:tblPr>
+        <w:tblStyle w:val="TableGrid"/>
+        <w:tblW w:type="auto" w:w="0"/>
+        <w:tblLook w:firstColumn="1" w:firstRow="1" w:lastColumn="0" w:lastRow="0" w:noHBand="0" w:noVBand="1" w:val="04A0"/>
+      </w:tblPr>
+      <w:tblGrid>
+        <w:gridCol w:w="4320"/>
+        <w:gridCol w:w="4320"/>
+      </w:tblGrid>
+      <w:tr>
+        <w:tc>
+          <w:tcPr>
+            <w:tcW w:type="dxa" w:w="4320"/>
+            <w:shd w:val="clear" w:color="auto" w:fill="006A4E"/>
+          </w:tcPr>
+          <w:p>
+            <w:r/>
+            <w:r>
+              <w:rPr>
+                <w:b/>
+                <w:color w:val="FFFFFF"/>
+                <w:sz w:val="18"/>
+              </w:rPr>
+              <w:t>Fitur</w:t>
+            </w:r>
+          </w:p>
+        </w:tc>
+        <w:tc>
+          <w:tcPr>
+            <w:tcW w:type="dxa" w:w="4320"/>
+            <w:shd w:val="clear" w:color="auto" w:fill="006A4E"/>
+          </w:tcPr>
+          <w:p>
+            <w:r/>
+            <w:r>
+              <w:rPr>
+                <w:b/>
+                <w:color w:val="FFFFFF"/>
+                <w:sz w:val="18"/>
+              </w:rPr>
+              <w:t>Deskripsi</w:t>
+            </w:r>
+          </w:p>
+        </w:tc>
+      </w:tr>
+      <w:tr>
+        <w:tc>
+          <w:tcPr>
+            <w:tcW w:type="dxa" w:w="3024"/>
+          </w:tcPr>
+          <w:p>
+            <w:r/>
+            <w:r>
+              <w:rPr>
+                <w:b/>
+                <w:sz w:val="18"/>
+              </w:rPr>
+              <w:t>Polis Asuransi</w:t>
+            </w:r>
+          </w:p>
+        </w:tc>
+        <w:tc>
+          <w:tcPr>
+            <w:tcW w:type="dxa" w:w="6624"/>
+          </w:tcPr>
+          <w:p>
+            <w:r/>
+            <w:r>
+              <w:rPr>
+                <w:b w:val="0"/>
+                <w:sz w:val="18"/>
+              </w:rPr>
+              <w:t>Register polis properti/gedung: penanggung, nomor, nilai, periode.</w:t>
+            </w:r>
+          </w:p>
+        </w:tc>
+      </w:tr>
+      <w:tr>
+        <w:tc>
+          <w:tcPr>
+            <w:tcW w:type="dxa" w:w="3024"/>
+          </w:tcPr>
+          <w:p>
+            <w:r/>
+            <w:r>
+              <w:rPr>
+                <w:b/>
+                <w:sz w:val="18"/>
+              </w:rPr>
+              <w:t>Alert Expiry (Cron)</w:t>
+            </w:r>
+          </w:p>
+        </w:tc>
+        <w:tc>
+          <w:tcPr>
+            <w:tcW w:type="dxa" w:w="6624"/>
+          </w:tcPr>
+          <w:p>
+            <w:r/>
+            <w:r>
+              <w:rPr>
+                <w:b w:val="0"/>
+                <w:sz w:val="18"/>
+              </w:rPr>
+              <w:t>Reminder activity menjelang kedaluwarsa polis.</w:t>
+            </w:r>
+          </w:p>
+        </w:tc>
+      </w:tr>
+    </w:tbl>
+    <w:p/>
+    <w:p>
+      <w:pPr>
+        <w:pStyle w:val="Heading2"/>
+      </w:pPr>
+      <w:r>
+        <w:rPr>
+          <w:color w:val="006A4E"/>
+          <w:sz w:val="25"/>
+        </w:rPr>
+        <w:t>20.2 User Guide</w:t>
+      </w:r>
+    </w:p>
+    <w:p>
+      <w:pPr>
+        <w:pStyle w:val="ListNumber"/>
+      </w:pPr>
+      <w:r>
+        <w:t>Properties → Insurance Policies → New: pilih properti, penanggung, nomor, nilai pertanggungan, periode, lead reminder.</w:t>
+      </w:r>
+    </w:p>
+    <w:p>
+      <w:pPr>
+        <w:pStyle w:val="ListNumber"/>
+      </w:pPr>
+      <w:r>
+        <w:t>Pantau filter Expiring Soon; perpanjang sebelum kedaluwarsa.</w:t>
+      </w:r>
+    </w:p>
+    <w:p>
+      <w:pPr>
+        <w:pStyle w:val="Heading2"/>
+      </w:pPr>
+      <w:r>
+        <w:rPr>
+          <w:color w:val="006A4E"/>
+          <w:sz w:val="25"/>
+        </w:rPr>
+        <w:t>20.3 Skenario Test</w:t>
+      </w:r>
+    </w:p>
+    <w:tbl>
+      <w:tblPr>
+        <w:tblStyle w:val="TableGrid"/>
+        <w:tblW w:type="auto" w:w="0"/>
+        <w:jc w:val="center"/>
+        <w:tblLook w:firstColumn="1" w:firstRow="1" w:lastColumn="0" w:lastRow="0" w:noHBand="0" w:noVBand="1" w:val="04A0"/>
+      </w:tblPr>
+      <w:tblGrid>
+        <w:gridCol w:w="2160"/>
+        <w:gridCol w:w="2160"/>
+        <w:gridCol w:w="2160"/>
+        <w:gridCol w:w="2160"/>
+      </w:tblGrid>
+      <w:tr>
+        <w:tc>
+          <w:tcPr>
+            <w:tcW w:type="dxa" w:w="2160"/>
+            <w:shd w:val="clear" w:color="auto" w:fill="1F3964"/>
+          </w:tcPr>
+          <w:p>
+            <w:r/>
+            <w:r>
+              <w:rPr>
+                <w:b/>
+                <w:color w:val="FFFFFF"/>
+                <w:sz w:val="18"/>
+              </w:rPr>
+              <w:t>ID</w:t>
+            </w:r>
+          </w:p>
+        </w:tc>
+        <w:tc>
+          <w:tcPr>
+            <w:tcW w:type="dxa" w:w="2160"/>
+            <w:shd w:val="clear" w:color="auto" w:fill="1F3964"/>
+          </w:tcPr>
+          <w:p>
+            <w:r/>
+            <w:r>
+              <w:rPr>
+                <w:b/>
+                <w:color w:val="FFFFFF"/>
+                <w:sz w:val="18"/>
+              </w:rPr>
+              <w:t>Skenario</w:t>
+            </w:r>
+          </w:p>
+        </w:tc>
+        <w:tc>
+          <w:tcPr>
+            <w:tcW w:type="dxa" w:w="2160"/>
+            <w:shd w:val="clear" w:color="auto" w:fill="1F3964"/>
+          </w:tcPr>
+          <w:p>
+            <w:r/>
+            <w:r>
+              <w:rPr>
+                <w:b/>
+                <w:color w:val="FFFFFF"/>
+                <w:sz w:val="18"/>
+              </w:rPr>
+              <w:t>Langkah</w:t>
+            </w:r>
+          </w:p>
+        </w:tc>
+        <w:tc>
+          <w:tcPr>
+            <w:tcW w:type="dxa" w:w="2160"/>
+            <w:shd w:val="clear" w:color="auto" w:fill="1F3964"/>
+          </w:tcPr>
+          <w:p>
+            <w:r/>
+            <w:r>
+              <w:rPr>
+                <w:b/>
+                <w:color w:val="FFFFFF"/>
+                <w:sz w:val="18"/>
+              </w:rPr>
+              <w:t>Hasil yang Diharapkan</w:t>
+            </w:r>
+          </w:p>
+        </w:tc>
+      </w:tr>
+      <w:tr>
+        <w:tc>
+          <w:tcPr>
+            <w:tcW w:type="dxa" w:w="720"/>
+          </w:tcPr>
+          <w:p>
+            <w:r/>
+            <w:r>
+              <w:rPr>
+                <w:b/>
+                <w:sz w:val="17"/>
+              </w:rPr>
+              <w:t>IN-01</w:t>
+            </w:r>
+          </w:p>
+        </w:tc>
+        <w:tc>
+          <w:tcPr>
+            <w:tcW w:type="dxa" w:w="2160"/>
+          </w:tcPr>
+          <w:p>
+            <w:r/>
+            <w:r>
+              <w:rPr>
+                <w:b w:val="0"/>
+                <w:sz w:val="17"/>
+              </w:rPr>
+              <w:t>Buat polis</w:t>
+            </w:r>
+          </w:p>
+        </w:tc>
+        <w:tc>
+          <w:tcPr>
+            <w:tcW w:type="dxa" w:w="3744"/>
+          </w:tcPr>
+          <w:p>
+            <w:r/>
+            <w:r>
+              <w:rPr>
+                <w:b w:val="0"/>
+                <w:sz w:val="17"/>
+              </w:rPr>
+              <w:t>Buat polis dengan expiry 30 hari ke depan.</w:t>
+            </w:r>
+          </w:p>
+        </w:tc>
+        <w:tc>
+          <w:tcPr>
+            <w:tcW w:type="dxa" w:w="3024"/>
+          </w:tcPr>
+          <w:p>
+            <w:r/>
+            <w:r>
+              <w:rPr>
+                <w:b w:val="0"/>
+                <w:sz w:val="17"/>
+              </w:rPr>
+              <w:t>Polis tersimpan; days-to-expiry terhitung.</w:t>
+            </w:r>
+          </w:p>
+        </w:tc>
+      </w:tr>
+      <w:tr>
+        <w:tc>
+          <w:tcPr>
+            <w:tcW w:type="dxa" w:w="720"/>
+          </w:tcPr>
+          <w:p>
+            <w:r/>
+            <w:r>
+              <w:rPr>
+                <w:b/>
+                <w:sz w:val="17"/>
+              </w:rPr>
+              <w:t>IN-02</w:t>
+            </w:r>
+          </w:p>
+        </w:tc>
+        <w:tc>
+          <w:tcPr>
+            <w:tcW w:type="dxa" w:w="2160"/>
+          </w:tcPr>
+          <w:p>
+            <w:r/>
+            <w:r>
+              <w:rPr>
+                <w:b w:val="0"/>
+                <w:sz w:val="17"/>
+              </w:rPr>
+              <w:t>Reminder</w:t>
+            </w:r>
+          </w:p>
+        </w:tc>
+        <w:tc>
+          <w:tcPr>
+            <w:tcW w:type="dxa" w:w="3744"/>
+          </w:tcPr>
+          <w:p>
+            <w:r/>
+            <w:r>
+              <w:rPr>
+                <w:b w:val="0"/>
+                <w:sz w:val="17"/>
+              </w:rPr>
+              <w:t>Expiry dalam lead window. Jalankan cron.</w:t>
+            </w:r>
+          </w:p>
+        </w:tc>
+        <w:tc>
+          <w:tcPr>
+            <w:tcW w:type="dxa" w:w="3024"/>
+          </w:tcPr>
+          <w:p>
+            <w:r/>
+            <w:r>
+              <w:rPr>
+                <w:b w:val="0"/>
+                <w:sz w:val="17"/>
+              </w:rPr>
+              <w:t>Activity reminder terjadwal pada penanggung jawab.</w:t>
+            </w:r>
+          </w:p>
+        </w:tc>
+      </w:tr>
+    </w:tbl>
+    <w:p/>
+    <w:p>
+      <w:pPr>
+        <w:pStyle w:val="Heading1"/>
+      </w:pPr>
+      <w:r>
+        <w:rPr>
+          <w:color w:val="1F3964"/>
+          <w:sz w:val="30"/>
+        </w:rPr>
+        <w:t>21. Modul: Lease Expiry &amp; Renewal</w:t>
+      </w:r>
+    </w:p>
+    <w:p>
+      <w:pPr>
+        <w:spacing w:after="120"/>
+      </w:pPr>
+      <w:r>
+        <w:rPr>
+          <w:b w:val="0"/>
+          <w:i/>
+          <w:color w:val="555555"/>
+          <w:sz w:val="21"/>
+        </w:rPr>
+        <w:t>Nama teknis: rental_management_lease_expiry — Menu: Properties → Lease Expiry + cron.</w:t>
+      </w:r>
+    </w:p>
+    <w:p>
+      <w:pPr>
+        <w:pStyle w:val="Heading2"/>
+      </w:pPr>
+      <w:r>
+        <w:rPr>
+          <w:color w:val="006A4E"/>
+          <w:sz w:val="25"/>
+        </w:rPr>
+        <w:t>21.1 Daftar Fitur</w:t>
+      </w:r>
+    </w:p>
+    <w:tbl>
+      <w:tblPr>
+        <w:tblStyle w:val="TableGrid"/>
+        <w:tblW w:type="auto" w:w="0"/>
+        <w:tblLook w:firstColumn="1" w:firstRow="1" w:lastColumn="0" w:lastRow="0" w:noHBand="0" w:noVBand="1" w:val="04A0"/>
+      </w:tblPr>
+      <w:tblGrid>
+        <w:gridCol w:w="4320"/>
+        <w:gridCol w:w="4320"/>
+      </w:tblGrid>
+      <w:tr>
+        <w:tc>
+          <w:tcPr>
+            <w:tcW w:type="dxa" w:w="4320"/>
+            <w:shd w:val="clear" w:color="auto" w:fill="006A4E"/>
+          </w:tcPr>
+          <w:p>
+            <w:r/>
+            <w:r>
+              <w:rPr>
+                <w:b/>
+                <w:color w:val="FFFFFF"/>
+                <w:sz w:val="18"/>
+              </w:rPr>
+              <w:t>Fitur</w:t>
+            </w:r>
+          </w:p>
+        </w:tc>
+        <w:tc>
+          <w:tcPr>
+            <w:tcW w:type="dxa" w:w="4320"/>
+            <w:shd w:val="clear" w:color="auto" w:fill="006A4E"/>
+          </w:tcPr>
+          <w:p>
+            <w:r/>
+            <w:r>
+              <w:rPr>
+                <w:b/>
+                <w:color w:val="FFFFFF"/>
+                <w:sz w:val="18"/>
+              </w:rPr>
+              <w:t>Deskripsi</w:t>
+            </w:r>
+          </w:p>
+        </w:tc>
+      </w:tr>
+      <w:tr>
+        <w:tc>
+          <w:tcPr>
+            <w:tcW w:type="dxa" w:w="3024"/>
+          </w:tcPr>
+          <w:p>
+            <w:r/>
+            <w:r>
+              <w:rPr>
+                <w:b/>
+                <w:sz w:val="18"/>
+              </w:rPr>
+              <w:t>Daftar &amp; Filter</w:t>
+            </w:r>
+          </w:p>
+        </w:tc>
+        <w:tc>
+          <w:tcPr>
+            <w:tcW w:type="dxa" w:w="6624"/>
+          </w:tcPr>
+          <w:p>
+            <w:r/>
+            <w:r>
+              <w:rPr>
+                <w:b w:val="0"/>
+                <w:sz w:val="18"/>
+              </w:rPr>
+              <w:t>Kontrak yang berakhir dalam 30 / 90 hari.</w:t>
+            </w:r>
+          </w:p>
+        </w:tc>
+      </w:tr>
+      <w:tr>
+        <w:tc>
+          <w:tcPr>
+            <w:tcW w:type="dxa" w:w="3024"/>
+          </w:tcPr>
+          <w:p>
+            <w:r/>
+            <w:r>
+              <w:rPr>
+                <w:b/>
+                <w:sz w:val="18"/>
+              </w:rPr>
+              <w:t>Reminder Renewal (Cron)</w:t>
+            </w:r>
+          </w:p>
+        </w:tc>
+        <w:tc>
+          <w:tcPr>
+            <w:tcW w:type="dxa" w:w="6624"/>
+          </w:tcPr>
+          <w:p>
+            <w:r/>
+            <w:r>
+              <w:rPr>
+                <w:b w:val="0"/>
+                <w:sz w:val="18"/>
+              </w:rPr>
+              <w:t>Activity reminder perpanjangan otomatis.</w:t>
+            </w:r>
+          </w:p>
+        </w:tc>
+      </w:tr>
+    </w:tbl>
+    <w:p/>
+    <w:p>
+      <w:pPr>
+        <w:pStyle w:val="Heading2"/>
+      </w:pPr>
+      <w:r>
+        <w:rPr>
+          <w:color w:val="006A4E"/>
+          <w:sz w:val="25"/>
+        </w:rPr>
+        <w:t>21.2 User Guide</w:t>
+      </w:r>
+    </w:p>
+    <w:p>
+      <w:pPr>
+        <w:pStyle w:val="ListNumber"/>
+      </w:pPr>
+      <w:r>
+        <w:t>Properties → Lease Expiry: gunakan filter 30/90 hari untuk melihat kontrak mendekati akhir.</w:t>
+      </w:r>
+    </w:p>
+    <w:p>
+      <w:pPr>
+        <w:pStyle w:val="ListNumber"/>
+      </w:pPr>
+      <w:r>
+        <w:t>Biarkan cron menjadwalkan reminder renewal; tindak lanjuti perpanjangan.</w:t>
+      </w:r>
+    </w:p>
+    <w:p>
+      <w:pPr>
+        <w:pStyle w:val="Heading2"/>
+      </w:pPr>
+      <w:r>
+        <w:rPr>
+          <w:color w:val="006A4E"/>
+          <w:sz w:val="25"/>
+        </w:rPr>
+        <w:t>21.3 Skenario Test</w:t>
+      </w:r>
+    </w:p>
+    <w:tbl>
+      <w:tblPr>
+        <w:tblStyle w:val="TableGrid"/>
+        <w:tblW w:type="auto" w:w="0"/>
+        <w:jc w:val="center"/>
+        <w:tblLook w:firstColumn="1" w:firstRow="1" w:lastColumn="0" w:lastRow="0" w:noHBand="0" w:noVBand="1" w:val="04A0"/>
+      </w:tblPr>
+      <w:tblGrid>
+        <w:gridCol w:w="2160"/>
+        <w:gridCol w:w="2160"/>
+        <w:gridCol w:w="2160"/>
+        <w:gridCol w:w="2160"/>
+      </w:tblGrid>
+      <w:tr>
+        <w:tc>
+          <w:tcPr>
+            <w:tcW w:type="dxa" w:w="2160"/>
+            <w:shd w:val="clear" w:color="auto" w:fill="1F3964"/>
+          </w:tcPr>
+          <w:p>
+            <w:r/>
+            <w:r>
+              <w:rPr>
+                <w:b/>
+                <w:color w:val="FFFFFF"/>
+                <w:sz w:val="18"/>
+              </w:rPr>
+              <w:t>ID</w:t>
+            </w:r>
+          </w:p>
+        </w:tc>
+        <w:tc>
+          <w:tcPr>
+            <w:tcW w:type="dxa" w:w="2160"/>
+            <w:shd w:val="clear" w:color="auto" w:fill="1F3964"/>
+          </w:tcPr>
+          <w:p>
+            <w:r/>
+            <w:r>
+              <w:rPr>
+                <w:b/>
+                <w:color w:val="FFFFFF"/>
+                <w:sz w:val="18"/>
+              </w:rPr>
+              <w:t>Skenario</w:t>
+            </w:r>
+          </w:p>
+        </w:tc>
+        <w:tc>
+          <w:tcPr>
+            <w:tcW w:type="dxa" w:w="2160"/>
+            <w:shd w:val="clear" w:color="auto" w:fill="1F3964"/>
+          </w:tcPr>
+          <w:p>
+            <w:r/>
+            <w:r>
+              <w:rPr>
+                <w:b/>
+                <w:color w:val="FFFFFF"/>
+                <w:sz w:val="18"/>
+              </w:rPr>
+              <w:t>Langkah</w:t>
+            </w:r>
+          </w:p>
+        </w:tc>
+        <w:tc>
+          <w:tcPr>
+            <w:tcW w:type="dxa" w:w="2160"/>
+            <w:shd w:val="clear" w:color="auto" w:fill="1F3964"/>
+          </w:tcPr>
+          <w:p>
+            <w:r/>
+            <w:r>
+              <w:rPr>
+                <w:b/>
+                <w:color w:val="FFFFFF"/>
+                <w:sz w:val="18"/>
+              </w:rPr>
+              <w:t>Hasil yang Diharapkan</w:t>
+            </w:r>
+          </w:p>
+        </w:tc>
+      </w:tr>
+      <w:tr>
+        <w:tc>
+          <w:tcPr>
+            <w:tcW w:type="dxa" w:w="720"/>
+          </w:tcPr>
+          <w:p>
+            <w:r/>
+            <w:r>
+              <w:rPr>
+                <w:b/>
+                <w:sz w:val="17"/>
+              </w:rPr>
+              <w:t>LE-01</w:t>
+            </w:r>
+          </w:p>
+        </w:tc>
+        <w:tc>
+          <w:tcPr>
+            <w:tcW w:type="dxa" w:w="2160"/>
+          </w:tcPr>
+          <w:p>
+            <w:r/>
+            <w:r>
+              <w:rPr>
+                <w:b w:val="0"/>
+                <w:sz w:val="17"/>
+              </w:rPr>
+              <w:t>Filter 30 hari</w:t>
+            </w:r>
+          </w:p>
+        </w:tc>
+        <w:tc>
+          <w:tcPr>
+            <w:tcW w:type="dxa" w:w="3744"/>
+          </w:tcPr>
+          <w:p>
+            <w:r/>
+            <w:r>
+              <w:rPr>
+                <w:b w:val="0"/>
+                <w:sz w:val="17"/>
+              </w:rPr>
+              <w:t>Kontrak berakhir dalam 20 hari.</w:t>
+            </w:r>
+          </w:p>
+        </w:tc>
+        <w:tc>
+          <w:tcPr>
+            <w:tcW w:type="dxa" w:w="3024"/>
+          </w:tcPr>
+          <w:p>
+            <w:r/>
+            <w:r>
+              <w:rPr>
+                <w:b w:val="0"/>
+                <w:sz w:val="17"/>
+              </w:rPr>
+              <w:t>Muncul pada filter 30 hari.</w:t>
+            </w:r>
+          </w:p>
+        </w:tc>
+      </w:tr>
+      <w:tr>
+        <w:tc>
+          <w:tcPr>
+            <w:tcW w:type="dxa" w:w="720"/>
+          </w:tcPr>
+          <w:p>
+            <w:r/>
+            <w:r>
+              <w:rPr>
+                <w:b/>
+                <w:sz w:val="17"/>
+              </w:rPr>
+              <w:t>LE-02</w:t>
+            </w:r>
+          </w:p>
+        </w:tc>
+        <w:tc>
+          <w:tcPr>
+            <w:tcW w:type="dxa" w:w="2160"/>
+          </w:tcPr>
+          <w:p>
+            <w:r/>
+            <w:r>
+              <w:rPr>
+                <w:b w:val="0"/>
+                <w:sz w:val="17"/>
+              </w:rPr>
+              <w:t>Reminder renewal</w:t>
+            </w:r>
+          </w:p>
+        </w:tc>
+        <w:tc>
+          <w:tcPr>
+            <w:tcW w:type="dxa" w:w="3744"/>
+          </w:tcPr>
+          <w:p>
+            <w:r/>
+            <w:r>
+              <w:rPr>
+                <w:b w:val="0"/>
+                <w:sz w:val="17"/>
+              </w:rPr>
+              <w:t>Jalankan cron.</w:t>
+            </w:r>
+          </w:p>
+        </w:tc>
+        <w:tc>
+          <w:tcPr>
+            <w:tcW w:type="dxa" w:w="3024"/>
+          </w:tcPr>
+          <w:p>
+            <w:r/>
+            <w:r>
+              <w:rPr>
+                <w:b w:val="0"/>
+                <w:sz w:val="17"/>
+              </w:rPr>
+              <w:t>Activity reminder renewal terjadwal.</w:t>
+            </w:r>
+          </w:p>
+        </w:tc>
+      </w:tr>
+    </w:tbl>
+    <w:p/>
+    <w:p>
+      <w:pPr>
+        <w:pStyle w:val="Heading1"/>
+      </w:pPr>
+      <w:r>
+        <w:rPr>
+          <w:color w:val="1F3964"/>
+          <w:sz w:val="30"/>
+        </w:rPr>
+        <w:t>22. Modul: Vacancy / Availability Board</w:t>
+      </w:r>
+    </w:p>
+    <w:p>
+      <w:pPr>
+        <w:spacing w:after="120"/>
+      </w:pPr>
+      <w:r>
+        <w:rPr>
+          <w:b w:val="0"/>
+          <w:i/>
+          <w:color w:val="555555"/>
+          <w:sz w:val="21"/>
+        </w:rPr>
+        <w:t>Nama teknis: rental_management_vacancy — Menu: Properties → Vacancy.</w:t>
+      </w:r>
+    </w:p>
+    <w:p>
+      <w:pPr>
+        <w:pStyle w:val="Heading2"/>
+      </w:pPr>
+      <w:r>
+        <w:rPr>
+          <w:color w:val="006A4E"/>
+          <w:sz w:val="25"/>
+        </w:rPr>
+        <w:t>22.1 Daftar Fitur</w:t>
+      </w:r>
+    </w:p>
+    <w:tbl>
+      <w:tblPr>
+        <w:tblStyle w:val="TableGrid"/>
+        <w:tblW w:type="auto" w:w="0"/>
+        <w:tblLook w:firstColumn="1" w:firstRow="1" w:lastColumn="0" w:lastRow="0" w:noHBand="0" w:noVBand="1" w:val="04A0"/>
+      </w:tblPr>
+      <w:tblGrid>
+        <w:gridCol w:w="4320"/>
+        <w:gridCol w:w="4320"/>
+      </w:tblGrid>
+      <w:tr>
+        <w:tc>
+          <w:tcPr>
+            <w:tcW w:type="dxa" w:w="4320"/>
+            <w:shd w:val="clear" w:color="auto" w:fill="006A4E"/>
+          </w:tcPr>
+          <w:p>
+            <w:r/>
+            <w:r>
+              <w:rPr>
+                <w:b/>
+                <w:color w:val="FFFFFF"/>
+                <w:sz w:val="18"/>
+              </w:rPr>
+              <w:t>Fitur</w:t>
+            </w:r>
+          </w:p>
+        </w:tc>
+        <w:tc>
+          <w:tcPr>
+            <w:tcW w:type="dxa" w:w="4320"/>
+            <w:shd w:val="clear" w:color="auto" w:fill="006A4E"/>
+          </w:tcPr>
+          <w:p>
+            <w:r/>
+            <w:r>
+              <w:rPr>
+                <w:b/>
+                <w:color w:val="FFFFFF"/>
+                <w:sz w:val="18"/>
+              </w:rPr>
+              <w:t>Deskripsi</w:t>
+            </w:r>
+          </w:p>
+        </w:tc>
+      </w:tr>
+      <w:tr>
+        <w:tc>
+          <w:tcPr>
+            <w:tcW w:type="dxa" w:w="3024"/>
+          </w:tcPr>
+          <w:p>
+            <w:r/>
+            <w:r>
+              <w:rPr>
+                <w:b/>
+                <w:sz w:val="18"/>
+              </w:rPr>
+              <w:t>Board Status</w:t>
+            </w:r>
+          </w:p>
+        </w:tc>
+        <w:tc>
+          <w:tcPr>
+            <w:tcW w:type="dxa" w:w="6624"/>
+          </w:tcPr>
+          <w:p>
+            <w:r/>
+            <w:r>
+              <w:rPr>
+                <w:b w:val="0"/>
+                <w:sz w:val="18"/>
+              </w:rPr>
+              <w:t>Properti dikelompokkan per status: available / on-rent / booked.</w:t>
+            </w:r>
+          </w:p>
+        </w:tc>
+      </w:tr>
+      <w:tr>
+        <w:tc>
+          <w:tcPr>
+            <w:tcW w:type="dxa" w:w="3024"/>
+          </w:tcPr>
+          <w:p>
+            <w:r/>
+            <w:r>
+              <w:rPr>
+                <w:b/>
+                <w:sz w:val="18"/>
+              </w:rPr>
+              <w:t>Filter</w:t>
+            </w:r>
+          </w:p>
+        </w:tc>
+        <w:tc>
+          <w:tcPr>
+            <w:tcW w:type="dxa" w:w="6624"/>
+          </w:tcPr>
+          <w:p>
+            <w:r/>
+            <w:r>
+              <w:rPr>
+                <w:b w:val="0"/>
+                <w:sz w:val="18"/>
+              </w:rPr>
+              <w:t>Penyaringan cepat unit kosong vs tersewa.</w:t>
+            </w:r>
+          </w:p>
+        </w:tc>
+      </w:tr>
+    </w:tbl>
+    <w:p/>
+    <w:p>
+      <w:pPr>
+        <w:pStyle w:val="Heading2"/>
+      </w:pPr>
+      <w:r>
+        <w:rPr>
+          <w:color w:val="006A4E"/>
+          <w:sz w:val="25"/>
+        </w:rPr>
+        <w:t>22.2 User Guide</w:t>
+      </w:r>
+    </w:p>
+    <w:p>
+      <w:pPr>
+        <w:pStyle w:val="ListNumber"/>
+      </w:pPr>
+      <w:r>
+        <w:t>Properties → Vacancy: lihat pengelompokan status.</w:t>
+      </w:r>
+    </w:p>
+    <w:p>
+      <w:pPr>
+        <w:pStyle w:val="ListNumber"/>
+      </w:pPr>
+      <w:r>
+        <w:t>Filter "Available" untuk daftar unit yang siap dipasarkan.</w:t>
+      </w:r>
+    </w:p>
+    <w:p>
+      <w:pPr>
+        <w:pStyle w:val="Heading2"/>
+      </w:pPr>
+      <w:r>
+        <w:rPr>
+          <w:color w:val="006A4E"/>
+          <w:sz w:val="25"/>
+        </w:rPr>
+        <w:t>22.3 Skenario Test</w:t>
+      </w:r>
+    </w:p>
+    <w:tbl>
+      <w:tblPr>
+        <w:tblStyle w:val="TableGrid"/>
+        <w:tblW w:type="auto" w:w="0"/>
+        <w:jc w:val="center"/>
+        <w:tblLook w:firstColumn="1" w:firstRow="1" w:lastColumn="0" w:lastRow="0" w:noHBand="0" w:noVBand="1" w:val="04A0"/>
+      </w:tblPr>
+      <w:tblGrid>
+        <w:gridCol w:w="2160"/>
+        <w:gridCol w:w="2160"/>
+        <w:gridCol w:w="2160"/>
+        <w:gridCol w:w="2160"/>
+      </w:tblGrid>
+      <w:tr>
+        <w:tc>
+          <w:tcPr>
+            <w:tcW w:type="dxa" w:w="2160"/>
+            <w:shd w:val="clear" w:color="auto" w:fill="1F3964"/>
+          </w:tcPr>
+          <w:p>
+            <w:r/>
+            <w:r>
+              <w:rPr>
+                <w:b/>
+                <w:color w:val="FFFFFF"/>
+                <w:sz w:val="18"/>
+              </w:rPr>
+              <w:t>ID</w:t>
+            </w:r>
+          </w:p>
+        </w:tc>
+        <w:tc>
+          <w:tcPr>
+            <w:tcW w:type="dxa" w:w="2160"/>
+            <w:shd w:val="clear" w:color="auto" w:fill="1F3964"/>
+          </w:tcPr>
+          <w:p>
+            <w:r/>
+            <w:r>
+              <w:rPr>
+                <w:b/>
+                <w:color w:val="FFFFFF"/>
+                <w:sz w:val="18"/>
+              </w:rPr>
+              <w:t>Skenario</w:t>
+            </w:r>
+          </w:p>
+        </w:tc>
+        <w:tc>
+          <w:tcPr>
+            <w:tcW w:type="dxa" w:w="2160"/>
+            <w:shd w:val="clear" w:color="auto" w:fill="1F3964"/>
+          </w:tcPr>
+          <w:p>
+            <w:r/>
+            <w:r>
+              <w:rPr>
+                <w:b/>
+                <w:color w:val="FFFFFF"/>
+                <w:sz w:val="18"/>
+              </w:rPr>
+              <w:t>Langkah</w:t>
+            </w:r>
+          </w:p>
+        </w:tc>
+        <w:tc>
+          <w:tcPr>
+            <w:tcW w:type="dxa" w:w="2160"/>
+            <w:shd w:val="clear" w:color="auto" w:fill="1F3964"/>
+          </w:tcPr>
+          <w:p>
+            <w:r/>
+            <w:r>
+              <w:rPr>
+                <w:b/>
+                <w:color w:val="FFFFFF"/>
+                <w:sz w:val="18"/>
+              </w:rPr>
+              <w:t>Hasil yang Diharapkan</w:t>
+            </w:r>
+          </w:p>
+        </w:tc>
+      </w:tr>
+      <w:tr>
+        <w:tc>
+          <w:tcPr>
+            <w:tcW w:type="dxa" w:w="720"/>
+          </w:tcPr>
+          <w:p>
+            <w:r/>
+            <w:r>
+              <w:rPr>
+                <w:b/>
+                <w:sz w:val="17"/>
+              </w:rPr>
+              <w:t>VC-01</w:t>
+            </w:r>
+          </w:p>
+        </w:tc>
+        <w:tc>
+          <w:tcPr>
+            <w:tcW w:type="dxa" w:w="2160"/>
+          </w:tcPr>
+          <w:p>
+            <w:r/>
+            <w:r>
+              <w:rPr>
+                <w:b w:val="0"/>
+                <w:sz w:val="17"/>
+              </w:rPr>
+              <w:t>Kelompok status</w:t>
+            </w:r>
+          </w:p>
+        </w:tc>
+        <w:tc>
+          <w:tcPr>
+            <w:tcW w:type="dxa" w:w="3744"/>
+          </w:tcPr>
+          <w:p>
+            <w:r/>
+            <w:r>
+              <w:rPr>
+                <w:b w:val="0"/>
+                <w:sz w:val="17"/>
+              </w:rPr>
+              <w:t>Beberapa properti dengan status berbeda.</w:t>
+            </w:r>
+          </w:p>
+        </w:tc>
+        <w:tc>
+          <w:tcPr>
+            <w:tcW w:type="dxa" w:w="3024"/>
+          </w:tcPr>
+          <w:p>
+            <w:r/>
+            <w:r>
+              <w:rPr>
+                <w:b w:val="0"/>
+                <w:sz w:val="17"/>
+              </w:rPr>
+              <w:t>Board mengelompokkan benar sesuai stage.</w:t>
+            </w:r>
+          </w:p>
+        </w:tc>
+      </w:tr>
+      <w:tr>
+        <w:tc>
+          <w:tcPr>
+            <w:tcW w:type="dxa" w:w="720"/>
+          </w:tcPr>
+          <w:p>
+            <w:r/>
+            <w:r>
+              <w:rPr>
+                <w:b/>
+                <w:sz w:val="17"/>
+              </w:rPr>
+              <w:t>VC-02</w:t>
+            </w:r>
+          </w:p>
+        </w:tc>
+        <w:tc>
+          <w:tcPr>
+            <w:tcW w:type="dxa" w:w="2160"/>
+          </w:tcPr>
+          <w:p>
+            <w:r/>
+            <w:r>
+              <w:rPr>
+                <w:b w:val="0"/>
+                <w:sz w:val="17"/>
+              </w:rPr>
+              <w:t>Filter available</w:t>
+            </w:r>
+          </w:p>
+        </w:tc>
+        <w:tc>
+          <w:tcPr>
+            <w:tcW w:type="dxa" w:w="3744"/>
+          </w:tcPr>
+          <w:p>
+            <w:r/>
+            <w:r>
+              <w:rPr>
+                <w:b w:val="0"/>
+                <w:sz w:val="17"/>
+              </w:rPr>
+              <w:t>Pilih filter Available.</w:t>
+            </w:r>
+          </w:p>
+        </w:tc>
+        <w:tc>
+          <w:tcPr>
+            <w:tcW w:type="dxa" w:w="3024"/>
+          </w:tcPr>
+          <w:p>
+            <w:r/>
+            <w:r>
+              <w:rPr>
+                <w:b w:val="0"/>
+                <w:sz w:val="17"/>
+              </w:rPr>
+              <w:t>Hanya properti available tampil.</w:t>
+            </w:r>
+          </w:p>
+        </w:tc>
+      </w:tr>
+    </w:tbl>
+    <w:p/>
+    <w:p>
+      <w:pPr>
+        <w:pStyle w:val="Heading1"/>
+      </w:pPr>
+      <w:r>
+        <w:rPr>
+          <w:color w:val="1F3964"/>
+          <w:sz w:val="30"/>
+        </w:rPr>
+        <w:t>23. Modul: Preventive Maintenance (PPM)</w:t>
+      </w:r>
+    </w:p>
+    <w:p>
+      <w:pPr>
+        <w:spacing w:after="120"/>
+      </w:pPr>
+      <w:r>
+        <w:rPr>
+          <w:b w:val="0"/>
+          <w:i/>
+          <w:color w:val="555555"/>
+          <w:sz w:val="21"/>
+        </w:rPr>
+        <w:t>Nama teknis: rental_management_ppm — Menu: Properties/Maintenance + cron.</w:t>
+      </w:r>
+    </w:p>
+    <w:p>
+      <w:pPr>
+        <w:pStyle w:val="Heading2"/>
+      </w:pPr>
+      <w:r>
+        <w:rPr>
+          <w:color w:val="006A4E"/>
+          <w:sz w:val="25"/>
+        </w:rPr>
+        <w:t>23.1 Daftar Fitur</w:t>
+      </w:r>
+    </w:p>
+    <w:tbl>
+      <w:tblPr>
+        <w:tblStyle w:val="TableGrid"/>
+        <w:tblW w:type="auto" w:w="0"/>
+        <w:tblLook w:firstColumn="1" w:firstRow="1" w:lastColumn="0" w:lastRow="0" w:noHBand="0" w:noVBand="1" w:val="04A0"/>
+      </w:tblPr>
+      <w:tblGrid>
+        <w:gridCol w:w="4320"/>
+        <w:gridCol w:w="4320"/>
+      </w:tblGrid>
+      <w:tr>
+        <w:tc>
+          <w:tcPr>
+            <w:tcW w:type="dxa" w:w="4320"/>
+            <w:shd w:val="clear" w:color="auto" w:fill="006A4E"/>
+          </w:tcPr>
+          <w:p>
+            <w:r/>
+            <w:r>
+              <w:rPr>
+                <w:b/>
+                <w:color w:val="FFFFFF"/>
+                <w:sz w:val="18"/>
+              </w:rPr>
+              <w:t>Fitur</w:t>
+            </w:r>
+          </w:p>
+        </w:tc>
+        <w:tc>
+          <w:tcPr>
+            <w:tcW w:type="dxa" w:w="4320"/>
+            <w:shd w:val="clear" w:color="auto" w:fill="006A4E"/>
+          </w:tcPr>
+          <w:p>
+            <w:r/>
+            <w:r>
+              <w:rPr>
+                <w:b/>
+                <w:color w:val="FFFFFF"/>
+                <w:sz w:val="18"/>
+              </w:rPr>
+              <w:t>Deskripsi</w:t>
+            </w:r>
+          </w:p>
+        </w:tc>
+      </w:tr>
+      <w:tr>
+        <w:tc>
+          <w:tcPr>
+            <w:tcW w:type="dxa" w:w="3024"/>
+          </w:tcPr>
+          <w:p>
+            <w:r/>
+            <w:r>
+              <w:rPr>
+                <w:b/>
+                <w:sz w:val="18"/>
+              </w:rPr>
+              <w:t>PPM Plan</w:t>
+            </w:r>
+          </w:p>
+        </w:tc>
+        <w:tc>
+          <w:tcPr>
+            <w:tcW w:type="dxa" w:w="6624"/>
+          </w:tcPr>
+          <w:p>
+            <w:r/>
+            <w:r>
+              <w:rPr>
+                <w:b w:val="0"/>
+                <w:sz w:val="18"/>
+              </w:rPr>
+              <w:t>Jadwal preventive maintenance per properti/peralatan dengan interval &amp; SLA.</w:t>
+            </w:r>
+          </w:p>
+        </w:tc>
+      </w:tr>
+      <w:tr>
+        <w:tc>
+          <w:tcPr>
+            <w:tcW w:type="dxa" w:w="3024"/>
+          </w:tcPr>
+          <w:p>
+            <w:r/>
+            <w:r>
+              <w:rPr>
+                <w:b/>
+                <w:sz w:val="18"/>
+              </w:rPr>
+              <w:t>Auto-generate (Cron)</w:t>
+            </w:r>
+          </w:p>
+        </w:tc>
+        <w:tc>
+          <w:tcPr>
+            <w:tcW w:type="dxa" w:w="6624"/>
+          </w:tcPr>
+          <w:p>
+            <w:r/>
+            <w:r>
+              <w:rPr>
+                <w:b w:val="0"/>
+                <w:sz w:val="18"/>
+              </w:rPr>
+              <w:t>Membuat maintenance.request otomatis sesuai jadwal.</w:t>
+            </w:r>
+          </w:p>
+        </w:tc>
+      </w:tr>
+    </w:tbl>
+    <w:p/>
+    <w:p>
+      <w:pPr>
+        <w:pStyle w:val="Heading2"/>
+      </w:pPr>
+      <w:r>
+        <w:rPr>
+          <w:color w:val="006A4E"/>
+          <w:sz w:val="25"/>
+        </w:rPr>
+        <w:t>23.2 User Guide</w:t>
+      </w:r>
+    </w:p>
+    <w:p>
+      <w:pPr>
+        <w:pStyle w:val="ListNumber"/>
+      </w:pPr>
+      <w:r>
+        <w:t>Buat PPM Plan: pilih properti/peralatan, interval (mis. bulanan), SLA, penanggung jawab.</w:t>
+      </w:r>
+    </w:p>
+    <w:p>
+      <w:pPr>
+        <w:pStyle w:val="ListNumber"/>
+      </w:pPr>
+      <w:r>
+        <w:t>Biarkan cron membuat maintenance.request pada jadwal; kerjakan via modul Maintenance.</w:t>
+      </w:r>
+    </w:p>
+    <w:p>
+      <w:pPr>
+        <w:pStyle w:val="Heading2"/>
+      </w:pPr>
+      <w:r>
+        <w:rPr>
+          <w:color w:val="006A4E"/>
+          <w:sz w:val="25"/>
+        </w:rPr>
+        <w:t>23.3 Skenario Test</w:t>
+      </w:r>
+    </w:p>
+    <w:tbl>
+      <w:tblPr>
+        <w:tblStyle w:val="TableGrid"/>
+        <w:tblW w:type="auto" w:w="0"/>
+        <w:jc w:val="center"/>
+        <w:tblLook w:firstColumn="1" w:firstRow="1" w:lastColumn="0" w:lastRow="0" w:noHBand="0" w:noVBand="1" w:val="04A0"/>
+      </w:tblPr>
+      <w:tblGrid>
+        <w:gridCol w:w="2160"/>
+        <w:gridCol w:w="2160"/>
+        <w:gridCol w:w="2160"/>
+        <w:gridCol w:w="2160"/>
+      </w:tblGrid>
+      <w:tr>
+        <w:tc>
+          <w:tcPr>
+            <w:tcW w:type="dxa" w:w="2160"/>
+            <w:shd w:val="clear" w:color="auto" w:fill="1F3964"/>
+          </w:tcPr>
+          <w:p>
+            <w:r/>
+            <w:r>
+              <w:rPr>
+                <w:b/>
+                <w:color w:val="FFFFFF"/>
+                <w:sz w:val="18"/>
+              </w:rPr>
+              <w:t>ID</w:t>
+            </w:r>
+          </w:p>
+        </w:tc>
+        <w:tc>
+          <w:tcPr>
+            <w:tcW w:type="dxa" w:w="2160"/>
+            <w:shd w:val="clear" w:color="auto" w:fill="1F3964"/>
+          </w:tcPr>
+          <w:p>
+            <w:r/>
+            <w:r>
+              <w:rPr>
+                <w:b/>
+                <w:color w:val="FFFFFF"/>
+                <w:sz w:val="18"/>
+              </w:rPr>
+              <w:t>Skenario</w:t>
+            </w:r>
+          </w:p>
+        </w:tc>
+        <w:tc>
+          <w:tcPr>
+            <w:tcW w:type="dxa" w:w="2160"/>
+            <w:shd w:val="clear" w:color="auto" w:fill="1F3964"/>
+          </w:tcPr>
+          <w:p>
+            <w:r/>
+            <w:r>
+              <w:rPr>
+                <w:b/>
+                <w:color w:val="FFFFFF"/>
+                <w:sz w:val="18"/>
+              </w:rPr>
+              <w:t>Langkah</w:t>
+            </w:r>
+          </w:p>
+        </w:tc>
+        <w:tc>
+          <w:tcPr>
+            <w:tcW w:type="dxa" w:w="2160"/>
+            <w:shd w:val="clear" w:color="auto" w:fill="1F3964"/>
+          </w:tcPr>
+          <w:p>
+            <w:r/>
+            <w:r>
+              <w:rPr>
+                <w:b/>
+                <w:color w:val="FFFFFF"/>
+                <w:sz w:val="18"/>
+              </w:rPr>
+              <w:t>Hasil yang Diharapkan</w:t>
+            </w:r>
+          </w:p>
+        </w:tc>
+      </w:tr>
+      <w:tr>
+        <w:tc>
+          <w:tcPr>
+            <w:tcW w:type="dxa" w:w="720"/>
+          </w:tcPr>
+          <w:p>
+            <w:r/>
+            <w:r>
+              <w:rPr>
+                <w:b/>
+                <w:sz w:val="17"/>
+              </w:rPr>
+              <w:t>PP-01</w:t>
+            </w:r>
+          </w:p>
+        </w:tc>
+        <w:tc>
+          <w:tcPr>
+            <w:tcW w:type="dxa" w:w="2160"/>
+          </w:tcPr>
+          <w:p>
+            <w:r/>
+            <w:r>
+              <w:rPr>
+                <w:b w:val="0"/>
+                <w:sz w:val="17"/>
+              </w:rPr>
+              <w:t>Generate request</w:t>
+            </w:r>
+          </w:p>
+        </w:tc>
+        <w:tc>
+          <w:tcPr>
+            <w:tcW w:type="dxa" w:w="3744"/>
+          </w:tcPr>
+          <w:p>
+            <w:r/>
+            <w:r>
+              <w:rPr>
+                <w:b w:val="0"/>
+                <w:sz w:val="17"/>
+              </w:rPr>
+              <w:t>PPM plan due hari ini. Jalankan cron.</w:t>
+            </w:r>
+          </w:p>
+        </w:tc>
+        <w:tc>
+          <w:tcPr>
+            <w:tcW w:type="dxa" w:w="3024"/>
+          </w:tcPr>
+          <w:p>
+            <w:r/>
+            <w:r>
+              <w:rPr>
+                <w:b w:val="0"/>
+                <w:sz w:val="17"/>
+              </w:rPr>
+              <w:t>maintenance.request baru terbuat sesuai plan.</w:t>
+            </w:r>
+          </w:p>
+        </w:tc>
+      </w:tr>
+      <w:tr>
+        <w:tc>
+          <w:tcPr>
+            <w:tcW w:type="dxa" w:w="720"/>
+          </w:tcPr>
+          <w:p>
+            <w:r/>
+            <w:r>
+              <w:rPr>
+                <w:b/>
+                <w:sz w:val="17"/>
+              </w:rPr>
+              <w:t>PP-02</w:t>
+            </w:r>
+          </w:p>
+        </w:tc>
+        <w:tc>
+          <w:tcPr>
+            <w:tcW w:type="dxa" w:w="2160"/>
+          </w:tcPr>
+          <w:p>
+            <w:r/>
+            <w:r>
+              <w:rPr>
+                <w:b w:val="0"/>
+                <w:sz w:val="17"/>
+              </w:rPr>
+              <w:t>Interval berikut</w:t>
+            </w:r>
+          </w:p>
+        </w:tc>
+        <w:tc>
+          <w:tcPr>
+            <w:tcW w:type="dxa" w:w="3744"/>
+          </w:tcPr>
+          <w:p>
+            <w:r/>
+            <w:r>
+              <w:rPr>
+                <w:b w:val="0"/>
+                <w:sz w:val="17"/>
+              </w:rPr>
+              <w:t>Setelah generate, cek next date.</w:t>
+            </w:r>
+          </w:p>
+        </w:tc>
+        <w:tc>
+          <w:tcPr>
+            <w:tcW w:type="dxa" w:w="3024"/>
+          </w:tcPr>
+          <w:p>
+            <w:r/>
+            <w:r>
+              <w:rPr>
+                <w:b w:val="0"/>
+                <w:sz w:val="17"/>
+              </w:rPr>
+              <w:t>Tanggal jadwal berikut bergeser sesuai interval.</w:t>
+            </w:r>
+          </w:p>
+        </w:tc>
+      </w:tr>
+    </w:tbl>
+    <w:p/>
+    <w:p>
+      <w:pPr>
+        <w:pStyle w:val="Heading1"/>
+      </w:pPr>
+      <w:r>
+        <w:rPr>
+          <w:color w:val="1F3964"/>
+          <w:sz w:val="30"/>
+        </w:rPr>
+        <w:t>24. Modul: Parking Management</w:t>
+      </w:r>
+    </w:p>
+    <w:p>
+      <w:pPr>
+        <w:spacing w:after="120"/>
+      </w:pPr>
+      <w:r>
+        <w:rPr>
+          <w:b w:val="0"/>
+          <w:i/>
+          <w:color w:val="555555"/>
+          <w:sz w:val="21"/>
+        </w:rPr>
+        <w:t>Nama teknis: rental_management_parking — Menu: Properties → Parking.</w:t>
+      </w:r>
+    </w:p>
+    <w:p>
+      <w:pPr>
+        <w:pStyle w:val="Heading2"/>
+      </w:pPr>
+      <w:r>
+        <w:rPr>
+          <w:color w:val="006A4E"/>
+          <w:sz w:val="25"/>
+        </w:rPr>
+        <w:t>24.1 Daftar Fitur</w:t>
+      </w:r>
+    </w:p>
+    <w:tbl>
+      <w:tblPr>
+        <w:tblStyle w:val="TableGrid"/>
+        <w:tblW w:type="auto" w:w="0"/>
+        <w:tblLook w:firstColumn="1" w:firstRow="1" w:lastColumn="0" w:lastRow="0" w:noHBand="0" w:noVBand="1" w:val="04A0"/>
+      </w:tblPr>
+      <w:tblGrid>
+        <w:gridCol w:w="4320"/>
+        <w:gridCol w:w="4320"/>
+      </w:tblGrid>
+      <w:tr>
+        <w:tc>
+          <w:tcPr>
+            <w:tcW w:type="dxa" w:w="4320"/>
+            <w:shd w:val="clear" w:color="auto" w:fill="006A4E"/>
+          </w:tcPr>
+          <w:p>
+            <w:r/>
+            <w:r>
+              <w:rPr>
+                <w:b/>
+                <w:color w:val="FFFFFF"/>
+                <w:sz w:val="18"/>
+              </w:rPr>
+              <w:t>Fitur</w:t>
+            </w:r>
+          </w:p>
+        </w:tc>
+        <w:tc>
+          <w:tcPr>
+            <w:tcW w:type="dxa" w:w="4320"/>
+            <w:shd w:val="clear" w:color="auto" w:fill="006A4E"/>
+          </w:tcPr>
+          <w:p>
+            <w:r/>
+            <w:r>
+              <w:rPr>
+                <w:b/>
+                <w:color w:val="FFFFFF"/>
+                <w:sz w:val="18"/>
+              </w:rPr>
+              <w:t>Deskripsi</w:t>
+            </w:r>
+          </w:p>
+        </w:tc>
+      </w:tr>
+      <w:tr>
+        <w:tc>
+          <w:tcPr>
+            <w:tcW w:type="dxa" w:w="3024"/>
+          </w:tcPr>
+          <w:p>
+            <w:r/>
+            <w:r>
+              <w:rPr>
+                <w:b/>
+                <w:sz w:val="18"/>
+              </w:rPr>
+              <w:t>Bay Register</w:t>
+            </w:r>
+          </w:p>
+        </w:tc>
+        <w:tc>
+          <w:tcPr>
+            <w:tcW w:type="dxa" w:w="6624"/>
+          </w:tcPr>
+          <w:p>
+            <w:r/>
+            <w:r>
+              <w:rPr>
+                <w:b w:val="0"/>
+                <w:sz w:val="18"/>
+              </w:rPr>
+              <w:t>Daftar petak parkir per properti dengan status.</w:t>
+            </w:r>
+          </w:p>
+        </w:tc>
+      </w:tr>
+      <w:tr>
+        <w:tc>
+          <w:tcPr>
+            <w:tcW w:type="dxa" w:w="3024"/>
+          </w:tcPr>
+          <w:p>
+            <w:r/>
+            <w:r>
+              <w:rPr>
+                <w:b/>
+                <w:sz w:val="18"/>
+              </w:rPr>
+              <w:t>Alokasi Tenant</w:t>
+            </w:r>
+          </w:p>
+        </w:tc>
+        <w:tc>
+          <w:tcPr>
+            <w:tcW w:type="dxa" w:w="6624"/>
+          </w:tcPr>
+          <w:p>
+            <w:r/>
+            <w:r>
+              <w:rPr>
+                <w:b w:val="0"/>
+                <w:sz w:val="18"/>
+              </w:rPr>
+              <w:t>Tetapkan bay ke tenant/kontrak.</w:t>
+            </w:r>
+          </w:p>
+        </w:tc>
+      </w:tr>
+      <w:tr>
+        <w:tc>
+          <w:tcPr>
+            <w:tcW w:type="dxa" w:w="3024"/>
+          </w:tcPr>
+          <w:p>
+            <w:r/>
+            <w:r>
+              <w:rPr>
+                <w:b/>
+                <w:sz w:val="18"/>
+              </w:rPr>
+              <w:t>Invoice Parkir</w:t>
+            </w:r>
+          </w:p>
+        </w:tc>
+        <w:tc>
+          <w:tcPr>
+            <w:tcW w:type="dxa" w:w="6624"/>
+          </w:tcPr>
+          <w:p>
+            <w:r/>
+            <w:r>
+              <w:rPr>
+                <w:b w:val="0"/>
+                <w:sz w:val="18"/>
+              </w:rPr>
+              <w:t>Tagih sewa parkir (ber-tag properti → laporan + analytic).</w:t>
+            </w:r>
+          </w:p>
+        </w:tc>
+      </w:tr>
+    </w:tbl>
+    <w:p/>
+    <w:p>
+      <w:pPr>
+        <w:pStyle w:val="Heading2"/>
+      </w:pPr>
+      <w:r>
+        <w:rPr>
+          <w:color w:val="006A4E"/>
+          <w:sz w:val="25"/>
+        </w:rPr>
+        <w:t>24.2 User Guide</w:t>
+      </w:r>
+    </w:p>
+    <w:p>
+      <w:pPr>
+        <w:pStyle w:val="ListNumber"/>
+      </w:pPr>
+      <w:r>
+        <w:t>Properties → Parking: daftarkan bay (nomor, tipe, tarif).</w:t>
+      </w:r>
+    </w:p>
+    <w:p>
+      <w:pPr>
+        <w:pStyle w:val="ListNumber"/>
+      </w:pPr>
+      <w:r>
+        <w:t>Alokasikan bay ke tenant; buat invoice sewa parkir.</w:t>
+      </w:r>
+    </w:p>
+    <w:p>
+      <w:pPr>
+        <w:pStyle w:val="Heading2"/>
+      </w:pPr>
+      <w:r>
+        <w:rPr>
+          <w:color w:val="006A4E"/>
+          <w:sz w:val="25"/>
+        </w:rPr>
+        <w:t>24.3 Skenario Test</w:t>
+      </w:r>
+    </w:p>
+    <w:tbl>
+      <w:tblPr>
+        <w:tblStyle w:val="TableGrid"/>
+        <w:tblW w:type="auto" w:w="0"/>
+        <w:jc w:val="center"/>
+        <w:tblLook w:firstColumn="1" w:firstRow="1" w:lastColumn="0" w:lastRow="0" w:noHBand="0" w:noVBand="1" w:val="04A0"/>
+      </w:tblPr>
+      <w:tblGrid>
+        <w:gridCol w:w="2160"/>
+        <w:gridCol w:w="2160"/>
+        <w:gridCol w:w="2160"/>
+        <w:gridCol w:w="2160"/>
+      </w:tblGrid>
+      <w:tr>
+        <w:tc>
+          <w:tcPr>
+            <w:tcW w:type="dxa" w:w="2160"/>
+            <w:shd w:val="clear" w:color="auto" w:fill="1F3964"/>
+          </w:tcPr>
+          <w:p>
+            <w:r/>
+            <w:r>
+              <w:rPr>
+                <w:b/>
+                <w:color w:val="FFFFFF"/>
+                <w:sz w:val="18"/>
+              </w:rPr>
+              <w:t>ID</w:t>
+            </w:r>
+          </w:p>
+        </w:tc>
+        <w:tc>
+          <w:tcPr>
+            <w:tcW w:type="dxa" w:w="2160"/>
+            <w:shd w:val="clear" w:color="auto" w:fill="1F3964"/>
+          </w:tcPr>
+          <w:p>
+            <w:r/>
+            <w:r>
+              <w:rPr>
+                <w:b/>
+                <w:color w:val="FFFFFF"/>
+                <w:sz w:val="18"/>
+              </w:rPr>
+              <w:t>Skenario</w:t>
+            </w:r>
+          </w:p>
+        </w:tc>
+        <w:tc>
+          <w:tcPr>
+            <w:tcW w:type="dxa" w:w="2160"/>
+            <w:shd w:val="clear" w:color="auto" w:fill="1F3964"/>
+          </w:tcPr>
+          <w:p>
+            <w:r/>
+            <w:r>
+              <w:rPr>
+                <w:b/>
+                <w:color w:val="FFFFFF"/>
+                <w:sz w:val="18"/>
+              </w:rPr>
+              <w:t>Langkah</w:t>
+            </w:r>
+          </w:p>
+        </w:tc>
+        <w:tc>
+          <w:tcPr>
+            <w:tcW w:type="dxa" w:w="2160"/>
+            <w:shd w:val="clear" w:color="auto" w:fill="1F3964"/>
+          </w:tcPr>
+          <w:p>
+            <w:r/>
+            <w:r>
+              <w:rPr>
+                <w:b/>
+                <w:color w:val="FFFFFF"/>
+                <w:sz w:val="18"/>
+              </w:rPr>
+              <w:t>Hasil yang Diharapkan</w:t>
+            </w:r>
+          </w:p>
+        </w:tc>
+      </w:tr>
+      <w:tr>
+        <w:tc>
+          <w:tcPr>
+            <w:tcW w:type="dxa" w:w="720"/>
+          </w:tcPr>
+          <w:p>
+            <w:r/>
+            <w:r>
+              <w:rPr>
+                <w:b/>
+                <w:sz w:val="17"/>
+              </w:rPr>
+              <w:t>PK-01</w:t>
+            </w:r>
+          </w:p>
+        </w:tc>
+        <w:tc>
+          <w:tcPr>
+            <w:tcW w:type="dxa" w:w="2160"/>
+          </w:tcPr>
+          <w:p>
+            <w:r/>
+            <w:r>
+              <w:rPr>
+                <w:b w:val="0"/>
+                <w:sz w:val="17"/>
+              </w:rPr>
+              <w:t>Alokasi bay</w:t>
+            </w:r>
+          </w:p>
+        </w:tc>
+        <w:tc>
+          <w:tcPr>
+            <w:tcW w:type="dxa" w:w="3744"/>
+          </w:tcPr>
+          <w:p>
+            <w:r/>
+            <w:r>
+              <w:rPr>
+                <w:b w:val="0"/>
+                <w:sz w:val="17"/>
+              </w:rPr>
+              <w:t>Tetapkan bay ke tenant.</w:t>
+            </w:r>
+          </w:p>
+        </w:tc>
+        <w:tc>
+          <w:tcPr>
+            <w:tcW w:type="dxa" w:w="3024"/>
+          </w:tcPr>
+          <w:p>
+            <w:r/>
+            <w:r>
+              <w:rPr>
+                <w:b w:val="0"/>
+                <w:sz w:val="17"/>
+              </w:rPr>
+              <w:t>Bay berstatus allocated; terkait tenant/kontrak.</w:t>
+            </w:r>
+          </w:p>
+        </w:tc>
+      </w:tr>
+      <w:tr>
+        <w:tc>
+          <w:tcPr>
+            <w:tcW w:type="dxa" w:w="720"/>
+          </w:tcPr>
+          <w:p>
+            <w:r/>
+            <w:r>
+              <w:rPr>
+                <w:b/>
+                <w:sz w:val="17"/>
+              </w:rPr>
+              <w:t>PK-02</w:t>
+            </w:r>
+          </w:p>
+        </w:tc>
+        <w:tc>
+          <w:tcPr>
+            <w:tcW w:type="dxa" w:w="2160"/>
+          </w:tcPr>
+          <w:p>
+            <w:r/>
+            <w:r>
+              <w:rPr>
+                <w:b w:val="0"/>
+                <w:sz w:val="17"/>
+              </w:rPr>
+              <w:t>Invoice parkir</w:t>
+            </w:r>
+          </w:p>
+        </w:tc>
+        <w:tc>
+          <w:tcPr>
+            <w:tcW w:type="dxa" w:w="3744"/>
+          </w:tcPr>
+          <w:p>
+            <w:r/>
+            <w:r>
+              <w:rPr>
+                <w:b w:val="0"/>
+                <w:sz w:val="17"/>
+              </w:rPr>
+              <w:t>Buat invoice parkir.</w:t>
+            </w:r>
+          </w:p>
+        </w:tc>
+        <w:tc>
+          <w:tcPr>
+            <w:tcW w:type="dxa" w:w="3024"/>
+          </w:tcPr>
+          <w:p>
+            <w:r/>
+            <w:r>
+              <w:rPr>
+                <w:b w:val="0"/>
+                <w:sz w:val="17"/>
+              </w:rPr>
+              <w:t>out_invoice ber-link properti; muncul di Owners Statement.</w:t>
+            </w:r>
+          </w:p>
+        </w:tc>
+      </w:tr>
+    </w:tbl>
+    <w:p/>
+    <w:p>
+      <w:pPr>
+        <w:pStyle w:val="Heading1"/>
+      </w:pPr>
+      <w:r>
+        <w:rPr>
+          <w:color w:val="1F3964"/>
+          <w:sz w:val="30"/>
+        </w:rPr>
+        <w:t>25. Modul: Property Valuation</w:t>
+      </w:r>
+    </w:p>
+    <w:p>
+      <w:pPr>
+        <w:spacing w:after="120"/>
+      </w:pPr>
+      <w:r>
+        <w:rPr>
+          <w:b w:val="0"/>
+          <w:i/>
+          <w:color w:val="555555"/>
+          <w:sz w:val="21"/>
+        </w:rPr>
+        <w:t>Nama teknis: rental_management_valuation — Menu: Properties → Valuations.</w:t>
+      </w:r>
+    </w:p>
+    <w:p>
+      <w:pPr>
+        <w:pStyle w:val="Heading2"/>
+      </w:pPr>
+      <w:r>
+        <w:rPr>
+          <w:color w:val="006A4E"/>
+          <w:sz w:val="25"/>
+        </w:rPr>
+        <w:t>25.1 Daftar Fitur</w:t>
+      </w:r>
+    </w:p>
+    <w:tbl>
+      <w:tblPr>
+        <w:tblStyle w:val="TableGrid"/>
+        <w:tblW w:type="auto" w:w="0"/>
+        <w:tblLook w:firstColumn="1" w:firstRow="1" w:lastColumn="0" w:lastRow="0" w:noHBand="0" w:noVBand="1" w:val="04A0"/>
+      </w:tblPr>
+      <w:tblGrid>
+        <w:gridCol w:w="4320"/>
+        <w:gridCol w:w="4320"/>
+      </w:tblGrid>
+      <w:tr>
+        <w:tc>
+          <w:tcPr>
+            <w:tcW w:type="dxa" w:w="4320"/>
+            <w:shd w:val="clear" w:color="auto" w:fill="006A4E"/>
+          </w:tcPr>
+          <w:p>
+            <w:r/>
+            <w:r>
+              <w:rPr>
+                <w:b/>
+                <w:color w:val="FFFFFF"/>
+                <w:sz w:val="18"/>
+              </w:rPr>
+              <w:t>Fitur</w:t>
+            </w:r>
+          </w:p>
+        </w:tc>
+        <w:tc>
+          <w:tcPr>
+            <w:tcW w:type="dxa" w:w="4320"/>
+            <w:shd w:val="clear" w:color="auto" w:fill="006A4E"/>
+          </w:tcPr>
+          <w:p>
+            <w:r/>
+            <w:r>
+              <w:rPr>
+                <w:b/>
+                <w:color w:val="FFFFFF"/>
+                <w:sz w:val="18"/>
+              </w:rPr>
+              <w:t>Deskripsi</w:t>
+            </w:r>
+          </w:p>
+        </w:tc>
+      </w:tr>
+      <w:tr>
+        <w:tc>
+          <w:tcPr>
+            <w:tcW w:type="dxa" w:w="3024"/>
+          </w:tcPr>
+          <w:p>
+            <w:r/>
+            <w:r>
+              <w:rPr>
+                <w:b/>
+                <w:sz w:val="18"/>
+              </w:rPr>
+              <w:t>Register Valuasi</w:t>
+            </w:r>
+          </w:p>
+        </w:tc>
+        <w:tc>
+          <w:tcPr>
+            <w:tcW w:type="dxa" w:w="6624"/>
+          </w:tcPr>
+          <w:p>
+            <w:r/>
+            <w:r>
+              <w:rPr>
+                <w:b w:val="0"/>
+                <w:sz w:val="18"/>
+              </w:rPr>
+              <w:t>Valuasi pasar berkala per properti (tanggal, penilai, metode, nilai).</w:t>
+            </w:r>
+          </w:p>
+        </w:tc>
+      </w:tr>
+      <w:tr>
+        <w:tc>
+          <w:tcPr>
+            <w:tcW w:type="dxa" w:w="3024"/>
+          </w:tcPr>
+          <w:p>
+            <w:r/>
+            <w:r>
+              <w:rPr>
+                <w:b/>
+                <w:sz w:val="18"/>
+              </w:rPr>
+              <w:t>Latest Value</w:t>
+            </w:r>
+          </w:p>
+        </w:tc>
+        <w:tc>
+          <w:tcPr>
+            <w:tcW w:type="dxa" w:w="6624"/>
+          </w:tcPr>
+          <w:p>
+            <w:r/>
+            <w:r>
+              <w:rPr>
+                <w:b w:val="0"/>
+                <w:sz w:val="18"/>
+              </w:rPr>
+              <w:t>Nilai terkini tampil pada properti.</w:t>
+            </w:r>
+          </w:p>
+        </w:tc>
+      </w:tr>
+    </w:tbl>
+    <w:p/>
+    <w:p>
+      <w:pPr>
+        <w:pStyle w:val="Heading2"/>
+      </w:pPr>
+      <w:r>
+        <w:rPr>
+          <w:color w:val="006A4E"/>
+          <w:sz w:val="25"/>
+        </w:rPr>
+        <w:t>25.2 User Guide</w:t>
+      </w:r>
+    </w:p>
+    <w:p>
+      <w:pPr>
+        <w:pStyle w:val="ListNumber"/>
+      </w:pPr>
+      <w:r>
+        <w:t>Properties → Valuations → New: pilih properti, tanggal, penilai, metode, nilai pasar.</w:t>
+      </w:r>
+    </w:p>
+    <w:p>
+      <w:pPr>
+        <w:pStyle w:val="ListNumber"/>
+      </w:pPr>
+      <w:r>
+        <w:t>Nilai terbaru otomatis menjadi latest value pada properti.</w:t>
+      </w:r>
+    </w:p>
+    <w:p>
+      <w:pPr>
+        <w:pStyle w:val="Heading2"/>
+      </w:pPr>
+      <w:r>
+        <w:rPr>
+          <w:color w:val="006A4E"/>
+          <w:sz w:val="25"/>
+        </w:rPr>
+        <w:t>25.3 Skenario Test</w:t>
+      </w:r>
+    </w:p>
+    <w:tbl>
+      <w:tblPr>
+        <w:tblStyle w:val="TableGrid"/>
+        <w:tblW w:type="auto" w:w="0"/>
+        <w:jc w:val="center"/>
+        <w:tblLook w:firstColumn="1" w:firstRow="1" w:lastColumn="0" w:lastRow="0" w:noHBand="0" w:noVBand="1" w:val="04A0"/>
+      </w:tblPr>
+      <w:tblGrid>
+        <w:gridCol w:w="2160"/>
+        <w:gridCol w:w="2160"/>
+        <w:gridCol w:w="2160"/>
+        <w:gridCol w:w="2160"/>
+      </w:tblGrid>
+      <w:tr>
+        <w:tc>
+          <w:tcPr>
+            <w:tcW w:type="dxa" w:w="2160"/>
+            <w:shd w:val="clear" w:color="auto" w:fill="1F3964"/>
+          </w:tcPr>
+          <w:p>
+            <w:r/>
+            <w:r>
+              <w:rPr>
+                <w:b/>
+                <w:color w:val="FFFFFF"/>
+                <w:sz w:val="18"/>
+              </w:rPr>
+              <w:t>ID</w:t>
+            </w:r>
+          </w:p>
+        </w:tc>
+        <w:tc>
+          <w:tcPr>
+            <w:tcW w:type="dxa" w:w="2160"/>
+            <w:shd w:val="clear" w:color="auto" w:fill="1F3964"/>
+          </w:tcPr>
+          <w:p>
+            <w:r/>
+            <w:r>
+              <w:rPr>
+                <w:b/>
+                <w:color w:val="FFFFFF"/>
+                <w:sz w:val="18"/>
+              </w:rPr>
+              <w:t>Skenario</w:t>
+            </w:r>
+          </w:p>
+        </w:tc>
+        <w:tc>
+          <w:tcPr>
+            <w:tcW w:type="dxa" w:w="2160"/>
+            <w:shd w:val="clear" w:color="auto" w:fill="1F3964"/>
+          </w:tcPr>
+          <w:p>
+            <w:r/>
+            <w:r>
+              <w:rPr>
+                <w:b/>
+                <w:color w:val="FFFFFF"/>
+                <w:sz w:val="18"/>
+              </w:rPr>
+              <w:t>Langkah</w:t>
+            </w:r>
+          </w:p>
+        </w:tc>
+        <w:tc>
+          <w:tcPr>
+            <w:tcW w:type="dxa" w:w="2160"/>
+            <w:shd w:val="clear" w:color="auto" w:fill="1F3964"/>
+          </w:tcPr>
+          <w:p>
+            <w:r/>
+            <w:r>
+              <w:rPr>
+                <w:b/>
+                <w:color w:val="FFFFFF"/>
+                <w:sz w:val="18"/>
+              </w:rPr>
+              <w:t>Hasil yang Diharapkan</w:t>
+            </w:r>
+          </w:p>
+        </w:tc>
+      </w:tr>
+      <w:tr>
+        <w:tc>
+          <w:tcPr>
+            <w:tcW w:type="dxa" w:w="720"/>
+          </w:tcPr>
+          <w:p>
+            <w:r/>
+            <w:r>
+              <w:rPr>
+                <w:b/>
+                <w:sz w:val="17"/>
+              </w:rPr>
+              <w:t>VL-01</w:t>
+            </w:r>
+          </w:p>
+        </w:tc>
+        <w:tc>
+          <w:tcPr>
+            <w:tcW w:type="dxa" w:w="2160"/>
+          </w:tcPr>
+          <w:p>
+            <w:r/>
+            <w:r>
+              <w:rPr>
+                <w:b w:val="0"/>
+                <w:sz w:val="17"/>
+              </w:rPr>
+              <w:t>Catat valuasi</w:t>
+            </w:r>
+          </w:p>
+        </w:tc>
+        <w:tc>
+          <w:tcPr>
+            <w:tcW w:type="dxa" w:w="3744"/>
+          </w:tcPr>
+          <w:p>
+            <w:r/>
+            <w:r>
+              <w:rPr>
+                <w:b w:val="0"/>
+                <w:sz w:val="17"/>
+              </w:rPr>
+              <w:t>Buat 2 valuasi tanggal berbeda.</w:t>
+            </w:r>
+          </w:p>
+        </w:tc>
+        <w:tc>
+          <w:tcPr>
+            <w:tcW w:type="dxa" w:w="3024"/>
+          </w:tcPr>
+          <w:p>
+            <w:r/>
+            <w:r>
+              <w:rPr>
+                <w:b w:val="0"/>
+                <w:sz w:val="17"/>
+              </w:rPr>
+              <w:t>Latest value = valuasi tanggal terbaru.</w:t>
+            </w:r>
+          </w:p>
+        </w:tc>
+      </w:tr>
+    </w:tbl>
+    <w:p/>
+    <w:p>
+      <w:pPr>
+        <w:pStyle w:val="Heading1"/>
+      </w:pPr>
+      <w:r>
+        <w:rPr>
+          <w:color w:val="1F3964"/>
+          <w:sz w:val="30"/>
+        </w:rPr>
+        <w:t>26. Modul: Access Cards &amp; Visitor Log</w:t>
+      </w:r>
+    </w:p>
+    <w:p>
+      <w:pPr>
+        <w:spacing w:after="120"/>
+      </w:pPr>
+      <w:r>
+        <w:rPr>
+          <w:b w:val="0"/>
+          <w:i/>
+          <w:color w:val="555555"/>
+          <w:sz w:val="21"/>
+        </w:rPr>
+        <w:t>Nama teknis: rental_management_access — Menu: Properties → Access.</w:t>
+      </w:r>
+    </w:p>
+    <w:p>
+      <w:pPr>
+        <w:pStyle w:val="Heading2"/>
+      </w:pPr>
+      <w:r>
+        <w:rPr>
+          <w:color w:val="006A4E"/>
+          <w:sz w:val="25"/>
+        </w:rPr>
+        <w:t>26.1 Daftar Fitur</w:t>
+      </w:r>
+    </w:p>
+    <w:tbl>
+      <w:tblPr>
+        <w:tblStyle w:val="TableGrid"/>
+        <w:tblW w:type="auto" w:w="0"/>
+        <w:tblLook w:firstColumn="1" w:firstRow="1" w:lastColumn="0" w:lastRow="0" w:noHBand="0" w:noVBand="1" w:val="04A0"/>
+      </w:tblPr>
+      <w:tblGrid>
+        <w:gridCol w:w="4320"/>
+        <w:gridCol w:w="4320"/>
+      </w:tblGrid>
+      <w:tr>
+        <w:tc>
+          <w:tcPr>
+            <w:tcW w:type="dxa" w:w="4320"/>
+            <w:shd w:val="clear" w:color="auto" w:fill="006A4E"/>
+          </w:tcPr>
+          <w:p>
+            <w:r/>
+            <w:r>
+              <w:rPr>
+                <w:b/>
+                <w:color w:val="FFFFFF"/>
+                <w:sz w:val="18"/>
+              </w:rPr>
+              <w:t>Fitur</w:t>
+            </w:r>
+          </w:p>
+        </w:tc>
+        <w:tc>
+          <w:tcPr>
+            <w:tcW w:type="dxa" w:w="4320"/>
+            <w:shd w:val="clear" w:color="auto" w:fill="006A4E"/>
+          </w:tcPr>
+          <w:p>
+            <w:r/>
+            <w:r>
+              <w:rPr>
+                <w:b/>
+                <w:color w:val="FFFFFF"/>
+                <w:sz w:val="18"/>
+              </w:rPr>
+              <w:t>Deskripsi</w:t>
+            </w:r>
+          </w:p>
+        </w:tc>
+      </w:tr>
+      <w:tr>
+        <w:tc>
+          <w:tcPr>
+            <w:tcW w:type="dxa" w:w="3024"/>
+          </w:tcPr>
+          <w:p>
+            <w:r/>
+            <w:r>
+              <w:rPr>
+                <w:b/>
+                <w:sz w:val="18"/>
+              </w:rPr>
+              <w:t>Access/Parking Card</w:t>
+            </w:r>
+          </w:p>
+        </w:tc>
+        <w:tc>
+          <w:tcPr>
+            <w:tcW w:type="dxa" w:w="6624"/>
+          </w:tcPr>
+          <w:p>
+            <w:r/>
+            <w:r>
+              <w:rPr>
+                <w:b w:val="0"/>
+                <w:sz w:val="18"/>
+              </w:rPr>
+              <w:t>Register kartu akses/parkir per tenant.</w:t>
+            </w:r>
+          </w:p>
+        </w:tc>
+      </w:tr>
+      <w:tr>
+        <w:tc>
+          <w:tcPr>
+            <w:tcW w:type="dxa" w:w="3024"/>
+          </w:tcPr>
+          <w:p>
+            <w:r/>
+            <w:r>
+              <w:rPr>
+                <w:b/>
+                <w:sz w:val="18"/>
+              </w:rPr>
+              <w:t>Visitor Log</w:t>
+            </w:r>
+          </w:p>
+        </w:tc>
+        <w:tc>
+          <w:tcPr>
+            <w:tcW w:type="dxa" w:w="6624"/>
+          </w:tcPr>
+          <w:p>
+            <w:r/>
+            <w:r>
+              <w:rPr>
+                <w:b w:val="0"/>
+                <w:sz w:val="18"/>
+              </w:rPr>
+              <w:t>Log check-in/check-out tamu.</w:t>
+            </w:r>
+          </w:p>
+        </w:tc>
+      </w:tr>
+    </w:tbl>
+    <w:p/>
+    <w:p>
+      <w:pPr>
+        <w:pStyle w:val="Heading2"/>
+      </w:pPr>
+      <w:r>
+        <w:rPr>
+          <w:color w:val="006A4E"/>
+          <w:sz w:val="25"/>
+        </w:rPr>
+        <w:t>26.2 User Guide</w:t>
+      </w:r>
+    </w:p>
+    <w:p>
+      <w:pPr>
+        <w:pStyle w:val="ListNumber"/>
+      </w:pPr>
+      <w:r>
+        <w:t>Properties → Access: terbitkan kartu (nomor, tenant, masa berlaku).</w:t>
+      </w:r>
+    </w:p>
+    <w:p>
+      <w:pPr>
+        <w:pStyle w:val="ListNumber"/>
+      </w:pPr>
+      <w:r>
+        <w:t>Catat kunjungan tamu pada Visitor Log (check-in/out).</w:t>
+      </w:r>
+    </w:p>
+    <w:p>
+      <w:pPr>
+        <w:pStyle w:val="Heading2"/>
+      </w:pPr>
+      <w:r>
+        <w:rPr>
+          <w:color w:val="006A4E"/>
+          <w:sz w:val="25"/>
+        </w:rPr>
+        <w:t>26.3 Skenario Test</w:t>
+      </w:r>
+    </w:p>
+    <w:tbl>
+      <w:tblPr>
+        <w:tblStyle w:val="TableGrid"/>
+        <w:tblW w:type="auto" w:w="0"/>
+        <w:jc w:val="center"/>
+        <w:tblLook w:firstColumn="1" w:firstRow="1" w:lastColumn="0" w:lastRow="0" w:noHBand="0" w:noVBand="1" w:val="04A0"/>
+      </w:tblPr>
+      <w:tblGrid>
+        <w:gridCol w:w="2160"/>
+        <w:gridCol w:w="2160"/>
+        <w:gridCol w:w="2160"/>
+        <w:gridCol w:w="2160"/>
+      </w:tblGrid>
+      <w:tr>
+        <w:tc>
+          <w:tcPr>
+            <w:tcW w:type="dxa" w:w="2160"/>
+            <w:shd w:val="clear" w:color="auto" w:fill="1F3964"/>
+          </w:tcPr>
+          <w:p>
+            <w:r/>
+            <w:r>
+              <w:rPr>
+                <w:b/>
+                <w:color w:val="FFFFFF"/>
+                <w:sz w:val="18"/>
+              </w:rPr>
+              <w:t>ID</w:t>
+            </w:r>
+          </w:p>
+        </w:tc>
+        <w:tc>
+          <w:tcPr>
+            <w:tcW w:type="dxa" w:w="2160"/>
+            <w:shd w:val="clear" w:color="auto" w:fill="1F3964"/>
+          </w:tcPr>
+          <w:p>
+            <w:r/>
+            <w:r>
+              <w:rPr>
+                <w:b/>
+                <w:color w:val="FFFFFF"/>
+                <w:sz w:val="18"/>
+              </w:rPr>
+              <w:t>Skenario</w:t>
+            </w:r>
+          </w:p>
+        </w:tc>
+        <w:tc>
+          <w:tcPr>
+            <w:tcW w:type="dxa" w:w="2160"/>
+            <w:shd w:val="clear" w:color="auto" w:fill="1F3964"/>
+          </w:tcPr>
+          <w:p>
+            <w:r/>
+            <w:r>
+              <w:rPr>
+                <w:b/>
+                <w:color w:val="FFFFFF"/>
+                <w:sz w:val="18"/>
+              </w:rPr>
+              <w:t>Langkah</w:t>
+            </w:r>
+          </w:p>
+        </w:tc>
+        <w:tc>
+          <w:tcPr>
+            <w:tcW w:type="dxa" w:w="2160"/>
+            <w:shd w:val="clear" w:color="auto" w:fill="1F3964"/>
+          </w:tcPr>
+          <w:p>
+            <w:r/>
+            <w:r>
+              <w:rPr>
+                <w:b/>
+                <w:color w:val="FFFFFF"/>
+                <w:sz w:val="18"/>
+              </w:rPr>
+              <w:t>Hasil yang Diharapkan</w:t>
+            </w:r>
+          </w:p>
+        </w:tc>
+      </w:tr>
+      <w:tr>
+        <w:tc>
+          <w:tcPr>
+            <w:tcW w:type="dxa" w:w="720"/>
+          </w:tcPr>
+          <w:p>
+            <w:r/>
+            <w:r>
+              <w:rPr>
+                <w:b/>
+                <w:sz w:val="17"/>
+              </w:rPr>
+              <w:t>AC-01</w:t>
+            </w:r>
+          </w:p>
+        </w:tc>
+        <w:tc>
+          <w:tcPr>
+            <w:tcW w:type="dxa" w:w="2160"/>
+          </w:tcPr>
+          <w:p>
+            <w:r/>
+            <w:r>
+              <w:rPr>
+                <w:b w:val="0"/>
+                <w:sz w:val="17"/>
+              </w:rPr>
+              <w:t>Terbitkan kartu</w:t>
+            </w:r>
+          </w:p>
+        </w:tc>
+        <w:tc>
+          <w:tcPr>
+            <w:tcW w:type="dxa" w:w="3744"/>
+          </w:tcPr>
+          <w:p>
+            <w:r/>
+            <w:r>
+              <w:rPr>
+                <w:b w:val="0"/>
+                <w:sz w:val="17"/>
+              </w:rPr>
+              <w:t>Buat kartu akses untuk tenant.</w:t>
+            </w:r>
+          </w:p>
+        </w:tc>
+        <w:tc>
+          <w:tcPr>
+            <w:tcW w:type="dxa" w:w="3024"/>
+          </w:tcPr>
+          <w:p>
+            <w:r/>
+            <w:r>
+              <w:rPr>
+                <w:b w:val="0"/>
+                <w:sz w:val="17"/>
+              </w:rPr>
+              <w:t>Kartu tercatat &amp; terkait tenant.</w:t>
+            </w:r>
+          </w:p>
+        </w:tc>
+      </w:tr>
+      <w:tr>
+        <w:tc>
+          <w:tcPr>
+            <w:tcW w:type="dxa" w:w="720"/>
+          </w:tcPr>
+          <w:p>
+            <w:r/>
+            <w:r>
+              <w:rPr>
+                <w:b/>
+                <w:sz w:val="17"/>
+              </w:rPr>
+              <w:t>AC-02</w:t>
+            </w:r>
+          </w:p>
+        </w:tc>
+        <w:tc>
+          <w:tcPr>
+            <w:tcW w:type="dxa" w:w="2160"/>
+          </w:tcPr>
+          <w:p>
+            <w:r/>
+            <w:r>
+              <w:rPr>
+                <w:b w:val="0"/>
+                <w:sz w:val="17"/>
+              </w:rPr>
+              <w:t>Log tamu</w:t>
+            </w:r>
+          </w:p>
+        </w:tc>
+        <w:tc>
+          <w:tcPr>
+            <w:tcW w:type="dxa" w:w="3744"/>
+          </w:tcPr>
+          <w:p>
+            <w:r/>
+            <w:r>
+              <w:rPr>
+                <w:b w:val="0"/>
+                <w:sz w:val="17"/>
+              </w:rPr>
+              <w:t>Catat check-in lalu check-out tamu.</w:t>
+            </w:r>
+          </w:p>
+        </w:tc>
+        <w:tc>
+          <w:tcPr>
+            <w:tcW w:type="dxa" w:w="3024"/>
+          </w:tcPr>
+          <w:p>
+            <w:r/>
+            <w:r>
+              <w:rPr>
+                <w:b w:val="0"/>
+                <w:sz w:val="17"/>
+              </w:rPr>
+              <w:t>Waktu check-in/out tersimpan.</w:t>
+            </w:r>
+          </w:p>
+        </w:tc>
+      </w:tr>
+    </w:tbl>
+    <w:p/>
+    <w:p>
+      <w:pPr>
+        <w:pStyle w:val="Heading1"/>
+      </w:pPr>
+      <w:r>
+        <w:rPr>
+          <w:color w:val="1F3964"/>
+          <w:sz w:val="30"/>
+        </w:rPr>
+        <w:t>27. Modul: Contract e-Signature Tracking</w:t>
+      </w:r>
+    </w:p>
+    <w:p>
+      <w:pPr>
+        <w:spacing w:after="120"/>
+      </w:pPr>
+      <w:r>
+        <w:rPr>
+          <w:b w:val="0"/>
+          <w:i/>
+          <w:color w:val="555555"/>
+          <w:sz w:val="21"/>
+        </w:rPr>
+        <w:t>Nama teknis: rental_management_esign — pada kontrak + mail.</w:t>
+      </w:r>
+    </w:p>
+    <w:p>
+      <w:pPr>
+        <w:pStyle w:val="Heading2"/>
+      </w:pPr>
+      <w:r>
+        <w:rPr>
+          <w:color w:val="006A4E"/>
+          <w:sz w:val="25"/>
+        </w:rPr>
+        <w:t>27.1 Daftar Fitur</w:t>
+      </w:r>
+    </w:p>
+    <w:tbl>
+      <w:tblPr>
+        <w:tblStyle w:val="TableGrid"/>
+        <w:tblW w:type="auto" w:w="0"/>
+        <w:tblLook w:firstColumn="1" w:firstRow="1" w:lastColumn="0" w:lastRow="0" w:noHBand="0" w:noVBand="1" w:val="04A0"/>
+      </w:tblPr>
+      <w:tblGrid>
+        <w:gridCol w:w="4320"/>
+        <w:gridCol w:w="4320"/>
+      </w:tblGrid>
+      <w:tr>
+        <w:tc>
+          <w:tcPr>
+            <w:tcW w:type="dxa" w:w="4320"/>
+            <w:shd w:val="clear" w:color="auto" w:fill="006A4E"/>
+          </w:tcPr>
+          <w:p>
+            <w:r/>
+            <w:r>
+              <w:rPr>
+                <w:b/>
+                <w:color w:val="FFFFFF"/>
+                <w:sz w:val="18"/>
+              </w:rPr>
+              <w:t>Fitur</w:t>
+            </w:r>
+          </w:p>
+        </w:tc>
+        <w:tc>
+          <w:tcPr>
+            <w:tcW w:type="dxa" w:w="4320"/>
+            <w:shd w:val="clear" w:color="auto" w:fill="006A4E"/>
+          </w:tcPr>
+          <w:p>
+            <w:r/>
+            <w:r>
+              <w:rPr>
+                <w:b/>
+                <w:color w:val="FFFFFF"/>
+                <w:sz w:val="18"/>
+              </w:rPr>
+              <w:t>Deskripsi</w:t>
+            </w:r>
+          </w:p>
+        </w:tc>
+      </w:tr>
+      <w:tr>
+        <w:tc>
+          <w:tcPr>
+            <w:tcW w:type="dxa" w:w="3024"/>
+          </w:tcPr>
+          <w:p>
+            <w:r/>
+            <w:r>
+              <w:rPr>
+                <w:b/>
+                <w:sz w:val="18"/>
+              </w:rPr>
+              <w:t>Signature Request</w:t>
+            </w:r>
+          </w:p>
+        </w:tc>
+        <w:tc>
+          <w:tcPr>
+            <w:tcW w:type="dxa" w:w="6624"/>
+          </w:tcPr>
+          <w:p>
+            <w:r/>
+            <w:r>
+              <w:rPr>
+                <w:b w:val="0"/>
+                <w:sz w:val="18"/>
+              </w:rPr>
+              <w:t>Tracking permintaan tanda tangan kontrak (ringan, tanpa app Sign Enterprise).</w:t>
+            </w:r>
+          </w:p>
+        </w:tc>
+      </w:tr>
+      <w:tr>
+        <w:tc>
+          <w:tcPr>
+            <w:tcW w:type="dxa" w:w="3024"/>
+          </w:tcPr>
+          <w:p>
+            <w:r/>
+            <w:r>
+              <w:rPr>
+                <w:b/>
+                <w:sz w:val="18"/>
+              </w:rPr>
+              <w:t>Status</w:t>
+            </w:r>
+          </w:p>
+        </w:tc>
+        <w:tc>
+          <w:tcPr>
+            <w:tcW w:type="dxa" w:w="6624"/>
+          </w:tcPr>
+          <w:p>
+            <w:r/>
+            <w:r>
+              <w:rPr>
+                <w:b w:val="0"/>
+                <w:sz w:val="18"/>
+              </w:rPr>
+              <w:t>Sent → Signed; catatan tanggal &amp; penandatangan via email/chatter.</w:t>
+            </w:r>
+          </w:p>
+        </w:tc>
+      </w:tr>
+    </w:tbl>
+    <w:p/>
+    <w:p>
+      <w:pPr>
+        <w:pStyle w:val="Heading2"/>
+      </w:pPr>
+      <w:r>
+        <w:rPr>
+          <w:color w:val="006A4E"/>
+          <w:sz w:val="25"/>
+        </w:rPr>
+        <w:t>27.2 User Guide</w:t>
+      </w:r>
+    </w:p>
+    <w:p>
+      <w:pPr>
+        <w:pStyle w:val="ListNumber"/>
+      </w:pPr>
+      <w:r>
+        <w:t>Buka kontrak → Request Signature: kirim permintaan ke penandatangan.</w:t>
+      </w:r>
+    </w:p>
+    <w:p>
+      <w:pPr>
+        <w:pStyle w:val="ListNumber"/>
+      </w:pPr>
+      <w:r>
+        <w:t>Tandai Signed saat dokumen ditandatangani; status &amp; tanggal tercatat.</w:t>
+      </w:r>
+    </w:p>
+    <w:p>
+      <w:pPr>
+        <w:pStyle w:val="Heading2"/>
+      </w:pPr>
+      <w:r>
+        <w:rPr>
+          <w:color w:val="006A4E"/>
+          <w:sz w:val="25"/>
+        </w:rPr>
+        <w:t>27.3 Skenario Test</w:t>
+      </w:r>
+    </w:p>
+    <w:tbl>
+      <w:tblPr>
+        <w:tblStyle w:val="TableGrid"/>
+        <w:tblW w:type="auto" w:w="0"/>
+        <w:jc w:val="center"/>
+        <w:tblLook w:firstColumn="1" w:firstRow="1" w:lastColumn="0" w:lastRow="0" w:noHBand="0" w:noVBand="1" w:val="04A0"/>
+      </w:tblPr>
+      <w:tblGrid>
+        <w:gridCol w:w="2160"/>
+        <w:gridCol w:w="2160"/>
+        <w:gridCol w:w="2160"/>
+        <w:gridCol w:w="2160"/>
+      </w:tblGrid>
+      <w:tr>
+        <w:tc>
+          <w:tcPr>
+            <w:tcW w:type="dxa" w:w="2160"/>
+            <w:shd w:val="clear" w:color="auto" w:fill="1F3964"/>
+          </w:tcPr>
+          <w:p>
+            <w:r/>
+            <w:r>
+              <w:rPr>
+                <w:b/>
+                <w:color w:val="FFFFFF"/>
+                <w:sz w:val="18"/>
+              </w:rPr>
+              <w:t>ID</w:t>
+            </w:r>
+          </w:p>
+        </w:tc>
+        <w:tc>
+          <w:tcPr>
+            <w:tcW w:type="dxa" w:w="2160"/>
+            <w:shd w:val="clear" w:color="auto" w:fill="1F3964"/>
+          </w:tcPr>
+          <w:p>
+            <w:r/>
+            <w:r>
+              <w:rPr>
+                <w:b/>
+                <w:color w:val="FFFFFF"/>
+                <w:sz w:val="18"/>
+              </w:rPr>
+              <w:t>Skenario</w:t>
+            </w:r>
+          </w:p>
+        </w:tc>
+        <w:tc>
+          <w:tcPr>
+            <w:tcW w:type="dxa" w:w="2160"/>
+            <w:shd w:val="clear" w:color="auto" w:fill="1F3964"/>
+          </w:tcPr>
+          <w:p>
+            <w:r/>
+            <w:r>
+              <w:rPr>
+                <w:b/>
+                <w:color w:val="FFFFFF"/>
+                <w:sz w:val="18"/>
+              </w:rPr>
+              <w:t>Langkah</w:t>
+            </w:r>
+          </w:p>
+        </w:tc>
+        <w:tc>
+          <w:tcPr>
+            <w:tcW w:type="dxa" w:w="2160"/>
+            <w:shd w:val="clear" w:color="auto" w:fill="1F3964"/>
+          </w:tcPr>
+          <w:p>
+            <w:r/>
+            <w:r>
+              <w:rPr>
+                <w:b/>
+                <w:color w:val="FFFFFF"/>
+                <w:sz w:val="18"/>
+              </w:rPr>
+              <w:t>Hasil yang Diharapkan</w:t>
+            </w:r>
+          </w:p>
+        </w:tc>
+      </w:tr>
+      <w:tr>
+        <w:tc>
+          <w:tcPr>
+            <w:tcW w:type="dxa" w:w="720"/>
+          </w:tcPr>
+          <w:p>
+            <w:r/>
+            <w:r>
+              <w:rPr>
+                <w:b/>
+                <w:sz w:val="17"/>
+              </w:rPr>
+              <w:t>ES-01</w:t>
+            </w:r>
+          </w:p>
+        </w:tc>
+        <w:tc>
+          <w:tcPr>
+            <w:tcW w:type="dxa" w:w="2160"/>
+          </w:tcPr>
+          <w:p>
+            <w:r/>
+            <w:r>
+              <w:rPr>
+                <w:b w:val="0"/>
+                <w:sz w:val="17"/>
+              </w:rPr>
+              <w:t>Kirim permintaan</w:t>
+            </w:r>
+          </w:p>
+        </w:tc>
+        <w:tc>
+          <w:tcPr>
+            <w:tcW w:type="dxa" w:w="3744"/>
+          </w:tcPr>
+          <w:p>
+            <w:r/>
+            <w:r>
+              <w:rPr>
+                <w:b w:val="0"/>
+                <w:sz w:val="17"/>
+              </w:rPr>
+              <w:t>Klik Request Signature pada kontrak.</w:t>
+            </w:r>
+          </w:p>
+        </w:tc>
+        <w:tc>
+          <w:tcPr>
+            <w:tcW w:type="dxa" w:w="3024"/>
+          </w:tcPr>
+          <w:p>
+            <w:r/>
+            <w:r>
+              <w:rPr>
+                <w:b w:val="0"/>
+                <w:sz w:val="17"/>
+              </w:rPr>
+              <w:t>Status=Sent; nomor urut sequence terbuat; email/log tercatat.</w:t>
+            </w:r>
+          </w:p>
+        </w:tc>
+      </w:tr>
+      <w:tr>
+        <w:tc>
+          <w:tcPr>
+            <w:tcW w:type="dxa" w:w="720"/>
+          </w:tcPr>
+          <w:p>
+            <w:r/>
+            <w:r>
+              <w:rPr>
+                <w:b/>
+                <w:sz w:val="17"/>
+              </w:rPr>
+              <w:t>ES-02</w:t>
+            </w:r>
+          </w:p>
+        </w:tc>
+        <w:tc>
+          <w:tcPr>
+            <w:tcW w:type="dxa" w:w="2160"/>
+          </w:tcPr>
+          <w:p>
+            <w:r/>
+            <w:r>
+              <w:rPr>
+                <w:b w:val="0"/>
+                <w:sz w:val="17"/>
+              </w:rPr>
+              <w:t>Tandai signed</w:t>
+            </w:r>
+          </w:p>
+        </w:tc>
+        <w:tc>
+          <w:tcPr>
+            <w:tcW w:type="dxa" w:w="3744"/>
+          </w:tcPr>
+          <w:p>
+            <w:r/>
+            <w:r>
+              <w:rPr>
+                <w:b w:val="0"/>
+                <w:sz w:val="17"/>
+              </w:rPr>
+              <w:t>Klik Mark Signed.</w:t>
+            </w:r>
+          </w:p>
+        </w:tc>
+        <w:tc>
+          <w:tcPr>
+            <w:tcW w:type="dxa" w:w="3024"/>
+          </w:tcPr>
+          <w:p>
+            <w:r/>
+            <w:r>
+              <w:rPr>
+                <w:b w:val="0"/>
+                <w:sz w:val="17"/>
+              </w:rPr>
+              <w:t>Status=Signed; tanggal tanda tangan tersimpan.</w:t>
+            </w:r>
+          </w:p>
+        </w:tc>
+      </w:tr>
+    </w:tbl>
+    <w:p/>
+    <w:p>
+      <w:pPr>
+        <w:pStyle w:val="Heading1"/>
+      </w:pPr>
+      <w:r>
+        <w:rPr>
+          <w:color w:val="1F3964"/>
+          <w:sz w:val="30"/>
+        </w:rPr>
+        <w:t>28. Skenario Test End-to-End (Alur Lengkap)</w:t>
       </w:r>
     </w:p>
     <w:p>
